--- a/hopf-it/Profil_Hopf.docx
+++ b/hopf-it/Profil_Hopf.docx
@@ -19,37 +19,7 @@
           <w:rFonts w:cs="Arial" w:ascii="Arial" w:hAnsi="Arial"/>
         </w:rPr>
         <w:tab/>
-        <w:t xml:space="preserve">München, </w:t>
-      </w:r>
-      <w:r>
-        <w:rPr>
-          <w:rFonts w:cs="Arial" w:ascii="Arial" w:hAnsi="Arial"/>
-        </w:rPr>
-        <w:t>9</w:t>
-      </w:r>
-      <w:r>
-        <w:rPr>
-          <w:rFonts w:cs="Arial" w:ascii="Arial" w:hAnsi="Arial"/>
-        </w:rPr>
-        <w:t>. J</w:t>
-      </w:r>
-      <w:r>
-        <w:rPr>
-          <w:rFonts w:cs="Arial" w:ascii="Arial" w:hAnsi="Arial"/>
-        </w:rPr>
-        <w:t>anuar</w:t>
-      </w:r>
-      <w:r>
-        <w:rPr>
-          <w:rFonts w:cs="Arial" w:ascii="Arial" w:hAnsi="Arial"/>
-        </w:rPr>
-        <w:t xml:space="preserve"> 202</w:t>
-      </w:r>
-      <w:r>
-        <w:rPr>
-          <w:rFonts w:cs="Arial" w:ascii="Arial" w:hAnsi="Arial"/>
-        </w:rPr>
-        <w:t>6</w:t>
+        <w:t>München, 31. März 2026</w:t>
       </w:r>
     </w:p>
     <w:p>
@@ -103,7 +73,7 @@
       <w:tblPr>
         <w:tblW w:w="8859" w:type="dxa"/>
         <w:jc w:val="left"/>
-        <w:tblInd w:w="-70" w:type="dxa"/>
+        <w:tblInd w:w="-69" w:type="dxa"/>
         <w:tblLayout w:type="fixed"/>
         <w:tblCellMar>
           <w:top w:w="0" w:type="dxa"/>
@@ -1052,35 +1022,7 @@
                 <w:rFonts w:cs="Arial" w:ascii="Arial" w:hAnsi="Arial"/>
                 <w:b/>
               </w:rPr>
-              <w:t>1.</w:t>
-            </w:r>
-            <w:r>
-              <w:rPr>
-                <w:rFonts w:cs="Arial" w:ascii="Arial" w:hAnsi="Arial"/>
-                <w:b/>
-              </w:rPr>
-              <w:t>4</w:t>
-            </w:r>
-            <w:r>
-              <w:rPr>
-                <w:rFonts w:cs="Arial" w:ascii="Arial" w:hAnsi="Arial"/>
-                <w:b/>
-              </w:rPr>
-              <w:t>.202</w:t>
-            </w:r>
-            <w:r>
-              <w:rPr>
-                <w:rFonts w:cs="Arial" w:ascii="Arial" w:hAnsi="Arial"/>
-                <w:b/>
-              </w:rPr>
-              <w:t>6</w:t>
-            </w:r>
-            <w:r>
-              <w:rPr>
-                <w:rFonts w:cs="Arial" w:ascii="Arial" w:hAnsi="Arial"/>
-                <w:b/>
-              </w:rPr>
-              <w:t xml:space="preserve"> </w:t>
+              <w:t xml:space="preserve">1.4.2026 </w:t>
             </w:r>
             <w:r>
               <w:rPr>
@@ -1679,13 +1621,7 @@
               <w:rPr>
                 <w:rFonts w:cs="Arial" w:ascii="Arial" w:hAnsi="Arial"/>
               </w:rPr>
-              <w:t>13</w:t>
-            </w:r>
-            <w:r>
-              <w:rPr>
-                <w:rFonts w:cs="Arial" w:ascii="Arial" w:hAnsi="Arial"/>
-              </w:rPr>
-              <w:t xml:space="preserve"> Monate</w:t>
+              <w:t>13 Monate</w:t>
             </w:r>
           </w:p>
         </w:tc>
@@ -2742,8 +2678,8 @@
         <w:tblLook w:val="0000" w:noHBand="0" w:noVBand="0" w:firstColumn="0" w:lastRow="0" w:lastColumn="0" w:firstRow="0"/>
       </w:tblPr>
       <w:tblGrid>
-        <w:gridCol w:w="1576"/>
-        <w:gridCol w:w="2251"/>
+        <w:gridCol w:w="1574"/>
+        <w:gridCol w:w="2253"/>
         <w:gridCol w:w="5480"/>
       </w:tblGrid>
       <w:tr>
@@ -2752,7 +2688,7 @@
         </w:trPr>
         <w:tc>
           <w:tcPr>
-            <w:tcW w:w="1576" w:type="dxa"/>
+            <w:tcW w:w="1574" w:type="dxa"/>
             <w:tcBorders>
               <w:top w:val="single" w:sz="4" w:space="0" w:color="000000"/>
               <w:left w:val="single" w:sz="4" w:space="0" w:color="000000"/>
@@ -2779,7 +2715,7 @@
         </w:tc>
         <w:tc>
           <w:tcPr>
-            <w:tcW w:w="2251" w:type="dxa"/>
+            <w:tcW w:w="2253" w:type="dxa"/>
             <w:tcBorders>
               <w:top w:val="single" w:sz="4" w:space="0" w:color="000000"/>
             </w:tcBorders>
@@ -2872,7 +2808,7 @@
         </w:trPr>
         <w:tc>
           <w:tcPr>
-            <w:tcW w:w="1576" w:type="dxa"/>
+            <w:tcW w:w="1574" w:type="dxa"/>
             <w:tcBorders>
               <w:left w:val="single" w:sz="4" w:space="0" w:color="000000"/>
               <w:bottom w:val="single" w:sz="4" w:space="0" w:color="000000"/>
@@ -2901,7 +2837,7 @@
         </w:tc>
         <w:tc>
           <w:tcPr>
-            <w:tcW w:w="2251" w:type="dxa"/>
+            <w:tcW w:w="2253" w:type="dxa"/>
             <w:tcBorders>
               <w:bottom w:val="single" w:sz="4" w:space="0" w:color="000000"/>
             </w:tcBorders>
@@ -2979,7 +2915,7 @@
               <w:rPr>
                 <w:rFonts w:cs="Arial" w:ascii="Arial" w:hAnsi="Arial"/>
               </w:rPr>
-              <w:t>Angular, @angular/material, bootstrap, eslint, TypeScript, webpack, router, SOAP, JHipster, Ansible, Python, pip, SSH Keys, Openssl, PKCS12, keytool, junit, Java, JakartaEE, JavaScript, podman, Docker, Keycloak, FreeIPA, OpenLDAP, Kerberos, Postgres, Spring Boot, Znuny, IAM, MFA, RedHat, RHEL, Linux, Windows, JIRA, Bitbucket, Exceed TurboX, Jenkins, Sonar, Sonarqube, jacoco, Confluence, checkstyle, archunit, prometheus, JWT, Websockets, Grafana, Logstash, Graylog, checkmk, SNMP, Nexus, gradle, groovy, kotlin, fasterxml, github, vaadin, apache commons, commons, netty, swagger, undertow, jakarta, joda-time, bouncycastle, Intellij, jetbrains, eclipse, hibernate, hamcrest, mapstruct, mockito, seleniumhq, slf4j, springframework, wsdl, nodejs, node, npm, Liquibase, REST, JSON, JavaScript, Git, CI/CD, Spring Actuator, Java 21 Streams API, Spring Data, freeIPA, LDAP</w:t>
+              <w:t>Angular, @angular/material, bootstrap, eslint, TypeScript, webpack, router, SOAP, JHipster, Ansible, Python, pip, SSH Keys, Openssl, PKCS12, keytool, junit, Java, JakartaEE, JavaScript, podman, Docker, Keycloak, FreeIPA, OpenLDAP, Kerberos, Postgres, Spring Boot, Znuny, IAM, MFA, RedHat, RHEL, Linux, Windows, JIRA, Bitbucket, Exceed TurboX, Jenkins, Sonar, Sonarqube, jacoco, Confluence, checkstyle, archunit, prometheus, JWT, Websockets, Grafana, Logstash, Graylog, checkmk, SNMP, Nexus, gradle, groovy, kotlin, fasterxml, github, vaadin, apache commons, commons, netty, swagger, undertow, jakarta, joda-time, bouncycastle, Intellij, jetbrains, eclipse, hibernate, hamcrest, mapstruct, mockito, seleniumhq, slf4j, springframework, wsdl, nodejs, node, npm, Liquibase, REST, JSON, JavaScript, Git, Gitlab, CI/CD, Spring Actuator, Java 21 Streams API, Spring Data, freeIPA, LDAP, LLM, Copilot, Claude, ChatGPT, Polarion</w:t>
             </w:r>
           </w:p>
           <w:p>
@@ -3991,8 +3927,8 @@
         <w:tblLook w:val="0000" w:noHBand="0" w:noVBand="0" w:firstColumn="0" w:lastRow="0" w:lastColumn="0" w:firstRow="0"/>
       </w:tblPr>
       <w:tblGrid>
-        <w:gridCol w:w="1576"/>
-        <w:gridCol w:w="2251"/>
+        <w:gridCol w:w="1574"/>
+        <w:gridCol w:w="2253"/>
         <w:gridCol w:w="5480"/>
       </w:tblGrid>
       <w:tr>
@@ -4001,7 +3937,7 @@
         </w:trPr>
         <w:tc>
           <w:tcPr>
-            <w:tcW w:w="1576" w:type="dxa"/>
+            <w:tcW w:w="1574" w:type="dxa"/>
             <w:tcBorders>
               <w:top w:val="single" w:sz="4" w:space="0" w:color="000000"/>
               <w:left w:val="single" w:sz="4" w:space="0" w:color="000000"/>
@@ -4028,7 +3964,7 @@
         </w:tc>
         <w:tc>
           <w:tcPr>
-            <w:tcW w:w="2251" w:type="dxa"/>
+            <w:tcW w:w="2253" w:type="dxa"/>
             <w:tcBorders>
               <w:top w:val="single" w:sz="4" w:space="0" w:color="000000"/>
             </w:tcBorders>
@@ -4123,7 +4059,7 @@
         </w:trPr>
         <w:tc>
           <w:tcPr>
-            <w:tcW w:w="1576" w:type="dxa"/>
+            <w:tcW w:w="1574" w:type="dxa"/>
             <w:tcBorders>
               <w:left w:val="single" w:sz="4" w:space="0" w:color="000000"/>
               <w:bottom w:val="single" w:sz="4" w:space="0" w:color="000000"/>
@@ -4152,7 +4088,7 @@
         </w:tc>
         <w:tc>
           <w:tcPr>
-            <w:tcW w:w="2251" w:type="dxa"/>
+            <w:tcW w:w="2253" w:type="dxa"/>
             <w:tcBorders>
               <w:bottom w:val="single" w:sz="4" w:space="0" w:color="000000"/>
             </w:tcBorders>
@@ -6153,8 +6089,8 @@
         <w:tblLook w:val="0000" w:noHBand="0" w:noVBand="0" w:firstColumn="0" w:lastRow="0" w:lastColumn="0" w:firstRow="0"/>
       </w:tblPr>
       <w:tblGrid>
-        <w:gridCol w:w="1576"/>
-        <w:gridCol w:w="2251"/>
+        <w:gridCol w:w="1574"/>
+        <w:gridCol w:w="2253"/>
         <w:gridCol w:w="5480"/>
       </w:tblGrid>
       <w:tr>
@@ -6163,7 +6099,7 @@
         </w:trPr>
         <w:tc>
           <w:tcPr>
-            <w:tcW w:w="1576" w:type="dxa"/>
+            <w:tcW w:w="1574" w:type="dxa"/>
             <w:tcBorders>
               <w:top w:val="single" w:sz="4" w:space="0" w:color="000000"/>
               <w:left w:val="single" w:sz="4" w:space="0" w:color="000000"/>
@@ -6190,7 +6126,7 @@
         </w:tc>
         <w:tc>
           <w:tcPr>
-            <w:tcW w:w="2251" w:type="dxa"/>
+            <w:tcW w:w="2253" w:type="dxa"/>
             <w:tcBorders>
               <w:top w:val="single" w:sz="4" w:space="0" w:color="000000"/>
             </w:tcBorders>
@@ -6285,7 +6221,7 @@
         </w:trPr>
         <w:tc>
           <w:tcPr>
-            <w:tcW w:w="1576" w:type="dxa"/>
+            <w:tcW w:w="1574" w:type="dxa"/>
             <w:tcBorders>
               <w:left w:val="single" w:sz="4" w:space="0" w:color="000000"/>
               <w:bottom w:val="single" w:sz="4" w:space="0" w:color="000000"/>
@@ -6314,7 +6250,7 @@
         </w:tc>
         <w:tc>
           <w:tcPr>
-            <w:tcW w:w="2251" w:type="dxa"/>
+            <w:tcW w:w="2253" w:type="dxa"/>
             <w:tcBorders>
               <w:bottom w:val="single" w:sz="4" w:space="0" w:color="000000"/>
             </w:tcBorders>
@@ -6378,7 +6314,7 @@
                 <w:rFonts w:cs="Arial" w:ascii="Arial" w:hAnsi="Arial"/>
                 <w:lang w:val="en-US"/>
               </w:rPr>
-              <w:t xml:space="preserve">Eclipse, IntelliJ, Visual Studio Code, </w:t>
+              <w:t>Eclipse, IntelliJ, Visual Studio Code,</w:t>
             </w:r>
           </w:p>
           <w:p>
@@ -8632,8 +8568,8 @@
         <w:tblLook w:val="0000" w:noHBand="0" w:noVBand="0" w:firstColumn="0" w:lastRow="0" w:lastColumn="0" w:firstRow="0"/>
       </w:tblPr>
       <w:tblGrid>
-        <w:gridCol w:w="1576"/>
-        <w:gridCol w:w="2251"/>
+        <w:gridCol w:w="1574"/>
+        <w:gridCol w:w="2253"/>
         <w:gridCol w:w="5480"/>
       </w:tblGrid>
       <w:tr>
@@ -8642,7 +8578,7 @@
         </w:trPr>
         <w:tc>
           <w:tcPr>
-            <w:tcW w:w="1576" w:type="dxa"/>
+            <w:tcW w:w="1574" w:type="dxa"/>
             <w:tcBorders>
               <w:top w:val="single" w:sz="4" w:space="0" w:color="000000"/>
               <w:left w:val="single" w:sz="4" w:space="0" w:color="000000"/>
@@ -8669,7 +8605,7 @@
         </w:tc>
         <w:tc>
           <w:tcPr>
-            <w:tcW w:w="2251" w:type="dxa"/>
+            <w:tcW w:w="2253" w:type="dxa"/>
             <w:tcBorders>
               <w:top w:val="single" w:sz="4" w:space="0" w:color="000000"/>
             </w:tcBorders>
@@ -8762,7 +8698,7 @@
         </w:trPr>
         <w:tc>
           <w:tcPr>
-            <w:tcW w:w="1576" w:type="dxa"/>
+            <w:tcW w:w="1574" w:type="dxa"/>
             <w:tcBorders>
               <w:left w:val="single" w:sz="4" w:space="0" w:color="000000"/>
               <w:bottom w:val="single" w:sz="4" w:space="0" w:color="000000"/>
@@ -8789,7 +8725,7 @@
         </w:tc>
         <w:tc>
           <w:tcPr>
-            <w:tcW w:w="2251" w:type="dxa"/>
+            <w:tcW w:w="2253" w:type="dxa"/>
             <w:tcBorders>
               <w:bottom w:val="single" w:sz="4" w:space="0" w:color="000000"/>
             </w:tcBorders>
@@ -11008,8 +10944,8 @@
         <w:tblLook w:val="0000" w:noHBand="0" w:noVBand="0" w:firstColumn="0" w:lastRow="0" w:lastColumn="0" w:firstRow="0"/>
       </w:tblPr>
       <w:tblGrid>
-        <w:gridCol w:w="1576"/>
-        <w:gridCol w:w="2251"/>
+        <w:gridCol w:w="1574"/>
+        <w:gridCol w:w="2253"/>
         <w:gridCol w:w="5480"/>
       </w:tblGrid>
       <w:tr>
@@ -11018,7 +10954,7 @@
         </w:trPr>
         <w:tc>
           <w:tcPr>
-            <w:tcW w:w="1576" w:type="dxa"/>
+            <w:tcW w:w="1574" w:type="dxa"/>
             <w:tcBorders>
               <w:top w:val="single" w:sz="4" w:space="0" w:color="000000"/>
               <w:left w:val="single" w:sz="4" w:space="0" w:color="000000"/>
@@ -11045,7 +10981,7 @@
         </w:tc>
         <w:tc>
           <w:tcPr>
-            <w:tcW w:w="2251" w:type="dxa"/>
+            <w:tcW w:w="2253" w:type="dxa"/>
             <w:tcBorders>
               <w:top w:val="single" w:sz="4" w:space="0" w:color="000000"/>
             </w:tcBorders>
@@ -11146,7 +11082,7 @@
         </w:trPr>
         <w:tc>
           <w:tcPr>
-            <w:tcW w:w="1576" w:type="dxa"/>
+            <w:tcW w:w="1574" w:type="dxa"/>
             <w:tcBorders>
               <w:left w:val="single" w:sz="4" w:space="0" w:color="000000"/>
               <w:bottom w:val="single" w:sz="4" w:space="0" w:color="000000"/>
@@ -11173,7 +11109,7 @@
         </w:tc>
         <w:tc>
           <w:tcPr>
-            <w:tcW w:w="2251" w:type="dxa"/>
+            <w:tcW w:w="2253" w:type="dxa"/>
             <w:tcBorders>
               <w:bottom w:val="single" w:sz="4" w:space="0" w:color="000000"/>
             </w:tcBorders>
@@ -13382,8 +13318,8 @@
         <w:tblLook w:val="0000" w:noHBand="0" w:noVBand="0" w:firstColumn="0" w:lastRow="0" w:lastColumn="0" w:firstRow="0"/>
       </w:tblPr>
       <w:tblGrid>
-        <w:gridCol w:w="1576"/>
-        <w:gridCol w:w="2251"/>
+        <w:gridCol w:w="1574"/>
+        <w:gridCol w:w="2253"/>
         <w:gridCol w:w="5480"/>
       </w:tblGrid>
       <w:tr>
@@ -13392,7 +13328,7 @@
         </w:trPr>
         <w:tc>
           <w:tcPr>
-            <w:tcW w:w="1576" w:type="dxa"/>
+            <w:tcW w:w="1574" w:type="dxa"/>
             <w:tcBorders>
               <w:top w:val="single" w:sz="4" w:space="0" w:color="000000"/>
               <w:left w:val="single" w:sz="4" w:space="0" w:color="000000"/>
@@ -13419,7 +13355,7 @@
         </w:tc>
         <w:tc>
           <w:tcPr>
-            <w:tcW w:w="2251" w:type="dxa"/>
+            <w:tcW w:w="2253" w:type="dxa"/>
             <w:tcBorders>
               <w:top w:val="single" w:sz="4" w:space="0" w:color="000000"/>
             </w:tcBorders>
@@ -13513,7 +13449,7 @@
         </w:trPr>
         <w:tc>
           <w:tcPr>
-            <w:tcW w:w="1576" w:type="dxa"/>
+            <w:tcW w:w="1574" w:type="dxa"/>
             <w:tcBorders>
               <w:left w:val="single" w:sz="4" w:space="0" w:color="000000"/>
               <w:bottom w:val="single" w:sz="4" w:space="0" w:color="000000"/>
@@ -13540,7 +13476,7 @@
         </w:tc>
         <w:tc>
           <w:tcPr>
-            <w:tcW w:w="2251" w:type="dxa"/>
+            <w:tcW w:w="2253" w:type="dxa"/>
             <w:tcBorders>
               <w:bottom w:val="single" w:sz="4" w:space="0" w:color="000000"/>
             </w:tcBorders>
@@ -15159,8 +15095,8 @@
         <w:tblLook w:val="0000" w:noHBand="0" w:noVBand="0" w:firstColumn="0" w:lastRow="0" w:lastColumn="0" w:firstRow="0"/>
       </w:tblPr>
       <w:tblGrid>
-        <w:gridCol w:w="1576"/>
-        <w:gridCol w:w="2251"/>
+        <w:gridCol w:w="1574"/>
+        <w:gridCol w:w="2253"/>
         <w:gridCol w:w="5480"/>
       </w:tblGrid>
       <w:tr>
@@ -15169,7 +15105,7 @@
         </w:trPr>
         <w:tc>
           <w:tcPr>
-            <w:tcW w:w="1576" w:type="dxa"/>
+            <w:tcW w:w="1574" w:type="dxa"/>
             <w:tcBorders>
               <w:top w:val="single" w:sz="4" w:space="0" w:color="000000"/>
               <w:left w:val="single" w:sz="4" w:space="0" w:color="000000"/>
@@ -15196,7 +15132,7 @@
         </w:tc>
         <w:tc>
           <w:tcPr>
-            <w:tcW w:w="2251" w:type="dxa"/>
+            <w:tcW w:w="2253" w:type="dxa"/>
             <w:tcBorders>
               <w:top w:val="single" w:sz="4" w:space="0" w:color="000000"/>
             </w:tcBorders>
@@ -15290,7 +15226,7 @@
         </w:trPr>
         <w:tc>
           <w:tcPr>
-            <w:tcW w:w="1576" w:type="dxa"/>
+            <w:tcW w:w="1574" w:type="dxa"/>
             <w:tcBorders>
               <w:left w:val="single" w:sz="4" w:space="0" w:color="000000"/>
               <w:bottom w:val="single" w:sz="4" w:space="0" w:color="000000"/>
@@ -15317,7 +15253,7 @@
         </w:tc>
         <w:tc>
           <w:tcPr>
-            <w:tcW w:w="2251" w:type="dxa"/>
+            <w:tcW w:w="2253" w:type="dxa"/>
             <w:tcBorders>
               <w:bottom w:val="single" w:sz="4" w:space="0" w:color="000000"/>
             </w:tcBorders>
@@ -15657,7 +15593,7 @@
               <w:rPr>
                 <w:rFonts w:cs="Arial" w:ascii="Arial" w:hAnsi="Arial"/>
               </w:rPr>
-              <w:t xml:space="preserve">06/2018 </w:t>
+              <w:t>06/2018</w:t>
             </w:r>
           </w:p>
         </w:tc>
@@ -17332,8 +17268,8 @@
         <w:tblLook w:val="0000" w:noHBand="0" w:noVBand="0" w:firstColumn="0" w:lastRow="0" w:lastColumn="0" w:firstRow="0"/>
       </w:tblPr>
       <w:tblGrid>
-        <w:gridCol w:w="1576"/>
-        <w:gridCol w:w="2251"/>
+        <w:gridCol w:w="1574"/>
+        <w:gridCol w:w="2253"/>
         <w:gridCol w:w="5480"/>
       </w:tblGrid>
       <w:tr>
@@ -17342,7 +17278,7 @@
         </w:trPr>
         <w:tc>
           <w:tcPr>
-            <w:tcW w:w="1576" w:type="dxa"/>
+            <w:tcW w:w="1574" w:type="dxa"/>
             <w:tcBorders>
               <w:top w:val="single" w:sz="4" w:space="0" w:color="000000"/>
               <w:left w:val="single" w:sz="4" w:space="0" w:color="000000"/>
@@ -17369,7 +17305,7 @@
         </w:tc>
         <w:tc>
           <w:tcPr>
-            <w:tcW w:w="2251" w:type="dxa"/>
+            <w:tcW w:w="2253" w:type="dxa"/>
             <w:tcBorders>
               <w:top w:val="single" w:sz="4" w:space="0" w:color="000000"/>
             </w:tcBorders>
@@ -17461,7 +17397,7 @@
         </w:trPr>
         <w:tc>
           <w:tcPr>
-            <w:tcW w:w="1576" w:type="dxa"/>
+            <w:tcW w:w="1574" w:type="dxa"/>
             <w:tcBorders>
               <w:left w:val="single" w:sz="4" w:space="0" w:color="000000"/>
               <w:bottom w:val="single" w:sz="4" w:space="0" w:color="000000"/>
@@ -17488,7 +17424,7 @@
         </w:tc>
         <w:tc>
           <w:tcPr>
-            <w:tcW w:w="2251" w:type="dxa"/>
+            <w:tcW w:w="2253" w:type="dxa"/>
             <w:tcBorders>
               <w:bottom w:val="single" w:sz="4" w:space="0" w:color="000000"/>
             </w:tcBorders>
@@ -17865,7 +17801,7 @@
               <w:rPr>
                 <w:rFonts w:cs="Arial" w:ascii="Arial" w:hAnsi="Arial"/>
               </w:rPr>
-              <w:t xml:space="preserve">11/2017 </w:t>
+              <w:t>11/2017</w:t>
             </w:r>
           </w:p>
         </w:tc>
@@ -19170,8 +19106,8 @@
         <w:tblLook w:val="0000" w:noHBand="0" w:noVBand="0" w:firstColumn="0" w:lastRow="0" w:lastColumn="0" w:firstRow="0"/>
       </w:tblPr>
       <w:tblGrid>
-        <w:gridCol w:w="1576"/>
-        <w:gridCol w:w="2251"/>
+        <w:gridCol w:w="1574"/>
+        <w:gridCol w:w="2253"/>
         <w:gridCol w:w="5480"/>
       </w:tblGrid>
       <w:tr>
@@ -19180,7 +19116,7 @@
         </w:trPr>
         <w:tc>
           <w:tcPr>
-            <w:tcW w:w="1576" w:type="dxa"/>
+            <w:tcW w:w="1574" w:type="dxa"/>
             <w:tcBorders>
               <w:top w:val="single" w:sz="4" w:space="0" w:color="000000"/>
               <w:left w:val="single" w:sz="4" w:space="0" w:color="000000"/>
@@ -19207,7 +19143,7 @@
         </w:tc>
         <w:tc>
           <w:tcPr>
-            <w:tcW w:w="2251" w:type="dxa"/>
+            <w:tcW w:w="2253" w:type="dxa"/>
             <w:tcBorders>
               <w:top w:val="single" w:sz="4" w:space="0" w:color="000000"/>
             </w:tcBorders>
@@ -19301,7 +19237,7 @@
         </w:trPr>
         <w:tc>
           <w:tcPr>
-            <w:tcW w:w="1576" w:type="dxa"/>
+            <w:tcW w:w="1574" w:type="dxa"/>
             <w:tcBorders>
               <w:left w:val="single" w:sz="4" w:space="0" w:color="000000"/>
               <w:bottom w:val="single" w:sz="4" w:space="0" w:color="000000"/>
@@ -19330,7 +19266,7 @@
         </w:tc>
         <w:tc>
           <w:tcPr>
-            <w:tcW w:w="2251" w:type="dxa"/>
+            <w:tcW w:w="2253" w:type="dxa"/>
             <w:tcBorders>
               <w:bottom w:val="single" w:sz="4" w:space="0" w:color="000000"/>
             </w:tcBorders>
@@ -19689,7 +19625,7 @@
               <w:rPr>
                 <w:rFonts w:cs="Arial" w:ascii="Arial" w:hAnsi="Arial"/>
               </w:rPr>
-              <w:t xml:space="preserve">03/2017 </w:t>
+              <w:t>03/2017</w:t>
             </w:r>
           </w:p>
         </w:tc>
@@ -20659,8 +20595,8 @@
         <w:tblLook w:val="0000" w:noHBand="0" w:noVBand="0" w:firstColumn="0" w:lastRow="0" w:lastColumn="0" w:firstRow="0"/>
       </w:tblPr>
       <w:tblGrid>
-        <w:gridCol w:w="1576"/>
-        <w:gridCol w:w="2251"/>
+        <w:gridCol w:w="1574"/>
+        <w:gridCol w:w="2253"/>
         <w:gridCol w:w="5480"/>
       </w:tblGrid>
       <w:tr>
@@ -20669,7 +20605,7 @@
         </w:trPr>
         <w:tc>
           <w:tcPr>
-            <w:tcW w:w="1576" w:type="dxa"/>
+            <w:tcW w:w="1574" w:type="dxa"/>
             <w:tcBorders>
               <w:top w:val="single" w:sz="4" w:space="0" w:color="000000"/>
               <w:left w:val="single" w:sz="4" w:space="0" w:color="000000"/>
@@ -20696,7 +20632,7 @@
         </w:tc>
         <w:tc>
           <w:tcPr>
-            <w:tcW w:w="2251" w:type="dxa"/>
+            <w:tcW w:w="2253" w:type="dxa"/>
             <w:tcBorders>
               <w:top w:val="single" w:sz="4" w:space="0" w:color="000000"/>
             </w:tcBorders>
@@ -20788,7 +20724,7 @@
         </w:trPr>
         <w:tc>
           <w:tcPr>
-            <w:tcW w:w="1576" w:type="dxa"/>
+            <w:tcW w:w="1574" w:type="dxa"/>
             <w:tcBorders>
               <w:left w:val="single" w:sz="4" w:space="0" w:color="000000"/>
               <w:bottom w:val="single" w:sz="4" w:space="0" w:color="000000"/>
@@ -20815,7 +20751,7 @@
         </w:tc>
         <w:tc>
           <w:tcPr>
-            <w:tcW w:w="2251" w:type="dxa"/>
+            <w:tcW w:w="2253" w:type="dxa"/>
             <w:tcBorders>
               <w:bottom w:val="single" w:sz="4" w:space="0" w:color="000000"/>
             </w:tcBorders>
@@ -21130,7 +21066,7 @@
               <w:rPr>
                 <w:rFonts w:cs="Arial" w:ascii="Arial" w:hAnsi="Arial"/>
               </w:rPr>
-              <w:t xml:space="preserve">10/2016 </w:t>
+              <w:t>10/2016</w:t>
             </w:r>
           </w:p>
         </w:tc>
@@ -21884,8 +21820,8 @@
         <w:tblLook w:val="0000" w:noHBand="0" w:noVBand="0" w:firstColumn="0" w:lastRow="0" w:lastColumn="0" w:firstRow="0"/>
       </w:tblPr>
       <w:tblGrid>
-        <w:gridCol w:w="1576"/>
-        <w:gridCol w:w="2251"/>
+        <w:gridCol w:w="1574"/>
+        <w:gridCol w:w="2253"/>
         <w:gridCol w:w="5480"/>
       </w:tblGrid>
       <w:tr>
@@ -21894,7 +21830,7 @@
         </w:trPr>
         <w:tc>
           <w:tcPr>
-            <w:tcW w:w="1576" w:type="dxa"/>
+            <w:tcW w:w="1574" w:type="dxa"/>
             <w:tcBorders>
               <w:top w:val="single" w:sz="4" w:space="0" w:color="000000"/>
               <w:left w:val="single" w:sz="4" w:space="0" w:color="000000"/>
@@ -21921,7 +21857,7 @@
         </w:tc>
         <w:tc>
           <w:tcPr>
-            <w:tcW w:w="2251" w:type="dxa"/>
+            <w:tcW w:w="2253" w:type="dxa"/>
             <w:tcBorders>
               <w:top w:val="single" w:sz="4" w:space="0" w:color="000000"/>
             </w:tcBorders>
@@ -22013,7 +21949,7 @@
         </w:trPr>
         <w:tc>
           <w:tcPr>
-            <w:tcW w:w="1576" w:type="dxa"/>
+            <w:tcW w:w="1574" w:type="dxa"/>
             <w:tcBorders>
               <w:left w:val="single" w:sz="4" w:space="0" w:color="000000"/>
               <w:bottom w:val="single" w:sz="4" w:space="0" w:color="000000"/>
@@ -22040,7 +21976,7 @@
         </w:tc>
         <w:tc>
           <w:tcPr>
-            <w:tcW w:w="2251" w:type="dxa"/>
+            <w:tcW w:w="2253" w:type="dxa"/>
             <w:tcBorders>
               <w:bottom w:val="single" w:sz="4" w:space="0" w:color="000000"/>
             </w:tcBorders>
@@ -23395,8 +23331,8 @@
         <w:tblLook w:val="0000" w:noHBand="0" w:noVBand="0" w:firstColumn="0" w:lastRow="0" w:lastColumn="0" w:firstRow="0"/>
       </w:tblPr>
       <w:tblGrid>
-        <w:gridCol w:w="1576"/>
-        <w:gridCol w:w="2251"/>
+        <w:gridCol w:w="1574"/>
+        <w:gridCol w:w="2253"/>
         <w:gridCol w:w="5480"/>
       </w:tblGrid>
       <w:tr>
@@ -23405,7 +23341,7 @@
         </w:trPr>
         <w:tc>
           <w:tcPr>
-            <w:tcW w:w="1576" w:type="dxa"/>
+            <w:tcW w:w="1574" w:type="dxa"/>
             <w:tcBorders>
               <w:top w:val="single" w:sz="4" w:space="0" w:color="000000"/>
               <w:left w:val="single" w:sz="4" w:space="0" w:color="000000"/>
@@ -23432,7 +23368,7 @@
         </w:tc>
         <w:tc>
           <w:tcPr>
-            <w:tcW w:w="2251" w:type="dxa"/>
+            <w:tcW w:w="2253" w:type="dxa"/>
             <w:tcBorders>
               <w:top w:val="single" w:sz="4" w:space="0" w:color="000000"/>
             </w:tcBorders>
@@ -23524,7 +23460,7 @@
         </w:trPr>
         <w:tc>
           <w:tcPr>
-            <w:tcW w:w="1576" w:type="dxa"/>
+            <w:tcW w:w="1574" w:type="dxa"/>
             <w:tcBorders>
               <w:left w:val="single" w:sz="4" w:space="0" w:color="000000"/>
               <w:bottom w:val="single" w:sz="4" w:space="0" w:color="000000"/>
@@ -23551,7 +23487,7 @@
         </w:tc>
         <w:tc>
           <w:tcPr>
-            <w:tcW w:w="2251" w:type="dxa"/>
+            <w:tcW w:w="2253" w:type="dxa"/>
             <w:tcBorders>
               <w:bottom w:val="single" w:sz="4" w:space="0" w:color="000000"/>
             </w:tcBorders>
@@ -24687,8 +24623,8 @@
         <w:tblLook w:val="0000" w:noHBand="0" w:noVBand="0" w:firstColumn="0" w:lastRow="0" w:lastColumn="0" w:firstRow="0"/>
       </w:tblPr>
       <w:tblGrid>
-        <w:gridCol w:w="1576"/>
-        <w:gridCol w:w="2251"/>
+        <w:gridCol w:w="1574"/>
+        <w:gridCol w:w="2253"/>
         <w:gridCol w:w="5480"/>
       </w:tblGrid>
       <w:tr>
@@ -24697,7 +24633,7 @@
         </w:trPr>
         <w:tc>
           <w:tcPr>
-            <w:tcW w:w="1576" w:type="dxa"/>
+            <w:tcW w:w="1574" w:type="dxa"/>
             <w:tcBorders>
               <w:top w:val="single" w:sz="4" w:space="0" w:color="000000"/>
               <w:left w:val="single" w:sz="4" w:space="0" w:color="000000"/>
@@ -24724,7 +24660,7 @@
         </w:tc>
         <w:tc>
           <w:tcPr>
-            <w:tcW w:w="2251" w:type="dxa"/>
+            <w:tcW w:w="2253" w:type="dxa"/>
             <w:tcBorders>
               <w:top w:val="single" w:sz="4" w:space="0" w:color="000000"/>
             </w:tcBorders>
@@ -24816,7 +24752,7 @@
         </w:trPr>
         <w:tc>
           <w:tcPr>
-            <w:tcW w:w="1576" w:type="dxa"/>
+            <w:tcW w:w="1574" w:type="dxa"/>
             <w:tcBorders>
               <w:left w:val="single" w:sz="4" w:space="0" w:color="000000"/>
               <w:bottom w:val="single" w:sz="4" w:space="0" w:color="000000"/>
@@ -24843,7 +24779,7 @@
         </w:tc>
         <w:tc>
           <w:tcPr>
-            <w:tcW w:w="2251" w:type="dxa"/>
+            <w:tcW w:w="2253" w:type="dxa"/>
             <w:tcBorders>
               <w:bottom w:val="single" w:sz="4" w:space="0" w:color="000000"/>
             </w:tcBorders>
@@ -26731,8 +26667,8 @@
         <w:tblLook w:val="0000" w:noHBand="0" w:noVBand="0" w:firstColumn="0" w:lastRow="0" w:lastColumn="0" w:firstRow="0"/>
       </w:tblPr>
       <w:tblGrid>
-        <w:gridCol w:w="1576"/>
-        <w:gridCol w:w="2251"/>
+        <w:gridCol w:w="1574"/>
+        <w:gridCol w:w="2253"/>
         <w:gridCol w:w="5480"/>
       </w:tblGrid>
       <w:tr>
@@ -26741,7 +26677,7 @@
         </w:trPr>
         <w:tc>
           <w:tcPr>
-            <w:tcW w:w="1576" w:type="dxa"/>
+            <w:tcW w:w="1574" w:type="dxa"/>
             <w:tcBorders>
               <w:top w:val="single" w:sz="4" w:space="0" w:color="000000"/>
               <w:left w:val="single" w:sz="4" w:space="0" w:color="000000"/>
@@ -26768,7 +26704,7 @@
         </w:tc>
         <w:tc>
           <w:tcPr>
-            <w:tcW w:w="2251" w:type="dxa"/>
+            <w:tcW w:w="2253" w:type="dxa"/>
             <w:tcBorders>
               <w:top w:val="single" w:sz="4" w:space="0" w:color="000000"/>
             </w:tcBorders>
@@ -26860,7 +26796,7 @@
         </w:trPr>
         <w:tc>
           <w:tcPr>
-            <w:tcW w:w="1576" w:type="dxa"/>
+            <w:tcW w:w="1574" w:type="dxa"/>
             <w:tcBorders>
               <w:left w:val="single" w:sz="4" w:space="0" w:color="000000"/>
               <w:bottom w:val="single" w:sz="4" w:space="0" w:color="000000"/>
@@ -26887,7 +26823,7 @@
         </w:tc>
         <w:tc>
           <w:tcPr>
-            <w:tcW w:w="2251" w:type="dxa"/>
+            <w:tcW w:w="2253" w:type="dxa"/>
             <w:tcBorders>
               <w:bottom w:val="single" w:sz="4" w:space="0" w:color="000000"/>
             </w:tcBorders>
@@ -28687,8 +28623,8 @@
         <w:tblLook w:val="0000" w:noHBand="0" w:noVBand="0" w:firstColumn="0" w:lastRow="0" w:lastColumn="0" w:firstRow="0"/>
       </w:tblPr>
       <w:tblGrid>
-        <w:gridCol w:w="1576"/>
-        <w:gridCol w:w="2251"/>
+        <w:gridCol w:w="1574"/>
+        <w:gridCol w:w="2253"/>
         <w:gridCol w:w="5480"/>
       </w:tblGrid>
       <w:tr>
@@ -28697,7 +28633,7 @@
         </w:trPr>
         <w:tc>
           <w:tcPr>
-            <w:tcW w:w="1576" w:type="dxa"/>
+            <w:tcW w:w="1574" w:type="dxa"/>
             <w:tcBorders>
               <w:top w:val="single" w:sz="4" w:space="0" w:color="000000"/>
               <w:left w:val="single" w:sz="4" w:space="0" w:color="000000"/>
@@ -28724,7 +28660,7 @@
         </w:tc>
         <w:tc>
           <w:tcPr>
-            <w:tcW w:w="2251" w:type="dxa"/>
+            <w:tcW w:w="2253" w:type="dxa"/>
             <w:tcBorders>
               <w:top w:val="single" w:sz="4" w:space="0" w:color="000000"/>
             </w:tcBorders>
@@ -28816,7 +28752,7 @@
         </w:trPr>
         <w:tc>
           <w:tcPr>
-            <w:tcW w:w="1576" w:type="dxa"/>
+            <w:tcW w:w="1574" w:type="dxa"/>
             <w:tcBorders>
               <w:left w:val="single" w:sz="4" w:space="0" w:color="000000"/>
               <w:bottom w:val="single" w:sz="4" w:space="0" w:color="000000"/>
@@ -28843,7 +28779,7 @@
         </w:tc>
         <w:tc>
           <w:tcPr>
-            <w:tcW w:w="2251" w:type="dxa"/>
+            <w:tcW w:w="2253" w:type="dxa"/>
             <w:tcBorders>
               <w:bottom w:val="single" w:sz="4" w:space="0" w:color="000000"/>
             </w:tcBorders>
@@ -30607,8 +30543,8 @@
         <w:tblLook w:val="0000" w:noHBand="0" w:noVBand="0" w:firstColumn="0" w:lastRow="0" w:lastColumn="0" w:firstRow="0"/>
       </w:tblPr>
       <w:tblGrid>
-        <w:gridCol w:w="1576"/>
-        <w:gridCol w:w="2251"/>
+        <w:gridCol w:w="1574"/>
+        <w:gridCol w:w="2253"/>
         <w:gridCol w:w="5480"/>
       </w:tblGrid>
       <w:tr>
@@ -30617,7 +30553,7 @@
         </w:trPr>
         <w:tc>
           <w:tcPr>
-            <w:tcW w:w="1576" w:type="dxa"/>
+            <w:tcW w:w="1574" w:type="dxa"/>
             <w:tcBorders>
               <w:top w:val="single" w:sz="4" w:space="0" w:color="000000"/>
               <w:left w:val="single" w:sz="4" w:space="0" w:color="000000"/>
@@ -30644,7 +30580,7 @@
         </w:tc>
         <w:tc>
           <w:tcPr>
-            <w:tcW w:w="2251" w:type="dxa"/>
+            <w:tcW w:w="2253" w:type="dxa"/>
             <w:tcBorders>
               <w:top w:val="single" w:sz="4" w:space="0" w:color="000000"/>
             </w:tcBorders>
@@ -30738,7 +30674,7 @@
         </w:trPr>
         <w:tc>
           <w:tcPr>
-            <w:tcW w:w="1576" w:type="dxa"/>
+            <w:tcW w:w="1574" w:type="dxa"/>
             <w:tcBorders>
               <w:left w:val="single" w:sz="4" w:space="0" w:color="000000"/>
               <w:bottom w:val="single" w:sz="4" w:space="0" w:color="000000"/>
@@ -30765,7 +30701,7 @@
         </w:tc>
         <w:tc>
           <w:tcPr>
-            <w:tcW w:w="2251" w:type="dxa"/>
+            <w:tcW w:w="2253" w:type="dxa"/>
             <w:tcBorders>
               <w:bottom w:val="single" w:sz="4" w:space="0" w:color="000000"/>
             </w:tcBorders>
@@ -31730,8 +31666,8 @@
         <w:tblLook w:val="0000" w:noHBand="0" w:noVBand="0" w:firstColumn="0" w:lastRow="0" w:lastColumn="0" w:firstRow="0"/>
       </w:tblPr>
       <w:tblGrid>
-        <w:gridCol w:w="1576"/>
-        <w:gridCol w:w="2251"/>
+        <w:gridCol w:w="1574"/>
+        <w:gridCol w:w="2253"/>
         <w:gridCol w:w="5480"/>
       </w:tblGrid>
       <w:tr>
@@ -31740,7 +31676,7 @@
         </w:trPr>
         <w:tc>
           <w:tcPr>
-            <w:tcW w:w="1576" w:type="dxa"/>
+            <w:tcW w:w="1574" w:type="dxa"/>
             <w:tcBorders>
               <w:top w:val="single" w:sz="4" w:space="0" w:color="000000"/>
               <w:left w:val="single" w:sz="4" w:space="0" w:color="000000"/>
@@ -31767,7 +31703,7 @@
         </w:tc>
         <w:tc>
           <w:tcPr>
-            <w:tcW w:w="2251" w:type="dxa"/>
+            <w:tcW w:w="2253" w:type="dxa"/>
             <w:tcBorders>
               <w:top w:val="single" w:sz="4" w:space="0" w:color="000000"/>
             </w:tcBorders>
@@ -31825,7 +31761,7 @@
         </w:trPr>
         <w:tc>
           <w:tcPr>
-            <w:tcW w:w="1576" w:type="dxa"/>
+            <w:tcW w:w="1574" w:type="dxa"/>
             <w:tcBorders>
               <w:left w:val="single" w:sz="4" w:space="0" w:color="000000"/>
               <w:bottom w:val="single" w:sz="4" w:space="0" w:color="000000"/>
@@ -31852,7 +31788,7 @@
         </w:tc>
         <w:tc>
           <w:tcPr>
-            <w:tcW w:w="2251" w:type="dxa"/>
+            <w:tcW w:w="2253" w:type="dxa"/>
             <w:tcBorders>
               <w:bottom w:val="single" w:sz="4" w:space="0" w:color="000000"/>
             </w:tcBorders>
@@ -32915,8 +32851,8 @@
         <w:tblLook w:val="0000" w:noHBand="0" w:noVBand="0" w:firstColumn="0" w:lastRow="0" w:lastColumn="0" w:firstRow="0"/>
       </w:tblPr>
       <w:tblGrid>
-        <w:gridCol w:w="1576"/>
-        <w:gridCol w:w="2251"/>
+        <w:gridCol w:w="1574"/>
+        <w:gridCol w:w="2253"/>
         <w:gridCol w:w="5480"/>
       </w:tblGrid>
       <w:tr>
@@ -32925,7 +32861,7 @@
         </w:trPr>
         <w:tc>
           <w:tcPr>
-            <w:tcW w:w="1576" w:type="dxa"/>
+            <w:tcW w:w="1574" w:type="dxa"/>
             <w:tcBorders>
               <w:top w:val="single" w:sz="4" w:space="0" w:color="000000"/>
               <w:left w:val="single" w:sz="4" w:space="0" w:color="000000"/>
@@ -32952,7 +32888,7 @@
         </w:tc>
         <w:tc>
           <w:tcPr>
-            <w:tcW w:w="2251" w:type="dxa"/>
+            <w:tcW w:w="2253" w:type="dxa"/>
             <w:tcBorders>
               <w:top w:val="single" w:sz="4" w:space="0" w:color="000000"/>
             </w:tcBorders>
@@ -33044,7 +32980,7 @@
         </w:trPr>
         <w:tc>
           <w:tcPr>
-            <w:tcW w:w="1576" w:type="dxa"/>
+            <w:tcW w:w="1574" w:type="dxa"/>
             <w:tcBorders>
               <w:left w:val="single" w:sz="4" w:space="0" w:color="000000"/>
               <w:bottom w:val="single" w:sz="4" w:space="0" w:color="000000"/>
@@ -33071,7 +33007,7 @@
         </w:tc>
         <w:tc>
           <w:tcPr>
-            <w:tcW w:w="2251" w:type="dxa"/>
+            <w:tcW w:w="2253" w:type="dxa"/>
             <w:tcBorders>
               <w:bottom w:val="single" w:sz="4" w:space="0" w:color="000000"/>
             </w:tcBorders>
@@ -34195,8 +34131,8 @@
         <w:tblLook w:val="0000" w:noHBand="0" w:noVBand="0" w:firstColumn="0" w:lastRow="0" w:lastColumn="0" w:firstRow="0"/>
       </w:tblPr>
       <w:tblGrid>
-        <w:gridCol w:w="1576"/>
-        <w:gridCol w:w="2251"/>
+        <w:gridCol w:w="1574"/>
+        <w:gridCol w:w="2253"/>
         <w:gridCol w:w="5480"/>
       </w:tblGrid>
       <w:tr>
@@ -34205,7 +34141,7 @@
         </w:trPr>
         <w:tc>
           <w:tcPr>
-            <w:tcW w:w="1576" w:type="dxa"/>
+            <w:tcW w:w="1574" w:type="dxa"/>
             <w:tcBorders>
               <w:top w:val="single" w:sz="4" w:space="0" w:color="000000"/>
               <w:left w:val="single" w:sz="4" w:space="0" w:color="000000"/>
@@ -34232,7 +34168,7 @@
         </w:tc>
         <w:tc>
           <w:tcPr>
-            <w:tcW w:w="2251" w:type="dxa"/>
+            <w:tcW w:w="2253" w:type="dxa"/>
             <w:tcBorders>
               <w:top w:val="single" w:sz="4" w:space="0" w:color="000000"/>
             </w:tcBorders>
@@ -34324,7 +34260,7 @@
         </w:trPr>
         <w:tc>
           <w:tcPr>
-            <w:tcW w:w="1576" w:type="dxa"/>
+            <w:tcW w:w="1574" w:type="dxa"/>
             <w:tcBorders>
               <w:left w:val="single" w:sz="4" w:space="0" w:color="000000"/>
               <w:bottom w:val="single" w:sz="4" w:space="0" w:color="000000"/>
@@ -34351,7 +34287,7 @@
         </w:tc>
         <w:tc>
           <w:tcPr>
-            <w:tcW w:w="2251" w:type="dxa"/>
+            <w:tcW w:w="2253" w:type="dxa"/>
             <w:tcBorders>
               <w:bottom w:val="single" w:sz="4" w:space="0" w:color="000000"/>
             </w:tcBorders>
@@ -35359,8 +35295,8 @@
         <w:tblLook w:val="0000" w:noHBand="0" w:noVBand="0" w:firstColumn="0" w:lastRow="0" w:lastColumn="0" w:firstRow="0"/>
       </w:tblPr>
       <w:tblGrid>
-        <w:gridCol w:w="1576"/>
-        <w:gridCol w:w="2251"/>
+        <w:gridCol w:w="1574"/>
+        <w:gridCol w:w="2253"/>
         <w:gridCol w:w="5480"/>
       </w:tblGrid>
       <w:tr>
@@ -35369,7 +35305,7 @@
         </w:trPr>
         <w:tc>
           <w:tcPr>
-            <w:tcW w:w="1576" w:type="dxa"/>
+            <w:tcW w:w="1574" w:type="dxa"/>
             <w:tcBorders>
               <w:top w:val="single" w:sz="4" w:space="0" w:color="000000"/>
               <w:left w:val="single" w:sz="4" w:space="0" w:color="000000"/>
@@ -35396,7 +35332,7 @@
         </w:tc>
         <w:tc>
           <w:tcPr>
-            <w:tcW w:w="2251" w:type="dxa"/>
+            <w:tcW w:w="2253" w:type="dxa"/>
             <w:tcBorders>
               <w:top w:val="single" w:sz="4" w:space="0" w:color="000000"/>
             </w:tcBorders>
@@ -35488,7 +35424,7 @@
         </w:trPr>
         <w:tc>
           <w:tcPr>
-            <w:tcW w:w="1576" w:type="dxa"/>
+            <w:tcW w:w="1574" w:type="dxa"/>
             <w:tcBorders>
               <w:left w:val="single" w:sz="4" w:space="0" w:color="000000"/>
               <w:bottom w:val="single" w:sz="4" w:space="0" w:color="000000"/>
@@ -35515,7 +35451,7 @@
         </w:tc>
         <w:tc>
           <w:tcPr>
-            <w:tcW w:w="2251" w:type="dxa"/>
+            <w:tcW w:w="2253" w:type="dxa"/>
             <w:tcBorders>
               <w:bottom w:val="single" w:sz="4" w:space="0" w:color="000000"/>
             </w:tcBorders>
@@ -36547,8 +36483,8 @@
         <w:tblLook w:val="0000" w:noHBand="0" w:noVBand="0" w:firstColumn="0" w:lastRow="0" w:lastColumn="0" w:firstRow="0"/>
       </w:tblPr>
       <w:tblGrid>
-        <w:gridCol w:w="1576"/>
-        <w:gridCol w:w="2251"/>
+        <w:gridCol w:w="1574"/>
+        <w:gridCol w:w="2253"/>
         <w:gridCol w:w="5480"/>
       </w:tblGrid>
       <w:tr>
@@ -36557,7 +36493,7 @@
         </w:trPr>
         <w:tc>
           <w:tcPr>
-            <w:tcW w:w="1576" w:type="dxa"/>
+            <w:tcW w:w="1574" w:type="dxa"/>
             <w:tcBorders>
               <w:top w:val="single" w:sz="4" w:space="0" w:color="000000"/>
               <w:left w:val="single" w:sz="4" w:space="0" w:color="000000"/>
@@ -36584,7 +36520,7 @@
         </w:tc>
         <w:tc>
           <w:tcPr>
-            <w:tcW w:w="2251" w:type="dxa"/>
+            <w:tcW w:w="2253" w:type="dxa"/>
             <w:tcBorders>
               <w:top w:val="single" w:sz="4" w:space="0" w:color="000000"/>
             </w:tcBorders>
@@ -36680,7 +36616,7 @@
         </w:trPr>
         <w:tc>
           <w:tcPr>
-            <w:tcW w:w="1576" w:type="dxa"/>
+            <w:tcW w:w="1574" w:type="dxa"/>
             <w:tcBorders>
               <w:left w:val="single" w:sz="4" w:space="0" w:color="000000"/>
               <w:bottom w:val="single" w:sz="4" w:space="0" w:color="000000"/>
@@ -36709,7 +36645,7 @@
         </w:tc>
         <w:tc>
           <w:tcPr>
-            <w:tcW w:w="2251" w:type="dxa"/>
+            <w:tcW w:w="2253" w:type="dxa"/>
             <w:tcBorders>
               <w:bottom w:val="single" w:sz="4" w:space="0" w:color="000000"/>
             </w:tcBorders>
@@ -37564,8 +37500,8 @@
         <w:tblLook w:val="0000" w:noHBand="0" w:noVBand="0" w:firstColumn="0" w:lastRow="0" w:lastColumn="0" w:firstRow="0"/>
       </w:tblPr>
       <w:tblGrid>
-        <w:gridCol w:w="1576"/>
-        <w:gridCol w:w="2251"/>
+        <w:gridCol w:w="1574"/>
+        <w:gridCol w:w="2253"/>
         <w:gridCol w:w="5480"/>
       </w:tblGrid>
       <w:tr>
@@ -37574,7 +37510,7 @@
         </w:trPr>
         <w:tc>
           <w:tcPr>
-            <w:tcW w:w="1576" w:type="dxa"/>
+            <w:tcW w:w="1574" w:type="dxa"/>
             <w:tcBorders>
               <w:top w:val="single" w:sz="4" w:space="0" w:color="000000"/>
               <w:left w:val="single" w:sz="4" w:space="0" w:color="000000"/>
@@ -37601,7 +37537,7 @@
         </w:tc>
         <w:tc>
           <w:tcPr>
-            <w:tcW w:w="2251" w:type="dxa"/>
+            <w:tcW w:w="2253" w:type="dxa"/>
             <w:tcBorders>
               <w:top w:val="single" w:sz="4" w:space="0" w:color="000000"/>
             </w:tcBorders>
@@ -37659,7 +37595,7 @@
         </w:trPr>
         <w:tc>
           <w:tcPr>
-            <w:tcW w:w="1576" w:type="dxa"/>
+            <w:tcW w:w="1574" w:type="dxa"/>
             <w:tcBorders>
               <w:left w:val="single" w:sz="4" w:space="0" w:color="000000"/>
               <w:bottom w:val="single" w:sz="4" w:space="0" w:color="000000"/>
@@ -37686,7 +37622,7 @@
         </w:tc>
         <w:tc>
           <w:tcPr>
-            <w:tcW w:w="2251" w:type="dxa"/>
+            <w:tcW w:w="2253" w:type="dxa"/>
             <w:tcBorders>
               <w:bottom w:val="single" w:sz="4" w:space="0" w:color="000000"/>
             </w:tcBorders>
@@ -37763,7 +37699,7 @@
         </w:trPr>
         <w:tc>
           <w:tcPr>
-            <w:tcW w:w="1576" w:type="dxa"/>
+            <w:tcW w:w="1574" w:type="dxa"/>
             <w:tcBorders>
               <w:top w:val="single" w:sz="4" w:space="0" w:color="000000"/>
               <w:left w:val="single" w:sz="4" w:space="0" w:color="000000"/>
@@ -37791,7 +37727,7 @@
         </w:tc>
         <w:tc>
           <w:tcPr>
-            <w:tcW w:w="2251" w:type="dxa"/>
+            <w:tcW w:w="2253" w:type="dxa"/>
             <w:tcBorders>
               <w:top w:val="single" w:sz="4" w:space="0" w:color="000000"/>
             </w:tcBorders>
@@ -38822,8 +38758,8 @@
         <w:tblLook w:val="0000" w:noHBand="0" w:noVBand="0" w:firstColumn="0" w:lastRow="0" w:lastColumn="0" w:firstRow="0"/>
       </w:tblPr>
       <w:tblGrid>
-        <w:gridCol w:w="1576"/>
-        <w:gridCol w:w="2251"/>
+        <w:gridCol w:w="1574"/>
+        <w:gridCol w:w="2253"/>
         <w:gridCol w:w="5480"/>
       </w:tblGrid>
       <w:tr>
@@ -38832,7 +38768,7 @@
         </w:trPr>
         <w:tc>
           <w:tcPr>
-            <w:tcW w:w="1576" w:type="dxa"/>
+            <w:tcW w:w="1574" w:type="dxa"/>
             <w:tcBorders>
               <w:top w:val="single" w:sz="4" w:space="0" w:color="000000"/>
               <w:left w:val="single" w:sz="4" w:space="0" w:color="000000"/>
@@ -38859,7 +38795,7 @@
         </w:tc>
         <w:tc>
           <w:tcPr>
-            <w:tcW w:w="2251" w:type="dxa"/>
+            <w:tcW w:w="2253" w:type="dxa"/>
             <w:tcBorders>
               <w:top w:val="single" w:sz="4" w:space="0" w:color="000000"/>
             </w:tcBorders>
@@ -38953,7 +38889,7 @@
         </w:trPr>
         <w:tc>
           <w:tcPr>
-            <w:tcW w:w="1576" w:type="dxa"/>
+            <w:tcW w:w="1574" w:type="dxa"/>
             <w:tcBorders>
               <w:left w:val="single" w:sz="4" w:space="0" w:color="000000"/>
               <w:bottom w:val="single" w:sz="4" w:space="0" w:color="000000"/>
@@ -38980,7 +38916,7 @@
         </w:tc>
         <w:tc>
           <w:tcPr>
-            <w:tcW w:w="2251" w:type="dxa"/>
+            <w:tcW w:w="2253" w:type="dxa"/>
             <w:tcBorders>
               <w:bottom w:val="single" w:sz="4" w:space="0" w:color="000000"/>
             </w:tcBorders>
@@ -39926,8 +39862,8 @@
         <w:tblLook w:val="0000" w:noHBand="0" w:noVBand="0" w:firstColumn="0" w:lastRow="0" w:lastColumn="0" w:firstRow="0"/>
       </w:tblPr>
       <w:tblGrid>
-        <w:gridCol w:w="1576"/>
-        <w:gridCol w:w="2506"/>
+        <w:gridCol w:w="1574"/>
+        <w:gridCol w:w="2508"/>
         <w:gridCol w:w="5480"/>
       </w:tblGrid>
       <w:tr>
@@ -39936,7 +39872,7 @@
         </w:trPr>
         <w:tc>
           <w:tcPr>
-            <w:tcW w:w="1576" w:type="dxa"/>
+            <w:tcW w:w="1574" w:type="dxa"/>
             <w:tcBorders>
               <w:top w:val="single" w:sz="4" w:space="0" w:color="000000"/>
               <w:left w:val="single" w:sz="4" w:space="0" w:color="000000"/>
@@ -39962,7 +39898,7 @@
         </w:tc>
         <w:tc>
           <w:tcPr>
-            <w:tcW w:w="2506" w:type="dxa"/>
+            <w:tcW w:w="2508" w:type="dxa"/>
             <w:tcBorders>
               <w:top w:val="single" w:sz="4" w:space="0" w:color="000000"/>
             </w:tcBorders>
@@ -40018,7 +39954,7 @@
         </w:trPr>
         <w:tc>
           <w:tcPr>
-            <w:tcW w:w="1576" w:type="dxa"/>
+            <w:tcW w:w="1574" w:type="dxa"/>
             <w:tcBorders>
               <w:left w:val="single" w:sz="4" w:space="0" w:color="000000"/>
             </w:tcBorders>
@@ -40047,7 +39983,7 @@
         </w:tc>
         <w:tc>
           <w:tcPr>
-            <w:tcW w:w="2506" w:type="dxa"/>
+            <w:tcW w:w="2508" w:type="dxa"/>
             <w:tcBorders/>
           </w:tcPr>
           <w:p>
@@ -40100,7 +40036,7 @@
         </w:trPr>
         <w:tc>
           <w:tcPr>
-            <w:tcW w:w="1576" w:type="dxa"/>
+            <w:tcW w:w="1574" w:type="dxa"/>
             <w:tcBorders>
               <w:left w:val="single" w:sz="4" w:space="0" w:color="000000"/>
             </w:tcBorders>
@@ -40129,7 +40065,7 @@
         </w:tc>
         <w:tc>
           <w:tcPr>
-            <w:tcW w:w="2506" w:type="dxa"/>
+            <w:tcW w:w="2508" w:type="dxa"/>
             <w:tcBorders/>
           </w:tcPr>
           <w:p>
@@ -40182,7 +40118,7 @@
         </w:trPr>
         <w:tc>
           <w:tcPr>
-            <w:tcW w:w="1576" w:type="dxa"/>
+            <w:tcW w:w="1574" w:type="dxa"/>
             <w:tcBorders>
               <w:left w:val="single" w:sz="4" w:space="0" w:color="000000"/>
             </w:tcBorders>
@@ -40211,7 +40147,7 @@
         </w:tc>
         <w:tc>
           <w:tcPr>
-            <w:tcW w:w="2506" w:type="dxa"/>
+            <w:tcW w:w="2508" w:type="dxa"/>
             <w:tcBorders/>
           </w:tcPr>
           <w:p>
@@ -40264,7 +40200,7 @@
         </w:trPr>
         <w:tc>
           <w:tcPr>
-            <w:tcW w:w="1576" w:type="dxa"/>
+            <w:tcW w:w="1574" w:type="dxa"/>
             <w:tcBorders>
               <w:left w:val="single" w:sz="4" w:space="0" w:color="000000"/>
             </w:tcBorders>
@@ -40293,7 +40229,7 @@
         </w:tc>
         <w:tc>
           <w:tcPr>
-            <w:tcW w:w="2506" w:type="dxa"/>
+            <w:tcW w:w="2508" w:type="dxa"/>
             <w:tcBorders/>
           </w:tcPr>
           <w:p>
@@ -40348,7 +40284,7 @@
         </w:trPr>
         <w:tc>
           <w:tcPr>
-            <w:tcW w:w="1576" w:type="dxa"/>
+            <w:tcW w:w="1574" w:type="dxa"/>
             <w:tcBorders>
               <w:left w:val="single" w:sz="4" w:space="0" w:color="000000"/>
               <w:bottom w:val="single" w:sz="4" w:space="0" w:color="000000"/>
@@ -40380,7 +40316,7 @@
         </w:tc>
         <w:tc>
           <w:tcPr>
-            <w:tcW w:w="2506" w:type="dxa"/>
+            <w:tcW w:w="2508" w:type="dxa"/>
             <w:tcBorders>
               <w:bottom w:val="single" w:sz="4" w:space="0" w:color="000000"/>
             </w:tcBorders>
@@ -41232,8 +41168,8 @@
         <w:tblLook w:val="0000" w:noHBand="0" w:noVBand="0" w:firstColumn="0" w:lastRow="0" w:lastColumn="0" w:firstRow="0"/>
       </w:tblPr>
       <w:tblGrid>
-        <w:gridCol w:w="1576"/>
-        <w:gridCol w:w="2251"/>
+        <w:gridCol w:w="1574"/>
+        <w:gridCol w:w="2253"/>
         <w:gridCol w:w="5480"/>
       </w:tblGrid>
       <w:tr>
@@ -41242,7 +41178,7 @@
         </w:trPr>
         <w:tc>
           <w:tcPr>
-            <w:tcW w:w="1576" w:type="dxa"/>
+            <w:tcW w:w="1574" w:type="dxa"/>
             <w:tcBorders>
               <w:top w:val="single" w:sz="4" w:space="0" w:color="000000"/>
               <w:left w:val="single" w:sz="4" w:space="0" w:color="000000"/>
@@ -41269,7 +41205,7 @@
         </w:tc>
         <w:tc>
           <w:tcPr>
-            <w:tcW w:w="2251" w:type="dxa"/>
+            <w:tcW w:w="2253" w:type="dxa"/>
             <w:tcBorders>
               <w:top w:val="single" w:sz="4" w:space="0" w:color="000000"/>
             </w:tcBorders>
@@ -41329,7 +41265,7 @@
         </w:trPr>
         <w:tc>
           <w:tcPr>
-            <w:tcW w:w="1576" w:type="dxa"/>
+            <w:tcW w:w="1574" w:type="dxa"/>
             <w:tcBorders>
               <w:left w:val="single" w:sz="4" w:space="0" w:color="000000"/>
             </w:tcBorders>
@@ -41357,7 +41293,7 @@
         </w:tc>
         <w:tc>
           <w:tcPr>
-            <w:tcW w:w="2251" w:type="dxa"/>
+            <w:tcW w:w="2253" w:type="dxa"/>
             <w:tcBorders/>
           </w:tcPr>
           <w:p>
@@ -41412,7 +41348,7 @@
         </w:trPr>
         <w:tc>
           <w:tcPr>
-            <w:tcW w:w="1576" w:type="dxa"/>
+            <w:tcW w:w="1574" w:type="dxa"/>
             <w:tcBorders>
               <w:left w:val="single" w:sz="4" w:space="0" w:color="000000"/>
             </w:tcBorders>
@@ -41438,7 +41374,7 @@
         </w:tc>
         <w:tc>
           <w:tcPr>
-            <w:tcW w:w="2251" w:type="dxa"/>
+            <w:tcW w:w="2253" w:type="dxa"/>
             <w:tcBorders/>
           </w:tcPr>
           <w:p>
@@ -41493,7 +41429,7 @@
         </w:trPr>
         <w:tc>
           <w:tcPr>
-            <w:tcW w:w="1576" w:type="dxa"/>
+            <w:tcW w:w="1574" w:type="dxa"/>
             <w:tcBorders>
               <w:left w:val="single" w:sz="4" w:space="0" w:color="000000"/>
             </w:tcBorders>
@@ -41519,7 +41455,7 @@
         </w:tc>
         <w:tc>
           <w:tcPr>
-            <w:tcW w:w="2251" w:type="dxa"/>
+            <w:tcW w:w="2253" w:type="dxa"/>
             <w:tcBorders/>
           </w:tcPr>
           <w:p>
@@ -41576,7 +41512,7 @@
         </w:trPr>
         <w:tc>
           <w:tcPr>
-            <w:tcW w:w="1576" w:type="dxa"/>
+            <w:tcW w:w="1574" w:type="dxa"/>
             <w:tcBorders>
               <w:left w:val="single" w:sz="4" w:space="0" w:color="000000"/>
               <w:bottom w:val="single" w:sz="4" w:space="0" w:color="000000"/>
@@ -41605,7 +41541,7 @@
         </w:tc>
         <w:tc>
           <w:tcPr>
-            <w:tcW w:w="2251" w:type="dxa"/>
+            <w:tcW w:w="2253" w:type="dxa"/>
             <w:tcBorders>
               <w:bottom w:val="single" w:sz="4" w:space="0" w:color="000000"/>
             </w:tcBorders>
@@ -42447,8 +42383,8 @@
         <w:tblLook w:val="0000" w:noHBand="0" w:noVBand="0" w:firstColumn="0" w:lastRow="0" w:lastColumn="0" w:firstRow="0"/>
       </w:tblPr>
       <w:tblGrid>
-        <w:gridCol w:w="1576"/>
-        <w:gridCol w:w="2251"/>
+        <w:gridCol w:w="1574"/>
+        <w:gridCol w:w="2253"/>
         <w:gridCol w:w="5480"/>
       </w:tblGrid>
       <w:tr>
@@ -42457,7 +42393,7 @@
         </w:trPr>
         <w:tc>
           <w:tcPr>
-            <w:tcW w:w="1576" w:type="dxa"/>
+            <w:tcW w:w="1574" w:type="dxa"/>
             <w:tcBorders>
               <w:top w:val="single" w:sz="4" w:space="0" w:color="000000"/>
               <w:left w:val="single" w:sz="4" w:space="0" w:color="000000"/>
@@ -42484,7 +42420,7 @@
         </w:tc>
         <w:tc>
           <w:tcPr>
-            <w:tcW w:w="2251" w:type="dxa"/>
+            <w:tcW w:w="2253" w:type="dxa"/>
             <w:tcBorders>
               <w:top w:val="single" w:sz="4" w:space="0" w:color="000000"/>
             </w:tcBorders>
@@ -42542,7 +42478,7 @@
         </w:trPr>
         <w:tc>
           <w:tcPr>
-            <w:tcW w:w="1576" w:type="dxa"/>
+            <w:tcW w:w="1574" w:type="dxa"/>
             <w:tcBorders>
               <w:left w:val="single" w:sz="4" w:space="0" w:color="000000"/>
             </w:tcBorders>
@@ -42568,7 +42504,7 @@
         </w:tc>
         <w:tc>
           <w:tcPr>
-            <w:tcW w:w="2251" w:type="dxa"/>
+            <w:tcW w:w="2253" w:type="dxa"/>
             <w:tcBorders/>
           </w:tcPr>
           <w:p>
@@ -42623,7 +42559,7 @@
         </w:trPr>
         <w:tc>
           <w:tcPr>
-            <w:tcW w:w="1576" w:type="dxa"/>
+            <w:tcW w:w="1574" w:type="dxa"/>
             <w:tcBorders>
               <w:left w:val="single" w:sz="4" w:space="0" w:color="000000"/>
             </w:tcBorders>
@@ -42649,7 +42585,7 @@
         </w:tc>
         <w:tc>
           <w:tcPr>
-            <w:tcW w:w="2251" w:type="dxa"/>
+            <w:tcW w:w="2253" w:type="dxa"/>
             <w:tcBorders/>
           </w:tcPr>
           <w:p>
@@ -42704,7 +42640,7 @@
         </w:trPr>
         <w:tc>
           <w:tcPr>
-            <w:tcW w:w="1576" w:type="dxa"/>
+            <w:tcW w:w="1574" w:type="dxa"/>
             <w:tcBorders>
               <w:left w:val="single" w:sz="4" w:space="0" w:color="000000"/>
               <w:bottom w:val="single" w:sz="4" w:space="0" w:color="000000"/>
@@ -42731,7 +42667,7 @@
         </w:tc>
         <w:tc>
           <w:tcPr>
-            <w:tcW w:w="2251" w:type="dxa"/>
+            <w:tcW w:w="2253" w:type="dxa"/>
             <w:tcBorders>
               <w:bottom w:val="single" w:sz="4" w:space="0" w:color="000000"/>
             </w:tcBorders>
@@ -43292,8 +43228,8 @@
         <w:tblLook w:val="0000" w:noHBand="0" w:noVBand="0" w:firstColumn="0" w:lastRow="0" w:lastColumn="0" w:firstRow="0"/>
       </w:tblPr>
       <w:tblGrid>
-        <w:gridCol w:w="1576"/>
-        <w:gridCol w:w="2251"/>
+        <w:gridCol w:w="1574"/>
+        <w:gridCol w:w="2253"/>
         <w:gridCol w:w="5480"/>
       </w:tblGrid>
       <w:tr>
@@ -43302,7 +43238,7 @@
         </w:trPr>
         <w:tc>
           <w:tcPr>
-            <w:tcW w:w="1576" w:type="dxa"/>
+            <w:tcW w:w="1574" w:type="dxa"/>
             <w:tcBorders>
               <w:top w:val="single" w:sz="4" w:space="0" w:color="000000"/>
               <w:left w:val="single" w:sz="4" w:space="0" w:color="000000"/>
@@ -43329,7 +43265,7 @@
         </w:tc>
         <w:tc>
           <w:tcPr>
-            <w:tcW w:w="2251" w:type="dxa"/>
+            <w:tcW w:w="2253" w:type="dxa"/>
             <w:tcBorders>
               <w:top w:val="single" w:sz="4" w:space="0" w:color="000000"/>
             </w:tcBorders>
@@ -43387,7 +43323,7 @@
         </w:trPr>
         <w:tc>
           <w:tcPr>
-            <w:tcW w:w="1576" w:type="dxa"/>
+            <w:tcW w:w="1574" w:type="dxa"/>
             <w:tcBorders>
               <w:left w:val="single" w:sz="4" w:space="0" w:color="000000"/>
             </w:tcBorders>
@@ -43413,7 +43349,7 @@
         </w:tc>
         <w:tc>
           <w:tcPr>
-            <w:tcW w:w="2251" w:type="dxa"/>
+            <w:tcW w:w="2253" w:type="dxa"/>
             <w:tcBorders/>
           </w:tcPr>
           <w:p>
@@ -43468,7 +43404,7 @@
         </w:trPr>
         <w:tc>
           <w:tcPr>
-            <w:tcW w:w="1576" w:type="dxa"/>
+            <w:tcW w:w="1574" w:type="dxa"/>
             <w:tcBorders>
               <w:left w:val="single" w:sz="4" w:space="0" w:color="000000"/>
             </w:tcBorders>
@@ -43494,7 +43430,7 @@
         </w:tc>
         <w:tc>
           <w:tcPr>
-            <w:tcW w:w="2251" w:type="dxa"/>
+            <w:tcW w:w="2253" w:type="dxa"/>
             <w:tcBorders/>
           </w:tcPr>
           <w:p>
@@ -43549,7 +43485,7 @@
         </w:trPr>
         <w:tc>
           <w:tcPr>
-            <w:tcW w:w="1576" w:type="dxa"/>
+            <w:tcW w:w="1574" w:type="dxa"/>
             <w:tcBorders>
               <w:left w:val="single" w:sz="4" w:space="0" w:color="000000"/>
               <w:bottom w:val="single" w:sz="4" w:space="0" w:color="000000"/>
@@ -43576,7 +43512,7 @@
         </w:tc>
         <w:tc>
           <w:tcPr>
-            <w:tcW w:w="2251" w:type="dxa"/>
+            <w:tcW w:w="2253" w:type="dxa"/>
             <w:tcBorders>
               <w:bottom w:val="single" w:sz="4" w:space="0" w:color="000000"/>
             </w:tcBorders>
@@ -44098,8 +44034,8 @@
         <w:tblLook w:val="0000" w:noHBand="0" w:noVBand="0" w:firstColumn="0" w:lastRow="0" w:lastColumn="0" w:firstRow="0"/>
       </w:tblPr>
       <w:tblGrid>
-        <w:gridCol w:w="1576"/>
-        <w:gridCol w:w="2251"/>
+        <w:gridCol w:w="1574"/>
+        <w:gridCol w:w="2253"/>
         <w:gridCol w:w="5480"/>
       </w:tblGrid>
       <w:tr>
@@ -44108,7 +44044,7 @@
         </w:trPr>
         <w:tc>
           <w:tcPr>
-            <w:tcW w:w="1576" w:type="dxa"/>
+            <w:tcW w:w="1574" w:type="dxa"/>
             <w:tcBorders>
               <w:top w:val="single" w:sz="4" w:space="0" w:color="000000"/>
               <w:left w:val="single" w:sz="4" w:space="0" w:color="000000"/>
@@ -44135,7 +44071,7 @@
         </w:tc>
         <w:tc>
           <w:tcPr>
-            <w:tcW w:w="2251" w:type="dxa"/>
+            <w:tcW w:w="2253" w:type="dxa"/>
             <w:tcBorders>
               <w:top w:val="single" w:sz="4" w:space="0" w:color="000000"/>
             </w:tcBorders>
@@ -44193,7 +44129,7 @@
         </w:trPr>
         <w:tc>
           <w:tcPr>
-            <w:tcW w:w="1576" w:type="dxa"/>
+            <w:tcW w:w="1574" w:type="dxa"/>
             <w:tcBorders>
               <w:left w:val="single" w:sz="4" w:space="0" w:color="000000"/>
               <w:bottom w:val="single" w:sz="4" w:space="0" w:color="000000"/>
@@ -44219,7 +44155,7 @@
         </w:tc>
         <w:tc>
           <w:tcPr>
-            <w:tcW w:w="2251" w:type="dxa"/>
+            <w:tcW w:w="2253" w:type="dxa"/>
             <w:tcBorders>
               <w:bottom w:val="single" w:sz="4" w:space="0" w:color="000000"/>
             </w:tcBorders>
@@ -44893,8 +44829,8 @@
         <w:tblLook w:val="0000" w:noHBand="0" w:noVBand="0" w:firstColumn="0" w:lastRow="0" w:lastColumn="0" w:firstRow="0"/>
       </w:tblPr>
       <w:tblGrid>
-        <w:gridCol w:w="1576"/>
-        <w:gridCol w:w="2251"/>
+        <w:gridCol w:w="1574"/>
+        <w:gridCol w:w="2253"/>
         <w:gridCol w:w="5480"/>
       </w:tblGrid>
       <w:tr>
@@ -44903,7 +44839,7 @@
         </w:trPr>
         <w:tc>
           <w:tcPr>
-            <w:tcW w:w="1576" w:type="dxa"/>
+            <w:tcW w:w="1574" w:type="dxa"/>
             <w:tcBorders>
               <w:top w:val="single" w:sz="4" w:space="0" w:color="000000"/>
               <w:left w:val="single" w:sz="4" w:space="0" w:color="000000"/>
@@ -44930,7 +44866,7 @@
         </w:tc>
         <w:tc>
           <w:tcPr>
-            <w:tcW w:w="2251" w:type="dxa"/>
+            <w:tcW w:w="2253" w:type="dxa"/>
             <w:tcBorders>
               <w:top w:val="single" w:sz="4" w:space="0" w:color="000000"/>
             </w:tcBorders>
@@ -44990,7 +44926,7 @@
         </w:trPr>
         <w:tc>
           <w:tcPr>
-            <w:tcW w:w="1576" w:type="dxa"/>
+            <w:tcW w:w="1574" w:type="dxa"/>
             <w:tcBorders>
               <w:left w:val="single" w:sz="4" w:space="0" w:color="000000"/>
             </w:tcBorders>
@@ -45018,7 +44954,7 @@
         </w:tc>
         <w:tc>
           <w:tcPr>
-            <w:tcW w:w="2251" w:type="dxa"/>
+            <w:tcW w:w="2253" w:type="dxa"/>
             <w:tcBorders/>
           </w:tcPr>
           <w:p>
@@ -45075,7 +45011,7 @@
         </w:trPr>
         <w:tc>
           <w:tcPr>
-            <w:tcW w:w="1576" w:type="dxa"/>
+            <w:tcW w:w="1574" w:type="dxa"/>
             <w:tcBorders>
               <w:left w:val="single" w:sz="4" w:space="0" w:color="000000"/>
             </w:tcBorders>
@@ -45103,7 +45039,7 @@
         </w:tc>
         <w:tc>
           <w:tcPr>
-            <w:tcW w:w="2251" w:type="dxa"/>
+            <w:tcW w:w="2253" w:type="dxa"/>
             <w:tcBorders/>
           </w:tcPr>
           <w:p>
@@ -45158,7 +45094,7 @@
         </w:trPr>
         <w:tc>
           <w:tcPr>
-            <w:tcW w:w="1576" w:type="dxa"/>
+            <w:tcW w:w="1574" w:type="dxa"/>
             <w:tcBorders>
               <w:left w:val="single" w:sz="4" w:space="0" w:color="000000"/>
               <w:bottom w:val="single" w:sz="4" w:space="0" w:color="000000"/>
@@ -45185,7 +45121,7 @@
         </w:tc>
         <w:tc>
           <w:tcPr>
-            <w:tcW w:w="2251" w:type="dxa"/>
+            <w:tcW w:w="2253" w:type="dxa"/>
             <w:tcBorders>
               <w:bottom w:val="single" w:sz="4" w:space="0" w:color="000000"/>
             </w:tcBorders>
@@ -45774,8 +45710,8 @@
         <w:tblLook w:val="0000" w:noHBand="0" w:noVBand="0" w:firstColumn="0" w:lastRow="0" w:lastColumn="0" w:firstRow="0"/>
       </w:tblPr>
       <w:tblGrid>
-        <w:gridCol w:w="1576"/>
-        <w:gridCol w:w="2251"/>
+        <w:gridCol w:w="1574"/>
+        <w:gridCol w:w="2253"/>
         <w:gridCol w:w="5480"/>
       </w:tblGrid>
       <w:tr>
@@ -45784,7 +45720,7 @@
         </w:trPr>
         <w:tc>
           <w:tcPr>
-            <w:tcW w:w="1576" w:type="dxa"/>
+            <w:tcW w:w="1574" w:type="dxa"/>
             <w:tcBorders>
               <w:top w:val="single" w:sz="4" w:space="0" w:color="000000"/>
               <w:left w:val="single" w:sz="4" w:space="0" w:color="000000"/>
@@ -45811,7 +45747,7 @@
         </w:tc>
         <w:tc>
           <w:tcPr>
-            <w:tcW w:w="2251" w:type="dxa"/>
+            <w:tcW w:w="2253" w:type="dxa"/>
             <w:tcBorders>
               <w:top w:val="single" w:sz="4" w:space="0" w:color="000000"/>
             </w:tcBorders>
@@ -45869,7 +45805,7 @@
         </w:trPr>
         <w:tc>
           <w:tcPr>
-            <w:tcW w:w="1576" w:type="dxa"/>
+            <w:tcW w:w="1574" w:type="dxa"/>
             <w:tcBorders>
               <w:left w:val="single" w:sz="4" w:space="0" w:color="000000"/>
             </w:tcBorders>
@@ -45895,7 +45831,7 @@
         </w:tc>
         <w:tc>
           <w:tcPr>
-            <w:tcW w:w="2251" w:type="dxa"/>
+            <w:tcW w:w="2253" w:type="dxa"/>
             <w:tcBorders/>
           </w:tcPr>
           <w:p>
@@ -45950,7 +45886,7 @@
         </w:trPr>
         <w:tc>
           <w:tcPr>
-            <w:tcW w:w="1576" w:type="dxa"/>
+            <w:tcW w:w="1574" w:type="dxa"/>
             <w:tcBorders>
               <w:left w:val="single" w:sz="4" w:space="0" w:color="000000"/>
             </w:tcBorders>
@@ -45976,7 +45912,7 @@
         </w:tc>
         <w:tc>
           <w:tcPr>
-            <w:tcW w:w="2251" w:type="dxa"/>
+            <w:tcW w:w="2253" w:type="dxa"/>
             <w:tcBorders/>
           </w:tcPr>
           <w:p>
@@ -46031,7 +45967,7 @@
         </w:trPr>
         <w:tc>
           <w:tcPr>
-            <w:tcW w:w="1576" w:type="dxa"/>
+            <w:tcW w:w="1574" w:type="dxa"/>
             <w:tcBorders>
               <w:left w:val="single" w:sz="4" w:space="0" w:color="000000"/>
               <w:bottom w:val="single" w:sz="4" w:space="0" w:color="000000"/>
@@ -46058,7 +45994,7 @@
         </w:tc>
         <w:tc>
           <w:tcPr>
-            <w:tcW w:w="2251" w:type="dxa"/>
+            <w:tcW w:w="2253" w:type="dxa"/>
             <w:tcBorders>
               <w:bottom w:val="single" w:sz="4" w:space="0" w:color="000000"/>
             </w:tcBorders>
@@ -46604,8 +46540,8 @@
         <w:tblLook w:val="0000" w:noHBand="0" w:noVBand="0" w:firstColumn="0" w:lastRow="0" w:lastColumn="0" w:firstRow="0"/>
       </w:tblPr>
       <w:tblGrid>
-        <w:gridCol w:w="1576"/>
-        <w:gridCol w:w="2251"/>
+        <w:gridCol w:w="1574"/>
+        <w:gridCol w:w="2253"/>
         <w:gridCol w:w="5480"/>
       </w:tblGrid>
       <w:tr>
@@ -46614,7 +46550,7 @@
         </w:trPr>
         <w:tc>
           <w:tcPr>
-            <w:tcW w:w="1576" w:type="dxa"/>
+            <w:tcW w:w="1574" w:type="dxa"/>
             <w:tcBorders>
               <w:top w:val="single" w:sz="4" w:space="0" w:color="000000"/>
               <w:left w:val="single" w:sz="4" w:space="0" w:color="000000"/>
@@ -46641,7 +46577,7 @@
         </w:tc>
         <w:tc>
           <w:tcPr>
-            <w:tcW w:w="2251" w:type="dxa"/>
+            <w:tcW w:w="2253" w:type="dxa"/>
             <w:tcBorders>
               <w:top w:val="single" w:sz="4" w:space="0" w:color="000000"/>
             </w:tcBorders>
@@ -46699,7 +46635,7 @@
         </w:trPr>
         <w:tc>
           <w:tcPr>
-            <w:tcW w:w="1576" w:type="dxa"/>
+            <w:tcW w:w="1574" w:type="dxa"/>
             <w:tcBorders>
               <w:left w:val="single" w:sz="4" w:space="0" w:color="000000"/>
             </w:tcBorders>
@@ -46725,7 +46661,7 @@
         </w:tc>
         <w:tc>
           <w:tcPr>
-            <w:tcW w:w="2251" w:type="dxa"/>
+            <w:tcW w:w="2253" w:type="dxa"/>
             <w:tcBorders/>
           </w:tcPr>
           <w:p>
@@ -46780,7 +46716,7 @@
         </w:trPr>
         <w:tc>
           <w:tcPr>
-            <w:tcW w:w="1576" w:type="dxa"/>
+            <w:tcW w:w="1574" w:type="dxa"/>
             <w:tcBorders>
               <w:left w:val="single" w:sz="4" w:space="0" w:color="000000"/>
             </w:tcBorders>
@@ -46806,7 +46742,7 @@
         </w:tc>
         <w:tc>
           <w:tcPr>
-            <w:tcW w:w="2251" w:type="dxa"/>
+            <w:tcW w:w="2253" w:type="dxa"/>
             <w:tcBorders/>
           </w:tcPr>
           <w:p>
@@ -46861,7 +46797,7 @@
         </w:trPr>
         <w:tc>
           <w:tcPr>
-            <w:tcW w:w="1576" w:type="dxa"/>
+            <w:tcW w:w="1574" w:type="dxa"/>
             <w:tcBorders>
               <w:left w:val="single" w:sz="4" w:space="0" w:color="000000"/>
               <w:bottom w:val="single" w:sz="4" w:space="0" w:color="000000"/>
@@ -46888,7 +46824,7 @@
         </w:tc>
         <w:tc>
           <w:tcPr>
-            <w:tcW w:w="2251" w:type="dxa"/>
+            <w:tcW w:w="2253" w:type="dxa"/>
             <w:tcBorders>
               <w:bottom w:val="single" w:sz="4" w:space="0" w:color="000000"/>
             </w:tcBorders>
@@ -47347,8 +47283,8 @@
         <w:tblLook w:val="0000" w:noHBand="0" w:noVBand="0" w:firstColumn="0" w:lastRow="0" w:lastColumn="0" w:firstRow="0"/>
       </w:tblPr>
       <w:tblGrid>
-        <w:gridCol w:w="1576"/>
-        <w:gridCol w:w="2251"/>
+        <w:gridCol w:w="1574"/>
+        <w:gridCol w:w="2253"/>
         <w:gridCol w:w="5480"/>
       </w:tblGrid>
       <w:tr>
@@ -47357,7 +47293,7 @@
         </w:trPr>
         <w:tc>
           <w:tcPr>
-            <w:tcW w:w="1576" w:type="dxa"/>
+            <w:tcW w:w="1574" w:type="dxa"/>
             <w:tcBorders>
               <w:top w:val="single" w:sz="4" w:space="0" w:color="000000"/>
               <w:left w:val="single" w:sz="4" w:space="0" w:color="000000"/>
@@ -47384,7 +47320,7 @@
         </w:tc>
         <w:tc>
           <w:tcPr>
-            <w:tcW w:w="2251" w:type="dxa"/>
+            <w:tcW w:w="2253" w:type="dxa"/>
             <w:tcBorders>
               <w:top w:val="single" w:sz="4" w:space="0" w:color="000000"/>
             </w:tcBorders>
@@ -47442,7 +47378,7 @@
         </w:trPr>
         <w:tc>
           <w:tcPr>
-            <w:tcW w:w="1576" w:type="dxa"/>
+            <w:tcW w:w="1574" w:type="dxa"/>
             <w:tcBorders>
               <w:left w:val="single" w:sz="4" w:space="0" w:color="000000"/>
               <w:bottom w:val="single" w:sz="4" w:space="0" w:color="000000"/>
@@ -47469,7 +47405,7 @@
         </w:tc>
         <w:tc>
           <w:tcPr>
-            <w:tcW w:w="2251" w:type="dxa"/>
+            <w:tcW w:w="2253" w:type="dxa"/>
             <w:tcBorders>
               <w:bottom w:val="single" w:sz="4" w:space="0" w:color="000000"/>
             </w:tcBorders>
@@ -52735,7 +52671,7 @@
       <w:kern w:val="2"/>
       <w:sz w:val="20"/>
       <w:szCs w:val="20"/>
-      <w:lang w:bidi="ar-SA" w:val="de-DE" w:eastAsia="zh-CN"/>
+      <w:lang w:val="de-DE" w:eastAsia="zh-CN" w:bidi="ar-SA"/>
     </w:rPr>
   </w:style>
   <w:style w:type="paragraph" w:styleId="Heading1">

--- a/hopf-it/Profil_Hopf.docx
+++ b/hopf-it/Profil_Hopf.docx
@@ -19,7 +19,31 @@
           <w:rFonts w:cs="Arial" w:ascii="Arial" w:hAnsi="Arial"/>
         </w:rPr>
         <w:tab/>
-        <w:t>München, 31. März 2026</w:t>
+        <w:t xml:space="preserve">München, </w:t>
+      </w:r>
+      <w:r>
+        <w:rPr>
+          <w:rFonts w:cs="Arial" w:ascii="Arial" w:hAnsi="Arial"/>
+        </w:rPr>
+        <w:t>9</w:t>
+      </w:r>
+      <w:r>
+        <w:rPr>
+          <w:rFonts w:cs="Arial" w:ascii="Arial" w:hAnsi="Arial"/>
+        </w:rPr>
+        <w:t xml:space="preserve">. </w:t>
+      </w:r>
+      <w:r>
+        <w:rPr>
+          <w:rFonts w:cs="Arial" w:ascii="Arial" w:hAnsi="Arial"/>
+        </w:rPr>
+        <w:t>April</w:t>
+      </w:r>
+      <w:r>
+        <w:rPr>
+          <w:rFonts w:cs="Arial" w:ascii="Arial" w:hAnsi="Arial"/>
+        </w:rPr>
+        <w:t xml:space="preserve"> 2026</w:t>
       </w:r>
     </w:p>
     <w:p>
@@ -1022,7 +1046,21 @@
                 <w:rFonts w:cs="Arial" w:ascii="Arial" w:hAnsi="Arial"/>
                 <w:b/>
               </w:rPr>
-              <w:t xml:space="preserve">1.4.2026 </w:t>
+              <w:t>1.</w:t>
+            </w:r>
+            <w:r>
+              <w:rPr>
+                <w:rFonts w:cs="Arial" w:ascii="Arial" w:hAnsi="Arial"/>
+                <w:b/>
+              </w:rPr>
+              <w:t>5</w:t>
+            </w:r>
+            <w:r>
+              <w:rPr>
+                <w:rFonts w:cs="Arial" w:ascii="Arial" w:hAnsi="Arial"/>
+                <w:b/>
+              </w:rPr>
+              <w:t xml:space="preserve">.2026 </w:t>
             </w:r>
             <w:r>
               <w:rPr>
@@ -2678,8 +2716,8 @@
         <w:tblLook w:val="0000" w:noHBand="0" w:noVBand="0" w:firstColumn="0" w:lastRow="0" w:lastColumn="0" w:firstRow="0"/>
       </w:tblPr>
       <w:tblGrid>
-        <w:gridCol w:w="1574"/>
-        <w:gridCol w:w="2253"/>
+        <w:gridCol w:w="1573"/>
+        <w:gridCol w:w="2254"/>
         <w:gridCol w:w="5480"/>
       </w:tblGrid>
       <w:tr>
@@ -2688,7 +2726,7 @@
         </w:trPr>
         <w:tc>
           <w:tcPr>
-            <w:tcW w:w="1574" w:type="dxa"/>
+            <w:tcW w:w="1573" w:type="dxa"/>
             <w:tcBorders>
               <w:top w:val="single" w:sz="4" w:space="0" w:color="000000"/>
               <w:left w:val="single" w:sz="4" w:space="0" w:color="000000"/>
@@ -2715,7 +2753,7 @@
         </w:tc>
         <w:tc>
           <w:tcPr>
-            <w:tcW w:w="2253" w:type="dxa"/>
+            <w:tcW w:w="2254" w:type="dxa"/>
             <w:tcBorders>
               <w:top w:val="single" w:sz="4" w:space="0" w:color="000000"/>
             </w:tcBorders>
@@ -2808,7 +2846,7 @@
         </w:trPr>
         <w:tc>
           <w:tcPr>
-            <w:tcW w:w="1574" w:type="dxa"/>
+            <w:tcW w:w="1573" w:type="dxa"/>
             <w:tcBorders>
               <w:left w:val="single" w:sz="4" w:space="0" w:color="000000"/>
               <w:bottom w:val="single" w:sz="4" w:space="0" w:color="000000"/>
@@ -2837,7 +2875,7 @@
         </w:tc>
         <w:tc>
           <w:tcPr>
-            <w:tcW w:w="2253" w:type="dxa"/>
+            <w:tcW w:w="2254" w:type="dxa"/>
             <w:tcBorders>
               <w:bottom w:val="single" w:sz="4" w:space="0" w:color="000000"/>
             </w:tcBorders>
@@ -3927,8 +3965,8 @@
         <w:tblLook w:val="0000" w:noHBand="0" w:noVBand="0" w:firstColumn="0" w:lastRow="0" w:lastColumn="0" w:firstRow="0"/>
       </w:tblPr>
       <w:tblGrid>
-        <w:gridCol w:w="1574"/>
-        <w:gridCol w:w="2253"/>
+        <w:gridCol w:w="1573"/>
+        <w:gridCol w:w="2254"/>
         <w:gridCol w:w="5480"/>
       </w:tblGrid>
       <w:tr>
@@ -3937,7 +3975,7 @@
         </w:trPr>
         <w:tc>
           <w:tcPr>
-            <w:tcW w:w="1574" w:type="dxa"/>
+            <w:tcW w:w="1573" w:type="dxa"/>
             <w:tcBorders>
               <w:top w:val="single" w:sz="4" w:space="0" w:color="000000"/>
               <w:left w:val="single" w:sz="4" w:space="0" w:color="000000"/>
@@ -3964,7 +4002,7 @@
         </w:tc>
         <w:tc>
           <w:tcPr>
-            <w:tcW w:w="2253" w:type="dxa"/>
+            <w:tcW w:w="2254" w:type="dxa"/>
             <w:tcBorders>
               <w:top w:val="single" w:sz="4" w:space="0" w:color="000000"/>
             </w:tcBorders>
@@ -4059,7 +4097,7 @@
         </w:trPr>
         <w:tc>
           <w:tcPr>
-            <w:tcW w:w="1574" w:type="dxa"/>
+            <w:tcW w:w="1573" w:type="dxa"/>
             <w:tcBorders>
               <w:left w:val="single" w:sz="4" w:space="0" w:color="000000"/>
               <w:bottom w:val="single" w:sz="4" w:space="0" w:color="000000"/>
@@ -4088,7 +4126,7 @@
         </w:tc>
         <w:tc>
           <w:tcPr>
-            <w:tcW w:w="2253" w:type="dxa"/>
+            <w:tcW w:w="2254" w:type="dxa"/>
             <w:tcBorders>
               <w:bottom w:val="single" w:sz="4" w:space="0" w:color="000000"/>
             </w:tcBorders>
@@ -6089,8 +6127,8 @@
         <w:tblLook w:val="0000" w:noHBand="0" w:noVBand="0" w:firstColumn="0" w:lastRow="0" w:lastColumn="0" w:firstRow="0"/>
       </w:tblPr>
       <w:tblGrid>
-        <w:gridCol w:w="1574"/>
-        <w:gridCol w:w="2253"/>
+        <w:gridCol w:w="1573"/>
+        <w:gridCol w:w="2254"/>
         <w:gridCol w:w="5480"/>
       </w:tblGrid>
       <w:tr>
@@ -6099,7 +6137,7 @@
         </w:trPr>
         <w:tc>
           <w:tcPr>
-            <w:tcW w:w="1574" w:type="dxa"/>
+            <w:tcW w:w="1573" w:type="dxa"/>
             <w:tcBorders>
               <w:top w:val="single" w:sz="4" w:space="0" w:color="000000"/>
               <w:left w:val="single" w:sz="4" w:space="0" w:color="000000"/>
@@ -6126,7 +6164,7 @@
         </w:tc>
         <w:tc>
           <w:tcPr>
-            <w:tcW w:w="2253" w:type="dxa"/>
+            <w:tcW w:w="2254" w:type="dxa"/>
             <w:tcBorders>
               <w:top w:val="single" w:sz="4" w:space="0" w:color="000000"/>
             </w:tcBorders>
@@ -6221,7 +6259,7 @@
         </w:trPr>
         <w:tc>
           <w:tcPr>
-            <w:tcW w:w="1574" w:type="dxa"/>
+            <w:tcW w:w="1573" w:type="dxa"/>
             <w:tcBorders>
               <w:left w:val="single" w:sz="4" w:space="0" w:color="000000"/>
               <w:bottom w:val="single" w:sz="4" w:space="0" w:color="000000"/>
@@ -6250,7 +6288,7 @@
         </w:tc>
         <w:tc>
           <w:tcPr>
-            <w:tcW w:w="2253" w:type="dxa"/>
+            <w:tcW w:w="2254" w:type="dxa"/>
             <w:tcBorders>
               <w:bottom w:val="single" w:sz="4" w:space="0" w:color="000000"/>
             </w:tcBorders>
@@ -8568,8 +8606,8 @@
         <w:tblLook w:val="0000" w:noHBand="0" w:noVBand="0" w:firstColumn="0" w:lastRow="0" w:lastColumn="0" w:firstRow="0"/>
       </w:tblPr>
       <w:tblGrid>
-        <w:gridCol w:w="1574"/>
-        <w:gridCol w:w="2253"/>
+        <w:gridCol w:w="1573"/>
+        <w:gridCol w:w="2254"/>
         <w:gridCol w:w="5480"/>
       </w:tblGrid>
       <w:tr>
@@ -8578,7 +8616,7 @@
         </w:trPr>
         <w:tc>
           <w:tcPr>
-            <w:tcW w:w="1574" w:type="dxa"/>
+            <w:tcW w:w="1573" w:type="dxa"/>
             <w:tcBorders>
               <w:top w:val="single" w:sz="4" w:space="0" w:color="000000"/>
               <w:left w:val="single" w:sz="4" w:space="0" w:color="000000"/>
@@ -8605,7 +8643,7 @@
         </w:tc>
         <w:tc>
           <w:tcPr>
-            <w:tcW w:w="2253" w:type="dxa"/>
+            <w:tcW w:w="2254" w:type="dxa"/>
             <w:tcBorders>
               <w:top w:val="single" w:sz="4" w:space="0" w:color="000000"/>
             </w:tcBorders>
@@ -8698,7 +8736,7 @@
         </w:trPr>
         <w:tc>
           <w:tcPr>
-            <w:tcW w:w="1574" w:type="dxa"/>
+            <w:tcW w:w="1573" w:type="dxa"/>
             <w:tcBorders>
               <w:left w:val="single" w:sz="4" w:space="0" w:color="000000"/>
               <w:bottom w:val="single" w:sz="4" w:space="0" w:color="000000"/>
@@ -8725,7 +8763,7 @@
         </w:tc>
         <w:tc>
           <w:tcPr>
-            <w:tcW w:w="2253" w:type="dxa"/>
+            <w:tcW w:w="2254" w:type="dxa"/>
             <w:tcBorders>
               <w:bottom w:val="single" w:sz="4" w:space="0" w:color="000000"/>
             </w:tcBorders>
@@ -10944,8 +10982,8 @@
         <w:tblLook w:val="0000" w:noHBand="0" w:noVBand="0" w:firstColumn="0" w:lastRow="0" w:lastColumn="0" w:firstRow="0"/>
       </w:tblPr>
       <w:tblGrid>
-        <w:gridCol w:w="1574"/>
-        <w:gridCol w:w="2253"/>
+        <w:gridCol w:w="1573"/>
+        <w:gridCol w:w="2254"/>
         <w:gridCol w:w="5480"/>
       </w:tblGrid>
       <w:tr>
@@ -10954,7 +10992,7 @@
         </w:trPr>
         <w:tc>
           <w:tcPr>
-            <w:tcW w:w="1574" w:type="dxa"/>
+            <w:tcW w:w="1573" w:type="dxa"/>
             <w:tcBorders>
               <w:top w:val="single" w:sz="4" w:space="0" w:color="000000"/>
               <w:left w:val="single" w:sz="4" w:space="0" w:color="000000"/>
@@ -10981,7 +11019,7 @@
         </w:tc>
         <w:tc>
           <w:tcPr>
-            <w:tcW w:w="2253" w:type="dxa"/>
+            <w:tcW w:w="2254" w:type="dxa"/>
             <w:tcBorders>
               <w:top w:val="single" w:sz="4" w:space="0" w:color="000000"/>
             </w:tcBorders>
@@ -11082,7 +11120,7 @@
         </w:trPr>
         <w:tc>
           <w:tcPr>
-            <w:tcW w:w="1574" w:type="dxa"/>
+            <w:tcW w:w="1573" w:type="dxa"/>
             <w:tcBorders>
               <w:left w:val="single" w:sz="4" w:space="0" w:color="000000"/>
               <w:bottom w:val="single" w:sz="4" w:space="0" w:color="000000"/>
@@ -11109,7 +11147,7 @@
         </w:tc>
         <w:tc>
           <w:tcPr>
-            <w:tcW w:w="2253" w:type="dxa"/>
+            <w:tcW w:w="2254" w:type="dxa"/>
             <w:tcBorders>
               <w:bottom w:val="single" w:sz="4" w:space="0" w:color="000000"/>
             </w:tcBorders>
@@ -13318,8 +13356,8 @@
         <w:tblLook w:val="0000" w:noHBand="0" w:noVBand="0" w:firstColumn="0" w:lastRow="0" w:lastColumn="0" w:firstRow="0"/>
       </w:tblPr>
       <w:tblGrid>
-        <w:gridCol w:w="1574"/>
-        <w:gridCol w:w="2253"/>
+        <w:gridCol w:w="1573"/>
+        <w:gridCol w:w="2254"/>
         <w:gridCol w:w="5480"/>
       </w:tblGrid>
       <w:tr>
@@ -13328,7 +13366,7 @@
         </w:trPr>
         <w:tc>
           <w:tcPr>
-            <w:tcW w:w="1574" w:type="dxa"/>
+            <w:tcW w:w="1573" w:type="dxa"/>
             <w:tcBorders>
               <w:top w:val="single" w:sz="4" w:space="0" w:color="000000"/>
               <w:left w:val="single" w:sz="4" w:space="0" w:color="000000"/>
@@ -13355,7 +13393,7 @@
         </w:tc>
         <w:tc>
           <w:tcPr>
-            <w:tcW w:w="2253" w:type="dxa"/>
+            <w:tcW w:w="2254" w:type="dxa"/>
             <w:tcBorders>
               <w:top w:val="single" w:sz="4" w:space="0" w:color="000000"/>
             </w:tcBorders>
@@ -13449,7 +13487,7 @@
         </w:trPr>
         <w:tc>
           <w:tcPr>
-            <w:tcW w:w="1574" w:type="dxa"/>
+            <w:tcW w:w="1573" w:type="dxa"/>
             <w:tcBorders>
               <w:left w:val="single" w:sz="4" w:space="0" w:color="000000"/>
               <w:bottom w:val="single" w:sz="4" w:space="0" w:color="000000"/>
@@ -13476,7 +13514,7 @@
         </w:tc>
         <w:tc>
           <w:tcPr>
-            <w:tcW w:w="2253" w:type="dxa"/>
+            <w:tcW w:w="2254" w:type="dxa"/>
             <w:tcBorders>
               <w:bottom w:val="single" w:sz="4" w:space="0" w:color="000000"/>
             </w:tcBorders>
@@ -15095,8 +15133,8 @@
         <w:tblLook w:val="0000" w:noHBand="0" w:noVBand="0" w:firstColumn="0" w:lastRow="0" w:lastColumn="0" w:firstRow="0"/>
       </w:tblPr>
       <w:tblGrid>
-        <w:gridCol w:w="1574"/>
-        <w:gridCol w:w="2253"/>
+        <w:gridCol w:w="1573"/>
+        <w:gridCol w:w="2254"/>
         <w:gridCol w:w="5480"/>
       </w:tblGrid>
       <w:tr>
@@ -15105,7 +15143,7 @@
         </w:trPr>
         <w:tc>
           <w:tcPr>
-            <w:tcW w:w="1574" w:type="dxa"/>
+            <w:tcW w:w="1573" w:type="dxa"/>
             <w:tcBorders>
               <w:top w:val="single" w:sz="4" w:space="0" w:color="000000"/>
               <w:left w:val="single" w:sz="4" w:space="0" w:color="000000"/>
@@ -15132,7 +15170,7 @@
         </w:tc>
         <w:tc>
           <w:tcPr>
-            <w:tcW w:w="2253" w:type="dxa"/>
+            <w:tcW w:w="2254" w:type="dxa"/>
             <w:tcBorders>
               <w:top w:val="single" w:sz="4" w:space="0" w:color="000000"/>
             </w:tcBorders>
@@ -15226,7 +15264,7 @@
         </w:trPr>
         <w:tc>
           <w:tcPr>
-            <w:tcW w:w="1574" w:type="dxa"/>
+            <w:tcW w:w="1573" w:type="dxa"/>
             <w:tcBorders>
               <w:left w:val="single" w:sz="4" w:space="0" w:color="000000"/>
               <w:bottom w:val="single" w:sz="4" w:space="0" w:color="000000"/>
@@ -15253,7 +15291,7 @@
         </w:tc>
         <w:tc>
           <w:tcPr>
-            <w:tcW w:w="2253" w:type="dxa"/>
+            <w:tcW w:w="2254" w:type="dxa"/>
             <w:tcBorders>
               <w:bottom w:val="single" w:sz="4" w:space="0" w:color="000000"/>
             </w:tcBorders>
@@ -17268,8 +17306,8 @@
         <w:tblLook w:val="0000" w:noHBand="0" w:noVBand="0" w:firstColumn="0" w:lastRow="0" w:lastColumn="0" w:firstRow="0"/>
       </w:tblPr>
       <w:tblGrid>
-        <w:gridCol w:w="1574"/>
-        <w:gridCol w:w="2253"/>
+        <w:gridCol w:w="1573"/>
+        <w:gridCol w:w="2254"/>
         <w:gridCol w:w="5480"/>
       </w:tblGrid>
       <w:tr>
@@ -17278,7 +17316,7 @@
         </w:trPr>
         <w:tc>
           <w:tcPr>
-            <w:tcW w:w="1574" w:type="dxa"/>
+            <w:tcW w:w="1573" w:type="dxa"/>
             <w:tcBorders>
               <w:top w:val="single" w:sz="4" w:space="0" w:color="000000"/>
               <w:left w:val="single" w:sz="4" w:space="0" w:color="000000"/>
@@ -17305,7 +17343,7 @@
         </w:tc>
         <w:tc>
           <w:tcPr>
-            <w:tcW w:w="2253" w:type="dxa"/>
+            <w:tcW w:w="2254" w:type="dxa"/>
             <w:tcBorders>
               <w:top w:val="single" w:sz="4" w:space="0" w:color="000000"/>
             </w:tcBorders>
@@ -17397,7 +17435,7 @@
         </w:trPr>
         <w:tc>
           <w:tcPr>
-            <w:tcW w:w="1574" w:type="dxa"/>
+            <w:tcW w:w="1573" w:type="dxa"/>
             <w:tcBorders>
               <w:left w:val="single" w:sz="4" w:space="0" w:color="000000"/>
               <w:bottom w:val="single" w:sz="4" w:space="0" w:color="000000"/>
@@ -17424,7 +17462,7 @@
         </w:tc>
         <w:tc>
           <w:tcPr>
-            <w:tcW w:w="2253" w:type="dxa"/>
+            <w:tcW w:w="2254" w:type="dxa"/>
             <w:tcBorders>
               <w:bottom w:val="single" w:sz="4" w:space="0" w:color="000000"/>
             </w:tcBorders>
@@ -17529,10 +17567,10 @@
         </w:rPr>
         <w:t>Finanzportal für öffentliche Finanzierung</w:t>
       </w:r>
-      <w:bookmarkStart w:id="7" w:name="__DdeLink__6745_803613289"/>
-      <w:bookmarkStart w:id="8" w:name="__DdeLink__6751_803613289"/>
-      <w:bookmarkStart w:id="9" w:name="__DdeLink__3460_1346662106"/>
-      <w:bookmarkStart w:id="10" w:name="__DdeLink__3457_1346662106"/>
+      <w:bookmarkStart w:id="7" w:name="__DdeLink__6751_803613289"/>
+      <w:bookmarkStart w:id="8" w:name="__DdeLink__6745_803613289"/>
+      <w:bookmarkStart w:id="9" w:name="__DdeLink__3457_1346662106"/>
+      <w:bookmarkStart w:id="10" w:name="__DdeLink__3460_1346662106"/>
       <w:bookmarkEnd w:id="9"/>
       <w:bookmarkEnd w:id="10"/>
       <w:r>
@@ -19106,8 +19144,8 @@
         <w:tblLook w:val="0000" w:noHBand="0" w:noVBand="0" w:firstColumn="0" w:lastRow="0" w:lastColumn="0" w:firstRow="0"/>
       </w:tblPr>
       <w:tblGrid>
-        <w:gridCol w:w="1574"/>
-        <w:gridCol w:w="2253"/>
+        <w:gridCol w:w="1573"/>
+        <w:gridCol w:w="2254"/>
         <w:gridCol w:w="5480"/>
       </w:tblGrid>
       <w:tr>
@@ -19116,7 +19154,7 @@
         </w:trPr>
         <w:tc>
           <w:tcPr>
-            <w:tcW w:w="1574" w:type="dxa"/>
+            <w:tcW w:w="1573" w:type="dxa"/>
             <w:tcBorders>
               <w:top w:val="single" w:sz="4" w:space="0" w:color="000000"/>
               <w:left w:val="single" w:sz="4" w:space="0" w:color="000000"/>
@@ -19143,7 +19181,7 @@
         </w:tc>
         <w:tc>
           <w:tcPr>
-            <w:tcW w:w="2253" w:type="dxa"/>
+            <w:tcW w:w="2254" w:type="dxa"/>
             <w:tcBorders>
               <w:top w:val="single" w:sz="4" w:space="0" w:color="000000"/>
             </w:tcBorders>
@@ -19237,7 +19275,7 @@
         </w:trPr>
         <w:tc>
           <w:tcPr>
-            <w:tcW w:w="1574" w:type="dxa"/>
+            <w:tcW w:w="1573" w:type="dxa"/>
             <w:tcBorders>
               <w:left w:val="single" w:sz="4" w:space="0" w:color="000000"/>
               <w:bottom w:val="single" w:sz="4" w:space="0" w:color="000000"/>
@@ -19266,7 +19304,7 @@
         </w:tc>
         <w:tc>
           <w:tcPr>
-            <w:tcW w:w="2253" w:type="dxa"/>
+            <w:tcW w:w="2254" w:type="dxa"/>
             <w:tcBorders>
               <w:bottom w:val="single" w:sz="4" w:space="0" w:color="000000"/>
             </w:tcBorders>
@@ -20595,8 +20633,8 @@
         <w:tblLook w:val="0000" w:noHBand="0" w:noVBand="0" w:firstColumn="0" w:lastRow="0" w:lastColumn="0" w:firstRow="0"/>
       </w:tblPr>
       <w:tblGrid>
-        <w:gridCol w:w="1574"/>
-        <w:gridCol w:w="2253"/>
+        <w:gridCol w:w="1573"/>
+        <w:gridCol w:w="2254"/>
         <w:gridCol w:w="5480"/>
       </w:tblGrid>
       <w:tr>
@@ -20605,7 +20643,7 @@
         </w:trPr>
         <w:tc>
           <w:tcPr>
-            <w:tcW w:w="1574" w:type="dxa"/>
+            <w:tcW w:w="1573" w:type="dxa"/>
             <w:tcBorders>
               <w:top w:val="single" w:sz="4" w:space="0" w:color="000000"/>
               <w:left w:val="single" w:sz="4" w:space="0" w:color="000000"/>
@@ -20632,7 +20670,7 @@
         </w:tc>
         <w:tc>
           <w:tcPr>
-            <w:tcW w:w="2253" w:type="dxa"/>
+            <w:tcW w:w="2254" w:type="dxa"/>
             <w:tcBorders>
               <w:top w:val="single" w:sz="4" w:space="0" w:color="000000"/>
             </w:tcBorders>
@@ -20724,7 +20762,7 @@
         </w:trPr>
         <w:tc>
           <w:tcPr>
-            <w:tcW w:w="1574" w:type="dxa"/>
+            <w:tcW w:w="1573" w:type="dxa"/>
             <w:tcBorders>
               <w:left w:val="single" w:sz="4" w:space="0" w:color="000000"/>
               <w:bottom w:val="single" w:sz="4" w:space="0" w:color="000000"/>
@@ -20751,7 +20789,7 @@
         </w:tc>
         <w:tc>
           <w:tcPr>
-            <w:tcW w:w="2253" w:type="dxa"/>
+            <w:tcW w:w="2254" w:type="dxa"/>
             <w:tcBorders>
               <w:bottom w:val="single" w:sz="4" w:space="0" w:color="000000"/>
             </w:tcBorders>
@@ -21820,8 +21858,8 @@
         <w:tblLook w:val="0000" w:noHBand="0" w:noVBand="0" w:firstColumn="0" w:lastRow="0" w:lastColumn="0" w:firstRow="0"/>
       </w:tblPr>
       <w:tblGrid>
-        <w:gridCol w:w="1574"/>
-        <w:gridCol w:w="2253"/>
+        <w:gridCol w:w="1573"/>
+        <w:gridCol w:w="2254"/>
         <w:gridCol w:w="5480"/>
       </w:tblGrid>
       <w:tr>
@@ -21830,7 +21868,7 @@
         </w:trPr>
         <w:tc>
           <w:tcPr>
-            <w:tcW w:w="1574" w:type="dxa"/>
+            <w:tcW w:w="1573" w:type="dxa"/>
             <w:tcBorders>
               <w:top w:val="single" w:sz="4" w:space="0" w:color="000000"/>
               <w:left w:val="single" w:sz="4" w:space="0" w:color="000000"/>
@@ -21857,7 +21895,7 @@
         </w:tc>
         <w:tc>
           <w:tcPr>
-            <w:tcW w:w="2253" w:type="dxa"/>
+            <w:tcW w:w="2254" w:type="dxa"/>
             <w:tcBorders>
               <w:top w:val="single" w:sz="4" w:space="0" w:color="000000"/>
             </w:tcBorders>
@@ -21949,7 +21987,7 @@
         </w:trPr>
         <w:tc>
           <w:tcPr>
-            <w:tcW w:w="1574" w:type="dxa"/>
+            <w:tcW w:w="1573" w:type="dxa"/>
             <w:tcBorders>
               <w:left w:val="single" w:sz="4" w:space="0" w:color="000000"/>
               <w:bottom w:val="single" w:sz="4" w:space="0" w:color="000000"/>
@@ -21976,7 +22014,7 @@
         </w:tc>
         <w:tc>
           <w:tcPr>
-            <w:tcW w:w="2253" w:type="dxa"/>
+            <w:tcW w:w="2254" w:type="dxa"/>
             <w:tcBorders>
               <w:bottom w:val="single" w:sz="4" w:space="0" w:color="000000"/>
             </w:tcBorders>
@@ -23331,8 +23369,8 @@
         <w:tblLook w:val="0000" w:noHBand="0" w:noVBand="0" w:firstColumn="0" w:lastRow="0" w:lastColumn="0" w:firstRow="0"/>
       </w:tblPr>
       <w:tblGrid>
-        <w:gridCol w:w="1574"/>
-        <w:gridCol w:w="2253"/>
+        <w:gridCol w:w="1573"/>
+        <w:gridCol w:w="2254"/>
         <w:gridCol w:w="5480"/>
       </w:tblGrid>
       <w:tr>
@@ -23341,7 +23379,7 @@
         </w:trPr>
         <w:tc>
           <w:tcPr>
-            <w:tcW w:w="1574" w:type="dxa"/>
+            <w:tcW w:w="1573" w:type="dxa"/>
             <w:tcBorders>
               <w:top w:val="single" w:sz="4" w:space="0" w:color="000000"/>
               <w:left w:val="single" w:sz="4" w:space="0" w:color="000000"/>
@@ -23368,7 +23406,7 @@
         </w:tc>
         <w:tc>
           <w:tcPr>
-            <w:tcW w:w="2253" w:type="dxa"/>
+            <w:tcW w:w="2254" w:type="dxa"/>
             <w:tcBorders>
               <w:top w:val="single" w:sz="4" w:space="0" w:color="000000"/>
             </w:tcBorders>
@@ -23460,7 +23498,7 @@
         </w:trPr>
         <w:tc>
           <w:tcPr>
-            <w:tcW w:w="1574" w:type="dxa"/>
+            <w:tcW w:w="1573" w:type="dxa"/>
             <w:tcBorders>
               <w:left w:val="single" w:sz="4" w:space="0" w:color="000000"/>
               <w:bottom w:val="single" w:sz="4" w:space="0" w:color="000000"/>
@@ -23487,7 +23525,7 @@
         </w:tc>
         <w:tc>
           <w:tcPr>
-            <w:tcW w:w="2253" w:type="dxa"/>
+            <w:tcW w:w="2254" w:type="dxa"/>
             <w:tcBorders>
               <w:bottom w:val="single" w:sz="4" w:space="0" w:color="000000"/>
             </w:tcBorders>
@@ -24623,8 +24661,8 @@
         <w:tblLook w:val="0000" w:noHBand="0" w:noVBand="0" w:firstColumn="0" w:lastRow="0" w:lastColumn="0" w:firstRow="0"/>
       </w:tblPr>
       <w:tblGrid>
-        <w:gridCol w:w="1574"/>
-        <w:gridCol w:w="2253"/>
+        <w:gridCol w:w="1573"/>
+        <w:gridCol w:w="2254"/>
         <w:gridCol w:w="5480"/>
       </w:tblGrid>
       <w:tr>
@@ -24633,7 +24671,7 @@
         </w:trPr>
         <w:tc>
           <w:tcPr>
-            <w:tcW w:w="1574" w:type="dxa"/>
+            <w:tcW w:w="1573" w:type="dxa"/>
             <w:tcBorders>
               <w:top w:val="single" w:sz="4" w:space="0" w:color="000000"/>
               <w:left w:val="single" w:sz="4" w:space="0" w:color="000000"/>
@@ -24660,7 +24698,7 @@
         </w:tc>
         <w:tc>
           <w:tcPr>
-            <w:tcW w:w="2253" w:type="dxa"/>
+            <w:tcW w:w="2254" w:type="dxa"/>
             <w:tcBorders>
               <w:top w:val="single" w:sz="4" w:space="0" w:color="000000"/>
             </w:tcBorders>
@@ -24752,7 +24790,7 @@
         </w:trPr>
         <w:tc>
           <w:tcPr>
-            <w:tcW w:w="1574" w:type="dxa"/>
+            <w:tcW w:w="1573" w:type="dxa"/>
             <w:tcBorders>
               <w:left w:val="single" w:sz="4" w:space="0" w:color="000000"/>
               <w:bottom w:val="single" w:sz="4" w:space="0" w:color="000000"/>
@@ -24779,7 +24817,7 @@
         </w:tc>
         <w:tc>
           <w:tcPr>
-            <w:tcW w:w="2253" w:type="dxa"/>
+            <w:tcW w:w="2254" w:type="dxa"/>
             <w:tcBorders>
               <w:bottom w:val="single" w:sz="4" w:space="0" w:color="000000"/>
             </w:tcBorders>
@@ -26667,8 +26705,8 @@
         <w:tblLook w:val="0000" w:noHBand="0" w:noVBand="0" w:firstColumn="0" w:lastRow="0" w:lastColumn="0" w:firstRow="0"/>
       </w:tblPr>
       <w:tblGrid>
-        <w:gridCol w:w="1574"/>
-        <w:gridCol w:w="2253"/>
+        <w:gridCol w:w="1573"/>
+        <w:gridCol w:w="2254"/>
         <w:gridCol w:w="5480"/>
       </w:tblGrid>
       <w:tr>
@@ -26677,7 +26715,7 @@
         </w:trPr>
         <w:tc>
           <w:tcPr>
-            <w:tcW w:w="1574" w:type="dxa"/>
+            <w:tcW w:w="1573" w:type="dxa"/>
             <w:tcBorders>
               <w:top w:val="single" w:sz="4" w:space="0" w:color="000000"/>
               <w:left w:val="single" w:sz="4" w:space="0" w:color="000000"/>
@@ -26704,7 +26742,7 @@
         </w:tc>
         <w:tc>
           <w:tcPr>
-            <w:tcW w:w="2253" w:type="dxa"/>
+            <w:tcW w:w="2254" w:type="dxa"/>
             <w:tcBorders>
               <w:top w:val="single" w:sz="4" w:space="0" w:color="000000"/>
             </w:tcBorders>
@@ -26796,7 +26834,7 @@
         </w:trPr>
         <w:tc>
           <w:tcPr>
-            <w:tcW w:w="1574" w:type="dxa"/>
+            <w:tcW w:w="1573" w:type="dxa"/>
             <w:tcBorders>
               <w:left w:val="single" w:sz="4" w:space="0" w:color="000000"/>
               <w:bottom w:val="single" w:sz="4" w:space="0" w:color="000000"/>
@@ -26823,7 +26861,7 @@
         </w:tc>
         <w:tc>
           <w:tcPr>
-            <w:tcW w:w="2253" w:type="dxa"/>
+            <w:tcW w:w="2254" w:type="dxa"/>
             <w:tcBorders>
               <w:bottom w:val="single" w:sz="4" w:space="0" w:color="000000"/>
             </w:tcBorders>
@@ -28623,8 +28661,8 @@
         <w:tblLook w:val="0000" w:noHBand="0" w:noVBand="0" w:firstColumn="0" w:lastRow="0" w:lastColumn="0" w:firstRow="0"/>
       </w:tblPr>
       <w:tblGrid>
-        <w:gridCol w:w="1574"/>
-        <w:gridCol w:w="2253"/>
+        <w:gridCol w:w="1573"/>
+        <w:gridCol w:w="2254"/>
         <w:gridCol w:w="5480"/>
       </w:tblGrid>
       <w:tr>
@@ -28633,7 +28671,7 @@
         </w:trPr>
         <w:tc>
           <w:tcPr>
-            <w:tcW w:w="1574" w:type="dxa"/>
+            <w:tcW w:w="1573" w:type="dxa"/>
             <w:tcBorders>
               <w:top w:val="single" w:sz="4" w:space="0" w:color="000000"/>
               <w:left w:val="single" w:sz="4" w:space="0" w:color="000000"/>
@@ -28660,7 +28698,7 @@
         </w:tc>
         <w:tc>
           <w:tcPr>
-            <w:tcW w:w="2253" w:type="dxa"/>
+            <w:tcW w:w="2254" w:type="dxa"/>
             <w:tcBorders>
               <w:top w:val="single" w:sz="4" w:space="0" w:color="000000"/>
             </w:tcBorders>
@@ -28752,7 +28790,7 @@
         </w:trPr>
         <w:tc>
           <w:tcPr>
-            <w:tcW w:w="1574" w:type="dxa"/>
+            <w:tcW w:w="1573" w:type="dxa"/>
             <w:tcBorders>
               <w:left w:val="single" w:sz="4" w:space="0" w:color="000000"/>
               <w:bottom w:val="single" w:sz="4" w:space="0" w:color="000000"/>
@@ -28779,7 +28817,7 @@
         </w:tc>
         <w:tc>
           <w:tcPr>
-            <w:tcW w:w="2253" w:type="dxa"/>
+            <w:tcW w:w="2254" w:type="dxa"/>
             <w:tcBorders>
               <w:bottom w:val="single" w:sz="4" w:space="0" w:color="000000"/>
             </w:tcBorders>
@@ -30543,8 +30581,8 @@
         <w:tblLook w:val="0000" w:noHBand="0" w:noVBand="0" w:firstColumn="0" w:lastRow="0" w:lastColumn="0" w:firstRow="0"/>
       </w:tblPr>
       <w:tblGrid>
-        <w:gridCol w:w="1574"/>
-        <w:gridCol w:w="2253"/>
+        <w:gridCol w:w="1573"/>
+        <w:gridCol w:w="2254"/>
         <w:gridCol w:w="5480"/>
       </w:tblGrid>
       <w:tr>
@@ -30553,7 +30591,7 @@
         </w:trPr>
         <w:tc>
           <w:tcPr>
-            <w:tcW w:w="1574" w:type="dxa"/>
+            <w:tcW w:w="1573" w:type="dxa"/>
             <w:tcBorders>
               <w:top w:val="single" w:sz="4" w:space="0" w:color="000000"/>
               <w:left w:val="single" w:sz="4" w:space="0" w:color="000000"/>
@@ -30580,7 +30618,7 @@
         </w:tc>
         <w:tc>
           <w:tcPr>
-            <w:tcW w:w="2253" w:type="dxa"/>
+            <w:tcW w:w="2254" w:type="dxa"/>
             <w:tcBorders>
               <w:top w:val="single" w:sz="4" w:space="0" w:color="000000"/>
             </w:tcBorders>
@@ -30674,7 +30712,7 @@
         </w:trPr>
         <w:tc>
           <w:tcPr>
-            <w:tcW w:w="1574" w:type="dxa"/>
+            <w:tcW w:w="1573" w:type="dxa"/>
             <w:tcBorders>
               <w:left w:val="single" w:sz="4" w:space="0" w:color="000000"/>
               <w:bottom w:val="single" w:sz="4" w:space="0" w:color="000000"/>
@@ -30701,7 +30739,7 @@
         </w:tc>
         <w:tc>
           <w:tcPr>
-            <w:tcW w:w="2253" w:type="dxa"/>
+            <w:tcW w:w="2254" w:type="dxa"/>
             <w:tcBorders>
               <w:bottom w:val="single" w:sz="4" w:space="0" w:color="000000"/>
             </w:tcBorders>
@@ -31666,8 +31704,8 @@
         <w:tblLook w:val="0000" w:noHBand="0" w:noVBand="0" w:firstColumn="0" w:lastRow="0" w:lastColumn="0" w:firstRow="0"/>
       </w:tblPr>
       <w:tblGrid>
-        <w:gridCol w:w="1574"/>
-        <w:gridCol w:w="2253"/>
+        <w:gridCol w:w="1573"/>
+        <w:gridCol w:w="2254"/>
         <w:gridCol w:w="5480"/>
       </w:tblGrid>
       <w:tr>
@@ -31676,7 +31714,7 @@
         </w:trPr>
         <w:tc>
           <w:tcPr>
-            <w:tcW w:w="1574" w:type="dxa"/>
+            <w:tcW w:w="1573" w:type="dxa"/>
             <w:tcBorders>
               <w:top w:val="single" w:sz="4" w:space="0" w:color="000000"/>
               <w:left w:val="single" w:sz="4" w:space="0" w:color="000000"/>
@@ -31703,7 +31741,7 @@
         </w:tc>
         <w:tc>
           <w:tcPr>
-            <w:tcW w:w="2253" w:type="dxa"/>
+            <w:tcW w:w="2254" w:type="dxa"/>
             <w:tcBorders>
               <w:top w:val="single" w:sz="4" w:space="0" w:color="000000"/>
             </w:tcBorders>
@@ -31761,7 +31799,7 @@
         </w:trPr>
         <w:tc>
           <w:tcPr>
-            <w:tcW w:w="1574" w:type="dxa"/>
+            <w:tcW w:w="1573" w:type="dxa"/>
             <w:tcBorders>
               <w:left w:val="single" w:sz="4" w:space="0" w:color="000000"/>
               <w:bottom w:val="single" w:sz="4" w:space="0" w:color="000000"/>
@@ -31788,7 +31826,7 @@
         </w:tc>
         <w:tc>
           <w:tcPr>
-            <w:tcW w:w="2253" w:type="dxa"/>
+            <w:tcW w:w="2254" w:type="dxa"/>
             <w:tcBorders>
               <w:bottom w:val="single" w:sz="4" w:space="0" w:color="000000"/>
             </w:tcBorders>
@@ -32851,8 +32889,8 @@
         <w:tblLook w:val="0000" w:noHBand="0" w:noVBand="0" w:firstColumn="0" w:lastRow="0" w:lastColumn="0" w:firstRow="0"/>
       </w:tblPr>
       <w:tblGrid>
-        <w:gridCol w:w="1574"/>
-        <w:gridCol w:w="2253"/>
+        <w:gridCol w:w="1573"/>
+        <w:gridCol w:w="2254"/>
         <w:gridCol w:w="5480"/>
       </w:tblGrid>
       <w:tr>
@@ -32861,7 +32899,7 @@
         </w:trPr>
         <w:tc>
           <w:tcPr>
-            <w:tcW w:w="1574" w:type="dxa"/>
+            <w:tcW w:w="1573" w:type="dxa"/>
             <w:tcBorders>
               <w:top w:val="single" w:sz="4" w:space="0" w:color="000000"/>
               <w:left w:val="single" w:sz="4" w:space="0" w:color="000000"/>
@@ -32888,7 +32926,7 @@
         </w:tc>
         <w:tc>
           <w:tcPr>
-            <w:tcW w:w="2253" w:type="dxa"/>
+            <w:tcW w:w="2254" w:type="dxa"/>
             <w:tcBorders>
               <w:top w:val="single" w:sz="4" w:space="0" w:color="000000"/>
             </w:tcBorders>
@@ -32980,7 +33018,7 @@
         </w:trPr>
         <w:tc>
           <w:tcPr>
-            <w:tcW w:w="1574" w:type="dxa"/>
+            <w:tcW w:w="1573" w:type="dxa"/>
             <w:tcBorders>
               <w:left w:val="single" w:sz="4" w:space="0" w:color="000000"/>
               <w:bottom w:val="single" w:sz="4" w:space="0" w:color="000000"/>
@@ -33007,7 +33045,7 @@
         </w:tc>
         <w:tc>
           <w:tcPr>
-            <w:tcW w:w="2253" w:type="dxa"/>
+            <w:tcW w:w="2254" w:type="dxa"/>
             <w:tcBorders>
               <w:bottom w:val="single" w:sz="4" w:space="0" w:color="000000"/>
             </w:tcBorders>
@@ -34131,8 +34169,8 @@
         <w:tblLook w:val="0000" w:noHBand="0" w:noVBand="0" w:firstColumn="0" w:lastRow="0" w:lastColumn="0" w:firstRow="0"/>
       </w:tblPr>
       <w:tblGrid>
-        <w:gridCol w:w="1574"/>
-        <w:gridCol w:w="2253"/>
+        <w:gridCol w:w="1573"/>
+        <w:gridCol w:w="2254"/>
         <w:gridCol w:w="5480"/>
       </w:tblGrid>
       <w:tr>
@@ -34141,7 +34179,7 @@
         </w:trPr>
         <w:tc>
           <w:tcPr>
-            <w:tcW w:w="1574" w:type="dxa"/>
+            <w:tcW w:w="1573" w:type="dxa"/>
             <w:tcBorders>
               <w:top w:val="single" w:sz="4" w:space="0" w:color="000000"/>
               <w:left w:val="single" w:sz="4" w:space="0" w:color="000000"/>
@@ -34168,7 +34206,7 @@
         </w:tc>
         <w:tc>
           <w:tcPr>
-            <w:tcW w:w="2253" w:type="dxa"/>
+            <w:tcW w:w="2254" w:type="dxa"/>
             <w:tcBorders>
               <w:top w:val="single" w:sz="4" w:space="0" w:color="000000"/>
             </w:tcBorders>
@@ -34260,7 +34298,7 @@
         </w:trPr>
         <w:tc>
           <w:tcPr>
-            <w:tcW w:w="1574" w:type="dxa"/>
+            <w:tcW w:w="1573" w:type="dxa"/>
             <w:tcBorders>
               <w:left w:val="single" w:sz="4" w:space="0" w:color="000000"/>
               <w:bottom w:val="single" w:sz="4" w:space="0" w:color="000000"/>
@@ -34287,7 +34325,7 @@
         </w:tc>
         <w:tc>
           <w:tcPr>
-            <w:tcW w:w="2253" w:type="dxa"/>
+            <w:tcW w:w="2254" w:type="dxa"/>
             <w:tcBorders>
               <w:bottom w:val="single" w:sz="4" w:space="0" w:color="000000"/>
             </w:tcBorders>
@@ -35295,8 +35333,8 @@
         <w:tblLook w:val="0000" w:noHBand="0" w:noVBand="0" w:firstColumn="0" w:lastRow="0" w:lastColumn="0" w:firstRow="0"/>
       </w:tblPr>
       <w:tblGrid>
-        <w:gridCol w:w="1574"/>
-        <w:gridCol w:w="2253"/>
+        <w:gridCol w:w="1573"/>
+        <w:gridCol w:w="2254"/>
         <w:gridCol w:w="5480"/>
       </w:tblGrid>
       <w:tr>
@@ -35305,7 +35343,7 @@
         </w:trPr>
         <w:tc>
           <w:tcPr>
-            <w:tcW w:w="1574" w:type="dxa"/>
+            <w:tcW w:w="1573" w:type="dxa"/>
             <w:tcBorders>
               <w:top w:val="single" w:sz="4" w:space="0" w:color="000000"/>
               <w:left w:val="single" w:sz="4" w:space="0" w:color="000000"/>
@@ -35332,7 +35370,7 @@
         </w:tc>
         <w:tc>
           <w:tcPr>
-            <w:tcW w:w="2253" w:type="dxa"/>
+            <w:tcW w:w="2254" w:type="dxa"/>
             <w:tcBorders>
               <w:top w:val="single" w:sz="4" w:space="0" w:color="000000"/>
             </w:tcBorders>
@@ -35424,7 +35462,7 @@
         </w:trPr>
         <w:tc>
           <w:tcPr>
-            <w:tcW w:w="1574" w:type="dxa"/>
+            <w:tcW w:w="1573" w:type="dxa"/>
             <w:tcBorders>
               <w:left w:val="single" w:sz="4" w:space="0" w:color="000000"/>
               <w:bottom w:val="single" w:sz="4" w:space="0" w:color="000000"/>
@@ -35451,7 +35489,7 @@
         </w:tc>
         <w:tc>
           <w:tcPr>
-            <w:tcW w:w="2253" w:type="dxa"/>
+            <w:tcW w:w="2254" w:type="dxa"/>
             <w:tcBorders>
               <w:bottom w:val="single" w:sz="4" w:space="0" w:color="000000"/>
             </w:tcBorders>
@@ -36483,8 +36521,8 @@
         <w:tblLook w:val="0000" w:noHBand="0" w:noVBand="0" w:firstColumn="0" w:lastRow="0" w:lastColumn="0" w:firstRow="0"/>
       </w:tblPr>
       <w:tblGrid>
-        <w:gridCol w:w="1574"/>
-        <w:gridCol w:w="2253"/>
+        <w:gridCol w:w="1573"/>
+        <w:gridCol w:w="2254"/>
         <w:gridCol w:w="5480"/>
       </w:tblGrid>
       <w:tr>
@@ -36493,7 +36531,7 @@
         </w:trPr>
         <w:tc>
           <w:tcPr>
-            <w:tcW w:w="1574" w:type="dxa"/>
+            <w:tcW w:w="1573" w:type="dxa"/>
             <w:tcBorders>
               <w:top w:val="single" w:sz="4" w:space="0" w:color="000000"/>
               <w:left w:val="single" w:sz="4" w:space="0" w:color="000000"/>
@@ -36520,7 +36558,7 @@
         </w:tc>
         <w:tc>
           <w:tcPr>
-            <w:tcW w:w="2253" w:type="dxa"/>
+            <w:tcW w:w="2254" w:type="dxa"/>
             <w:tcBorders>
               <w:top w:val="single" w:sz="4" w:space="0" w:color="000000"/>
             </w:tcBorders>
@@ -36616,7 +36654,7 @@
         </w:trPr>
         <w:tc>
           <w:tcPr>
-            <w:tcW w:w="1574" w:type="dxa"/>
+            <w:tcW w:w="1573" w:type="dxa"/>
             <w:tcBorders>
               <w:left w:val="single" w:sz="4" w:space="0" w:color="000000"/>
               <w:bottom w:val="single" w:sz="4" w:space="0" w:color="000000"/>
@@ -36645,7 +36683,7 @@
         </w:tc>
         <w:tc>
           <w:tcPr>
-            <w:tcW w:w="2253" w:type="dxa"/>
+            <w:tcW w:w="2254" w:type="dxa"/>
             <w:tcBorders>
               <w:bottom w:val="single" w:sz="4" w:space="0" w:color="000000"/>
             </w:tcBorders>
@@ -37500,8 +37538,8 @@
         <w:tblLook w:val="0000" w:noHBand="0" w:noVBand="0" w:firstColumn="0" w:lastRow="0" w:lastColumn="0" w:firstRow="0"/>
       </w:tblPr>
       <w:tblGrid>
-        <w:gridCol w:w="1574"/>
-        <w:gridCol w:w="2253"/>
+        <w:gridCol w:w="1573"/>
+        <w:gridCol w:w="2254"/>
         <w:gridCol w:w="5480"/>
       </w:tblGrid>
       <w:tr>
@@ -37510,7 +37548,7 @@
         </w:trPr>
         <w:tc>
           <w:tcPr>
-            <w:tcW w:w="1574" w:type="dxa"/>
+            <w:tcW w:w="1573" w:type="dxa"/>
             <w:tcBorders>
               <w:top w:val="single" w:sz="4" w:space="0" w:color="000000"/>
               <w:left w:val="single" w:sz="4" w:space="0" w:color="000000"/>
@@ -37537,7 +37575,7 @@
         </w:tc>
         <w:tc>
           <w:tcPr>
-            <w:tcW w:w="2253" w:type="dxa"/>
+            <w:tcW w:w="2254" w:type="dxa"/>
             <w:tcBorders>
               <w:top w:val="single" w:sz="4" w:space="0" w:color="000000"/>
             </w:tcBorders>
@@ -37595,7 +37633,7 @@
         </w:trPr>
         <w:tc>
           <w:tcPr>
-            <w:tcW w:w="1574" w:type="dxa"/>
+            <w:tcW w:w="1573" w:type="dxa"/>
             <w:tcBorders>
               <w:left w:val="single" w:sz="4" w:space="0" w:color="000000"/>
               <w:bottom w:val="single" w:sz="4" w:space="0" w:color="000000"/>
@@ -37622,7 +37660,7 @@
         </w:tc>
         <w:tc>
           <w:tcPr>
-            <w:tcW w:w="2253" w:type="dxa"/>
+            <w:tcW w:w="2254" w:type="dxa"/>
             <w:tcBorders>
               <w:bottom w:val="single" w:sz="4" w:space="0" w:color="000000"/>
             </w:tcBorders>
@@ -37699,7 +37737,7 @@
         </w:trPr>
         <w:tc>
           <w:tcPr>
-            <w:tcW w:w="1574" w:type="dxa"/>
+            <w:tcW w:w="1573" w:type="dxa"/>
             <w:tcBorders>
               <w:top w:val="single" w:sz="4" w:space="0" w:color="000000"/>
               <w:left w:val="single" w:sz="4" w:space="0" w:color="000000"/>
@@ -37727,7 +37765,7 @@
         </w:tc>
         <w:tc>
           <w:tcPr>
-            <w:tcW w:w="2253" w:type="dxa"/>
+            <w:tcW w:w="2254" w:type="dxa"/>
             <w:tcBorders>
               <w:top w:val="single" w:sz="4" w:space="0" w:color="000000"/>
             </w:tcBorders>
@@ -38758,8 +38796,8 @@
         <w:tblLook w:val="0000" w:noHBand="0" w:noVBand="0" w:firstColumn="0" w:lastRow="0" w:lastColumn="0" w:firstRow="0"/>
       </w:tblPr>
       <w:tblGrid>
-        <w:gridCol w:w="1574"/>
-        <w:gridCol w:w="2253"/>
+        <w:gridCol w:w="1573"/>
+        <w:gridCol w:w="2254"/>
         <w:gridCol w:w="5480"/>
       </w:tblGrid>
       <w:tr>
@@ -38768,7 +38806,7 @@
         </w:trPr>
         <w:tc>
           <w:tcPr>
-            <w:tcW w:w="1574" w:type="dxa"/>
+            <w:tcW w:w="1573" w:type="dxa"/>
             <w:tcBorders>
               <w:top w:val="single" w:sz="4" w:space="0" w:color="000000"/>
               <w:left w:val="single" w:sz="4" w:space="0" w:color="000000"/>
@@ -38795,7 +38833,7 @@
         </w:tc>
         <w:tc>
           <w:tcPr>
-            <w:tcW w:w="2253" w:type="dxa"/>
+            <w:tcW w:w="2254" w:type="dxa"/>
             <w:tcBorders>
               <w:top w:val="single" w:sz="4" w:space="0" w:color="000000"/>
             </w:tcBorders>
@@ -38889,7 +38927,7 @@
         </w:trPr>
         <w:tc>
           <w:tcPr>
-            <w:tcW w:w="1574" w:type="dxa"/>
+            <w:tcW w:w="1573" w:type="dxa"/>
             <w:tcBorders>
               <w:left w:val="single" w:sz="4" w:space="0" w:color="000000"/>
               <w:bottom w:val="single" w:sz="4" w:space="0" w:color="000000"/>
@@ -38916,7 +38954,7 @@
         </w:tc>
         <w:tc>
           <w:tcPr>
-            <w:tcW w:w="2253" w:type="dxa"/>
+            <w:tcW w:w="2254" w:type="dxa"/>
             <w:tcBorders>
               <w:bottom w:val="single" w:sz="4" w:space="0" w:color="000000"/>
             </w:tcBorders>
@@ -39862,8 +39900,8 @@
         <w:tblLook w:val="0000" w:noHBand="0" w:noVBand="0" w:firstColumn="0" w:lastRow="0" w:lastColumn="0" w:firstRow="0"/>
       </w:tblPr>
       <w:tblGrid>
-        <w:gridCol w:w="1574"/>
-        <w:gridCol w:w="2508"/>
+        <w:gridCol w:w="1573"/>
+        <w:gridCol w:w="2509"/>
         <w:gridCol w:w="5480"/>
       </w:tblGrid>
       <w:tr>
@@ -39872,7 +39910,7 @@
         </w:trPr>
         <w:tc>
           <w:tcPr>
-            <w:tcW w:w="1574" w:type="dxa"/>
+            <w:tcW w:w="1573" w:type="dxa"/>
             <w:tcBorders>
               <w:top w:val="single" w:sz="4" w:space="0" w:color="000000"/>
               <w:left w:val="single" w:sz="4" w:space="0" w:color="000000"/>
@@ -39898,7 +39936,7 @@
         </w:tc>
         <w:tc>
           <w:tcPr>
-            <w:tcW w:w="2508" w:type="dxa"/>
+            <w:tcW w:w="2509" w:type="dxa"/>
             <w:tcBorders>
               <w:top w:val="single" w:sz="4" w:space="0" w:color="000000"/>
             </w:tcBorders>
@@ -39954,7 +39992,7 @@
         </w:trPr>
         <w:tc>
           <w:tcPr>
-            <w:tcW w:w="1574" w:type="dxa"/>
+            <w:tcW w:w="1573" w:type="dxa"/>
             <w:tcBorders>
               <w:left w:val="single" w:sz="4" w:space="0" w:color="000000"/>
             </w:tcBorders>
@@ -39983,7 +40021,7 @@
         </w:tc>
         <w:tc>
           <w:tcPr>
-            <w:tcW w:w="2508" w:type="dxa"/>
+            <w:tcW w:w="2509" w:type="dxa"/>
             <w:tcBorders/>
           </w:tcPr>
           <w:p>
@@ -40036,7 +40074,7 @@
         </w:trPr>
         <w:tc>
           <w:tcPr>
-            <w:tcW w:w="1574" w:type="dxa"/>
+            <w:tcW w:w="1573" w:type="dxa"/>
             <w:tcBorders>
               <w:left w:val="single" w:sz="4" w:space="0" w:color="000000"/>
             </w:tcBorders>
@@ -40065,7 +40103,7 @@
         </w:tc>
         <w:tc>
           <w:tcPr>
-            <w:tcW w:w="2508" w:type="dxa"/>
+            <w:tcW w:w="2509" w:type="dxa"/>
             <w:tcBorders/>
           </w:tcPr>
           <w:p>
@@ -40118,7 +40156,7 @@
         </w:trPr>
         <w:tc>
           <w:tcPr>
-            <w:tcW w:w="1574" w:type="dxa"/>
+            <w:tcW w:w="1573" w:type="dxa"/>
             <w:tcBorders>
               <w:left w:val="single" w:sz="4" w:space="0" w:color="000000"/>
             </w:tcBorders>
@@ -40147,7 +40185,7 @@
         </w:tc>
         <w:tc>
           <w:tcPr>
-            <w:tcW w:w="2508" w:type="dxa"/>
+            <w:tcW w:w="2509" w:type="dxa"/>
             <w:tcBorders/>
           </w:tcPr>
           <w:p>
@@ -40200,7 +40238,7 @@
         </w:trPr>
         <w:tc>
           <w:tcPr>
-            <w:tcW w:w="1574" w:type="dxa"/>
+            <w:tcW w:w="1573" w:type="dxa"/>
             <w:tcBorders>
               <w:left w:val="single" w:sz="4" w:space="0" w:color="000000"/>
             </w:tcBorders>
@@ -40229,7 +40267,7 @@
         </w:tc>
         <w:tc>
           <w:tcPr>
-            <w:tcW w:w="2508" w:type="dxa"/>
+            <w:tcW w:w="2509" w:type="dxa"/>
             <w:tcBorders/>
           </w:tcPr>
           <w:p>
@@ -40284,7 +40322,7 @@
         </w:trPr>
         <w:tc>
           <w:tcPr>
-            <w:tcW w:w="1574" w:type="dxa"/>
+            <w:tcW w:w="1573" w:type="dxa"/>
             <w:tcBorders>
               <w:left w:val="single" w:sz="4" w:space="0" w:color="000000"/>
               <w:bottom w:val="single" w:sz="4" w:space="0" w:color="000000"/>
@@ -40316,7 +40354,7 @@
         </w:tc>
         <w:tc>
           <w:tcPr>
-            <w:tcW w:w="2508" w:type="dxa"/>
+            <w:tcW w:w="2509" w:type="dxa"/>
             <w:tcBorders>
               <w:bottom w:val="single" w:sz="4" w:space="0" w:color="000000"/>
             </w:tcBorders>
@@ -41168,8 +41206,8 @@
         <w:tblLook w:val="0000" w:noHBand="0" w:noVBand="0" w:firstColumn="0" w:lastRow="0" w:lastColumn="0" w:firstRow="0"/>
       </w:tblPr>
       <w:tblGrid>
-        <w:gridCol w:w="1574"/>
-        <w:gridCol w:w="2253"/>
+        <w:gridCol w:w="1573"/>
+        <w:gridCol w:w="2254"/>
         <w:gridCol w:w="5480"/>
       </w:tblGrid>
       <w:tr>
@@ -41178,7 +41216,7 @@
         </w:trPr>
         <w:tc>
           <w:tcPr>
-            <w:tcW w:w="1574" w:type="dxa"/>
+            <w:tcW w:w="1573" w:type="dxa"/>
             <w:tcBorders>
               <w:top w:val="single" w:sz="4" w:space="0" w:color="000000"/>
               <w:left w:val="single" w:sz="4" w:space="0" w:color="000000"/>
@@ -41205,7 +41243,7 @@
         </w:tc>
         <w:tc>
           <w:tcPr>
-            <w:tcW w:w="2253" w:type="dxa"/>
+            <w:tcW w:w="2254" w:type="dxa"/>
             <w:tcBorders>
               <w:top w:val="single" w:sz="4" w:space="0" w:color="000000"/>
             </w:tcBorders>
@@ -41265,7 +41303,7 @@
         </w:trPr>
         <w:tc>
           <w:tcPr>
-            <w:tcW w:w="1574" w:type="dxa"/>
+            <w:tcW w:w="1573" w:type="dxa"/>
             <w:tcBorders>
               <w:left w:val="single" w:sz="4" w:space="0" w:color="000000"/>
             </w:tcBorders>
@@ -41293,7 +41331,7 @@
         </w:tc>
         <w:tc>
           <w:tcPr>
-            <w:tcW w:w="2253" w:type="dxa"/>
+            <w:tcW w:w="2254" w:type="dxa"/>
             <w:tcBorders/>
           </w:tcPr>
           <w:p>
@@ -41348,7 +41386,7 @@
         </w:trPr>
         <w:tc>
           <w:tcPr>
-            <w:tcW w:w="1574" w:type="dxa"/>
+            <w:tcW w:w="1573" w:type="dxa"/>
             <w:tcBorders>
               <w:left w:val="single" w:sz="4" w:space="0" w:color="000000"/>
             </w:tcBorders>
@@ -41374,7 +41412,7 @@
         </w:tc>
         <w:tc>
           <w:tcPr>
-            <w:tcW w:w="2253" w:type="dxa"/>
+            <w:tcW w:w="2254" w:type="dxa"/>
             <w:tcBorders/>
           </w:tcPr>
           <w:p>
@@ -41429,7 +41467,7 @@
         </w:trPr>
         <w:tc>
           <w:tcPr>
-            <w:tcW w:w="1574" w:type="dxa"/>
+            <w:tcW w:w="1573" w:type="dxa"/>
             <w:tcBorders>
               <w:left w:val="single" w:sz="4" w:space="0" w:color="000000"/>
             </w:tcBorders>
@@ -41455,7 +41493,7 @@
         </w:tc>
         <w:tc>
           <w:tcPr>
-            <w:tcW w:w="2253" w:type="dxa"/>
+            <w:tcW w:w="2254" w:type="dxa"/>
             <w:tcBorders/>
           </w:tcPr>
           <w:p>
@@ -41512,7 +41550,7 @@
         </w:trPr>
         <w:tc>
           <w:tcPr>
-            <w:tcW w:w="1574" w:type="dxa"/>
+            <w:tcW w:w="1573" w:type="dxa"/>
             <w:tcBorders>
               <w:left w:val="single" w:sz="4" w:space="0" w:color="000000"/>
               <w:bottom w:val="single" w:sz="4" w:space="0" w:color="000000"/>
@@ -41541,7 +41579,7 @@
         </w:tc>
         <w:tc>
           <w:tcPr>
-            <w:tcW w:w="2253" w:type="dxa"/>
+            <w:tcW w:w="2254" w:type="dxa"/>
             <w:tcBorders>
               <w:bottom w:val="single" w:sz="4" w:space="0" w:color="000000"/>
             </w:tcBorders>
@@ -42383,8 +42421,8 @@
         <w:tblLook w:val="0000" w:noHBand="0" w:noVBand="0" w:firstColumn="0" w:lastRow="0" w:lastColumn="0" w:firstRow="0"/>
       </w:tblPr>
       <w:tblGrid>
-        <w:gridCol w:w="1574"/>
-        <w:gridCol w:w="2253"/>
+        <w:gridCol w:w="1573"/>
+        <w:gridCol w:w="2254"/>
         <w:gridCol w:w="5480"/>
       </w:tblGrid>
       <w:tr>
@@ -42393,7 +42431,7 @@
         </w:trPr>
         <w:tc>
           <w:tcPr>
-            <w:tcW w:w="1574" w:type="dxa"/>
+            <w:tcW w:w="1573" w:type="dxa"/>
             <w:tcBorders>
               <w:top w:val="single" w:sz="4" w:space="0" w:color="000000"/>
               <w:left w:val="single" w:sz="4" w:space="0" w:color="000000"/>
@@ -42420,7 +42458,7 @@
         </w:tc>
         <w:tc>
           <w:tcPr>
-            <w:tcW w:w="2253" w:type="dxa"/>
+            <w:tcW w:w="2254" w:type="dxa"/>
             <w:tcBorders>
               <w:top w:val="single" w:sz="4" w:space="0" w:color="000000"/>
             </w:tcBorders>
@@ -42478,7 +42516,7 @@
         </w:trPr>
         <w:tc>
           <w:tcPr>
-            <w:tcW w:w="1574" w:type="dxa"/>
+            <w:tcW w:w="1573" w:type="dxa"/>
             <w:tcBorders>
               <w:left w:val="single" w:sz="4" w:space="0" w:color="000000"/>
             </w:tcBorders>
@@ -42504,7 +42542,7 @@
         </w:tc>
         <w:tc>
           <w:tcPr>
-            <w:tcW w:w="2253" w:type="dxa"/>
+            <w:tcW w:w="2254" w:type="dxa"/>
             <w:tcBorders/>
           </w:tcPr>
           <w:p>
@@ -42559,7 +42597,7 @@
         </w:trPr>
         <w:tc>
           <w:tcPr>
-            <w:tcW w:w="1574" w:type="dxa"/>
+            <w:tcW w:w="1573" w:type="dxa"/>
             <w:tcBorders>
               <w:left w:val="single" w:sz="4" w:space="0" w:color="000000"/>
             </w:tcBorders>
@@ -42585,7 +42623,7 @@
         </w:tc>
         <w:tc>
           <w:tcPr>
-            <w:tcW w:w="2253" w:type="dxa"/>
+            <w:tcW w:w="2254" w:type="dxa"/>
             <w:tcBorders/>
           </w:tcPr>
           <w:p>
@@ -42640,7 +42678,7 @@
         </w:trPr>
         <w:tc>
           <w:tcPr>
-            <w:tcW w:w="1574" w:type="dxa"/>
+            <w:tcW w:w="1573" w:type="dxa"/>
             <w:tcBorders>
               <w:left w:val="single" w:sz="4" w:space="0" w:color="000000"/>
               <w:bottom w:val="single" w:sz="4" w:space="0" w:color="000000"/>
@@ -42667,7 +42705,7 @@
         </w:tc>
         <w:tc>
           <w:tcPr>
-            <w:tcW w:w="2253" w:type="dxa"/>
+            <w:tcW w:w="2254" w:type="dxa"/>
             <w:tcBorders>
               <w:bottom w:val="single" w:sz="4" w:space="0" w:color="000000"/>
             </w:tcBorders>
@@ -43228,8 +43266,8 @@
         <w:tblLook w:val="0000" w:noHBand="0" w:noVBand="0" w:firstColumn="0" w:lastRow="0" w:lastColumn="0" w:firstRow="0"/>
       </w:tblPr>
       <w:tblGrid>
-        <w:gridCol w:w="1574"/>
-        <w:gridCol w:w="2253"/>
+        <w:gridCol w:w="1573"/>
+        <w:gridCol w:w="2254"/>
         <w:gridCol w:w="5480"/>
       </w:tblGrid>
       <w:tr>
@@ -43238,7 +43276,7 @@
         </w:trPr>
         <w:tc>
           <w:tcPr>
-            <w:tcW w:w="1574" w:type="dxa"/>
+            <w:tcW w:w="1573" w:type="dxa"/>
             <w:tcBorders>
               <w:top w:val="single" w:sz="4" w:space="0" w:color="000000"/>
               <w:left w:val="single" w:sz="4" w:space="0" w:color="000000"/>
@@ -43265,7 +43303,7 @@
         </w:tc>
         <w:tc>
           <w:tcPr>
-            <w:tcW w:w="2253" w:type="dxa"/>
+            <w:tcW w:w="2254" w:type="dxa"/>
             <w:tcBorders>
               <w:top w:val="single" w:sz="4" w:space="0" w:color="000000"/>
             </w:tcBorders>
@@ -43323,7 +43361,7 @@
         </w:trPr>
         <w:tc>
           <w:tcPr>
-            <w:tcW w:w="1574" w:type="dxa"/>
+            <w:tcW w:w="1573" w:type="dxa"/>
             <w:tcBorders>
               <w:left w:val="single" w:sz="4" w:space="0" w:color="000000"/>
             </w:tcBorders>
@@ -43349,7 +43387,7 @@
         </w:tc>
         <w:tc>
           <w:tcPr>
-            <w:tcW w:w="2253" w:type="dxa"/>
+            <w:tcW w:w="2254" w:type="dxa"/>
             <w:tcBorders/>
           </w:tcPr>
           <w:p>
@@ -43404,7 +43442,7 @@
         </w:trPr>
         <w:tc>
           <w:tcPr>
-            <w:tcW w:w="1574" w:type="dxa"/>
+            <w:tcW w:w="1573" w:type="dxa"/>
             <w:tcBorders>
               <w:left w:val="single" w:sz="4" w:space="0" w:color="000000"/>
             </w:tcBorders>
@@ -43430,7 +43468,7 @@
         </w:tc>
         <w:tc>
           <w:tcPr>
-            <w:tcW w:w="2253" w:type="dxa"/>
+            <w:tcW w:w="2254" w:type="dxa"/>
             <w:tcBorders/>
           </w:tcPr>
           <w:p>
@@ -43485,7 +43523,7 @@
         </w:trPr>
         <w:tc>
           <w:tcPr>
-            <w:tcW w:w="1574" w:type="dxa"/>
+            <w:tcW w:w="1573" w:type="dxa"/>
             <w:tcBorders>
               <w:left w:val="single" w:sz="4" w:space="0" w:color="000000"/>
               <w:bottom w:val="single" w:sz="4" w:space="0" w:color="000000"/>
@@ -43512,7 +43550,7 @@
         </w:tc>
         <w:tc>
           <w:tcPr>
-            <w:tcW w:w="2253" w:type="dxa"/>
+            <w:tcW w:w="2254" w:type="dxa"/>
             <w:tcBorders>
               <w:bottom w:val="single" w:sz="4" w:space="0" w:color="000000"/>
             </w:tcBorders>
@@ -44034,8 +44072,8 @@
         <w:tblLook w:val="0000" w:noHBand="0" w:noVBand="0" w:firstColumn="0" w:lastRow="0" w:lastColumn="0" w:firstRow="0"/>
       </w:tblPr>
       <w:tblGrid>
-        <w:gridCol w:w="1574"/>
-        <w:gridCol w:w="2253"/>
+        <w:gridCol w:w="1573"/>
+        <w:gridCol w:w="2254"/>
         <w:gridCol w:w="5480"/>
       </w:tblGrid>
       <w:tr>
@@ -44044,7 +44082,7 @@
         </w:trPr>
         <w:tc>
           <w:tcPr>
-            <w:tcW w:w="1574" w:type="dxa"/>
+            <w:tcW w:w="1573" w:type="dxa"/>
             <w:tcBorders>
               <w:top w:val="single" w:sz="4" w:space="0" w:color="000000"/>
               <w:left w:val="single" w:sz="4" w:space="0" w:color="000000"/>
@@ -44071,7 +44109,7 @@
         </w:tc>
         <w:tc>
           <w:tcPr>
-            <w:tcW w:w="2253" w:type="dxa"/>
+            <w:tcW w:w="2254" w:type="dxa"/>
             <w:tcBorders>
               <w:top w:val="single" w:sz="4" w:space="0" w:color="000000"/>
             </w:tcBorders>
@@ -44129,7 +44167,7 @@
         </w:trPr>
         <w:tc>
           <w:tcPr>
-            <w:tcW w:w="1574" w:type="dxa"/>
+            <w:tcW w:w="1573" w:type="dxa"/>
             <w:tcBorders>
               <w:left w:val="single" w:sz="4" w:space="0" w:color="000000"/>
               <w:bottom w:val="single" w:sz="4" w:space="0" w:color="000000"/>
@@ -44155,7 +44193,7 @@
         </w:tc>
         <w:tc>
           <w:tcPr>
-            <w:tcW w:w="2253" w:type="dxa"/>
+            <w:tcW w:w="2254" w:type="dxa"/>
             <w:tcBorders>
               <w:bottom w:val="single" w:sz="4" w:space="0" w:color="000000"/>
             </w:tcBorders>
@@ -44829,8 +44867,8 @@
         <w:tblLook w:val="0000" w:noHBand="0" w:noVBand="0" w:firstColumn="0" w:lastRow="0" w:lastColumn="0" w:firstRow="0"/>
       </w:tblPr>
       <w:tblGrid>
-        <w:gridCol w:w="1574"/>
-        <w:gridCol w:w="2253"/>
+        <w:gridCol w:w="1573"/>
+        <w:gridCol w:w="2254"/>
         <w:gridCol w:w="5480"/>
       </w:tblGrid>
       <w:tr>
@@ -44839,7 +44877,7 @@
         </w:trPr>
         <w:tc>
           <w:tcPr>
-            <w:tcW w:w="1574" w:type="dxa"/>
+            <w:tcW w:w="1573" w:type="dxa"/>
             <w:tcBorders>
               <w:top w:val="single" w:sz="4" w:space="0" w:color="000000"/>
               <w:left w:val="single" w:sz="4" w:space="0" w:color="000000"/>
@@ -44866,7 +44904,7 @@
         </w:tc>
         <w:tc>
           <w:tcPr>
-            <w:tcW w:w="2253" w:type="dxa"/>
+            <w:tcW w:w="2254" w:type="dxa"/>
             <w:tcBorders>
               <w:top w:val="single" w:sz="4" w:space="0" w:color="000000"/>
             </w:tcBorders>
@@ -44926,7 +44964,7 @@
         </w:trPr>
         <w:tc>
           <w:tcPr>
-            <w:tcW w:w="1574" w:type="dxa"/>
+            <w:tcW w:w="1573" w:type="dxa"/>
             <w:tcBorders>
               <w:left w:val="single" w:sz="4" w:space="0" w:color="000000"/>
             </w:tcBorders>
@@ -44954,7 +44992,7 @@
         </w:tc>
         <w:tc>
           <w:tcPr>
-            <w:tcW w:w="2253" w:type="dxa"/>
+            <w:tcW w:w="2254" w:type="dxa"/>
             <w:tcBorders/>
           </w:tcPr>
           <w:p>
@@ -45011,7 +45049,7 @@
         </w:trPr>
         <w:tc>
           <w:tcPr>
-            <w:tcW w:w="1574" w:type="dxa"/>
+            <w:tcW w:w="1573" w:type="dxa"/>
             <w:tcBorders>
               <w:left w:val="single" w:sz="4" w:space="0" w:color="000000"/>
             </w:tcBorders>
@@ -45039,7 +45077,7 @@
         </w:tc>
         <w:tc>
           <w:tcPr>
-            <w:tcW w:w="2253" w:type="dxa"/>
+            <w:tcW w:w="2254" w:type="dxa"/>
             <w:tcBorders/>
           </w:tcPr>
           <w:p>
@@ -45094,7 +45132,7 @@
         </w:trPr>
         <w:tc>
           <w:tcPr>
-            <w:tcW w:w="1574" w:type="dxa"/>
+            <w:tcW w:w="1573" w:type="dxa"/>
             <w:tcBorders>
               <w:left w:val="single" w:sz="4" w:space="0" w:color="000000"/>
               <w:bottom w:val="single" w:sz="4" w:space="0" w:color="000000"/>
@@ -45121,7 +45159,7 @@
         </w:tc>
         <w:tc>
           <w:tcPr>
-            <w:tcW w:w="2253" w:type="dxa"/>
+            <w:tcW w:w="2254" w:type="dxa"/>
             <w:tcBorders>
               <w:bottom w:val="single" w:sz="4" w:space="0" w:color="000000"/>
             </w:tcBorders>
@@ -45710,8 +45748,8 @@
         <w:tblLook w:val="0000" w:noHBand="0" w:noVBand="0" w:firstColumn="0" w:lastRow="0" w:lastColumn="0" w:firstRow="0"/>
       </w:tblPr>
       <w:tblGrid>
-        <w:gridCol w:w="1574"/>
-        <w:gridCol w:w="2253"/>
+        <w:gridCol w:w="1573"/>
+        <w:gridCol w:w="2254"/>
         <w:gridCol w:w="5480"/>
       </w:tblGrid>
       <w:tr>
@@ -45720,7 +45758,7 @@
         </w:trPr>
         <w:tc>
           <w:tcPr>
-            <w:tcW w:w="1574" w:type="dxa"/>
+            <w:tcW w:w="1573" w:type="dxa"/>
             <w:tcBorders>
               <w:top w:val="single" w:sz="4" w:space="0" w:color="000000"/>
               <w:left w:val="single" w:sz="4" w:space="0" w:color="000000"/>
@@ -45747,7 +45785,7 @@
         </w:tc>
         <w:tc>
           <w:tcPr>
-            <w:tcW w:w="2253" w:type="dxa"/>
+            <w:tcW w:w="2254" w:type="dxa"/>
             <w:tcBorders>
               <w:top w:val="single" w:sz="4" w:space="0" w:color="000000"/>
             </w:tcBorders>
@@ -45805,7 +45843,7 @@
         </w:trPr>
         <w:tc>
           <w:tcPr>
-            <w:tcW w:w="1574" w:type="dxa"/>
+            <w:tcW w:w="1573" w:type="dxa"/>
             <w:tcBorders>
               <w:left w:val="single" w:sz="4" w:space="0" w:color="000000"/>
             </w:tcBorders>
@@ -45831,7 +45869,7 @@
         </w:tc>
         <w:tc>
           <w:tcPr>
-            <w:tcW w:w="2253" w:type="dxa"/>
+            <w:tcW w:w="2254" w:type="dxa"/>
             <w:tcBorders/>
           </w:tcPr>
           <w:p>
@@ -45886,7 +45924,7 @@
         </w:trPr>
         <w:tc>
           <w:tcPr>
-            <w:tcW w:w="1574" w:type="dxa"/>
+            <w:tcW w:w="1573" w:type="dxa"/>
             <w:tcBorders>
               <w:left w:val="single" w:sz="4" w:space="0" w:color="000000"/>
             </w:tcBorders>
@@ -45912,7 +45950,7 @@
         </w:tc>
         <w:tc>
           <w:tcPr>
-            <w:tcW w:w="2253" w:type="dxa"/>
+            <w:tcW w:w="2254" w:type="dxa"/>
             <w:tcBorders/>
           </w:tcPr>
           <w:p>
@@ -45967,7 +46005,7 @@
         </w:trPr>
         <w:tc>
           <w:tcPr>
-            <w:tcW w:w="1574" w:type="dxa"/>
+            <w:tcW w:w="1573" w:type="dxa"/>
             <w:tcBorders>
               <w:left w:val="single" w:sz="4" w:space="0" w:color="000000"/>
               <w:bottom w:val="single" w:sz="4" w:space="0" w:color="000000"/>
@@ -45994,7 +46032,7 @@
         </w:tc>
         <w:tc>
           <w:tcPr>
-            <w:tcW w:w="2253" w:type="dxa"/>
+            <w:tcW w:w="2254" w:type="dxa"/>
             <w:tcBorders>
               <w:bottom w:val="single" w:sz="4" w:space="0" w:color="000000"/>
             </w:tcBorders>
@@ -46540,8 +46578,8 @@
         <w:tblLook w:val="0000" w:noHBand="0" w:noVBand="0" w:firstColumn="0" w:lastRow="0" w:lastColumn="0" w:firstRow="0"/>
       </w:tblPr>
       <w:tblGrid>
-        <w:gridCol w:w="1574"/>
-        <w:gridCol w:w="2253"/>
+        <w:gridCol w:w="1573"/>
+        <w:gridCol w:w="2254"/>
         <w:gridCol w:w="5480"/>
       </w:tblGrid>
       <w:tr>
@@ -46550,7 +46588,7 @@
         </w:trPr>
         <w:tc>
           <w:tcPr>
-            <w:tcW w:w="1574" w:type="dxa"/>
+            <w:tcW w:w="1573" w:type="dxa"/>
             <w:tcBorders>
               <w:top w:val="single" w:sz="4" w:space="0" w:color="000000"/>
               <w:left w:val="single" w:sz="4" w:space="0" w:color="000000"/>
@@ -46577,7 +46615,7 @@
         </w:tc>
         <w:tc>
           <w:tcPr>
-            <w:tcW w:w="2253" w:type="dxa"/>
+            <w:tcW w:w="2254" w:type="dxa"/>
             <w:tcBorders>
               <w:top w:val="single" w:sz="4" w:space="0" w:color="000000"/>
             </w:tcBorders>
@@ -46635,7 +46673,7 @@
         </w:trPr>
         <w:tc>
           <w:tcPr>
-            <w:tcW w:w="1574" w:type="dxa"/>
+            <w:tcW w:w="1573" w:type="dxa"/>
             <w:tcBorders>
               <w:left w:val="single" w:sz="4" w:space="0" w:color="000000"/>
             </w:tcBorders>
@@ -46661,7 +46699,7 @@
         </w:tc>
         <w:tc>
           <w:tcPr>
-            <w:tcW w:w="2253" w:type="dxa"/>
+            <w:tcW w:w="2254" w:type="dxa"/>
             <w:tcBorders/>
           </w:tcPr>
           <w:p>
@@ -46716,7 +46754,7 @@
         </w:trPr>
         <w:tc>
           <w:tcPr>
-            <w:tcW w:w="1574" w:type="dxa"/>
+            <w:tcW w:w="1573" w:type="dxa"/>
             <w:tcBorders>
               <w:left w:val="single" w:sz="4" w:space="0" w:color="000000"/>
             </w:tcBorders>
@@ -46742,7 +46780,7 @@
         </w:tc>
         <w:tc>
           <w:tcPr>
-            <w:tcW w:w="2253" w:type="dxa"/>
+            <w:tcW w:w="2254" w:type="dxa"/>
             <w:tcBorders/>
           </w:tcPr>
           <w:p>
@@ -46797,7 +46835,7 @@
         </w:trPr>
         <w:tc>
           <w:tcPr>
-            <w:tcW w:w="1574" w:type="dxa"/>
+            <w:tcW w:w="1573" w:type="dxa"/>
             <w:tcBorders>
               <w:left w:val="single" w:sz="4" w:space="0" w:color="000000"/>
               <w:bottom w:val="single" w:sz="4" w:space="0" w:color="000000"/>
@@ -46824,7 +46862,7 @@
         </w:tc>
         <w:tc>
           <w:tcPr>
-            <w:tcW w:w="2253" w:type="dxa"/>
+            <w:tcW w:w="2254" w:type="dxa"/>
             <w:tcBorders>
               <w:bottom w:val="single" w:sz="4" w:space="0" w:color="000000"/>
             </w:tcBorders>
@@ -47283,8 +47321,8 @@
         <w:tblLook w:val="0000" w:noHBand="0" w:noVBand="0" w:firstColumn="0" w:lastRow="0" w:lastColumn="0" w:firstRow="0"/>
       </w:tblPr>
       <w:tblGrid>
-        <w:gridCol w:w="1574"/>
-        <w:gridCol w:w="2253"/>
+        <w:gridCol w:w="1573"/>
+        <w:gridCol w:w="2254"/>
         <w:gridCol w:w="5480"/>
       </w:tblGrid>
       <w:tr>
@@ -47293,7 +47331,7 @@
         </w:trPr>
         <w:tc>
           <w:tcPr>
-            <w:tcW w:w="1574" w:type="dxa"/>
+            <w:tcW w:w="1573" w:type="dxa"/>
             <w:tcBorders>
               <w:top w:val="single" w:sz="4" w:space="0" w:color="000000"/>
               <w:left w:val="single" w:sz="4" w:space="0" w:color="000000"/>
@@ -47320,7 +47358,7 @@
         </w:tc>
         <w:tc>
           <w:tcPr>
-            <w:tcW w:w="2253" w:type="dxa"/>
+            <w:tcW w:w="2254" w:type="dxa"/>
             <w:tcBorders>
               <w:top w:val="single" w:sz="4" w:space="0" w:color="000000"/>
             </w:tcBorders>
@@ -47378,7 +47416,7 @@
         </w:trPr>
         <w:tc>
           <w:tcPr>
-            <w:tcW w:w="1574" w:type="dxa"/>
+            <w:tcW w:w="1573" w:type="dxa"/>
             <w:tcBorders>
               <w:left w:val="single" w:sz="4" w:space="0" w:color="000000"/>
               <w:bottom w:val="single" w:sz="4" w:space="0" w:color="000000"/>
@@ -47405,7 +47443,7 @@
         </w:tc>
         <w:tc>
           <w:tcPr>
-            <w:tcW w:w="2253" w:type="dxa"/>
+            <w:tcW w:w="2254" w:type="dxa"/>
             <w:tcBorders>
               <w:bottom w:val="single" w:sz="4" w:space="0" w:color="000000"/>
             </w:tcBorders>

--- a/hopf-it/Profil_Hopf.docx
+++ b/hopf-it/Profil_Hopf.docx
@@ -19,31 +19,7 @@
           <w:rFonts w:cs="Arial" w:ascii="Arial" w:hAnsi="Arial"/>
         </w:rPr>
         <w:tab/>
-        <w:t xml:space="preserve">München, </w:t>
-      </w:r>
-      <w:r>
-        <w:rPr>
-          <w:rFonts w:cs="Arial" w:ascii="Arial" w:hAnsi="Arial"/>
-        </w:rPr>
-        <w:t>9</w:t>
-      </w:r>
-      <w:r>
-        <w:rPr>
-          <w:rFonts w:cs="Arial" w:ascii="Arial" w:hAnsi="Arial"/>
-        </w:rPr>
-        <w:t xml:space="preserve">. </w:t>
-      </w:r>
-      <w:r>
-        <w:rPr>
-          <w:rFonts w:cs="Arial" w:ascii="Arial" w:hAnsi="Arial"/>
-        </w:rPr>
-        <w:t>April</w:t>
-      </w:r>
-      <w:r>
-        <w:rPr>
-          <w:rFonts w:cs="Arial" w:ascii="Arial" w:hAnsi="Arial"/>
-        </w:rPr>
-        <w:t xml:space="preserve"> 2026</w:t>
+        <w:t>München, 9. April 2026</w:t>
       </w:r>
     </w:p>
     <w:p>
@@ -938,7 +914,14 @@
                 <w:rFonts w:cs="Arial" w:ascii="Arial" w:hAnsi="Arial"/>
                 <w:lang w:val="en-US"/>
               </w:rPr>
-              <w:t>Spring Boot, Angular, Kafka, NodeJs, ReactJs, Wicket</w:t>
+              <w:t xml:space="preserve">Spring Boot, Angular, Kafka, NodeJs, ReactJs, Wicket, </w:t>
+            </w:r>
+            <w:r>
+              <w:rPr>
+                <w:rFonts w:cs="Arial" w:ascii="Arial" w:hAnsi="Arial"/>
+                <w:lang w:val="en-US"/>
+              </w:rPr>
+              <w:t>JavaFx</w:t>
             </w:r>
           </w:p>
           <w:p>
@@ -1046,21 +1029,7 @@
                 <w:rFonts w:cs="Arial" w:ascii="Arial" w:hAnsi="Arial"/>
                 <w:b/>
               </w:rPr>
-              <w:t>1.</w:t>
-            </w:r>
-            <w:r>
-              <w:rPr>
-                <w:rFonts w:cs="Arial" w:ascii="Arial" w:hAnsi="Arial"/>
-                <w:b/>
-              </w:rPr>
-              <w:t>5</w:t>
-            </w:r>
-            <w:r>
-              <w:rPr>
-                <w:rFonts w:cs="Arial" w:ascii="Arial" w:hAnsi="Arial"/>
-                <w:b/>
-              </w:rPr>
-              <w:t xml:space="preserve">.2026 </w:t>
+              <w:t xml:space="preserve">1.5.2026 </w:t>
             </w:r>
             <w:r>
               <w:rPr>
@@ -2716,8 +2685,8 @@
         <w:tblLook w:val="0000" w:noHBand="0" w:noVBand="0" w:firstColumn="0" w:lastRow="0" w:lastColumn="0" w:firstRow="0"/>
       </w:tblPr>
       <w:tblGrid>
-        <w:gridCol w:w="1573"/>
-        <w:gridCol w:w="2254"/>
+        <w:gridCol w:w="1571"/>
+        <w:gridCol w:w="2256"/>
         <w:gridCol w:w="5480"/>
       </w:tblGrid>
       <w:tr>
@@ -2726,7 +2695,7 @@
         </w:trPr>
         <w:tc>
           <w:tcPr>
-            <w:tcW w:w="1573" w:type="dxa"/>
+            <w:tcW w:w="1571" w:type="dxa"/>
             <w:tcBorders>
               <w:top w:val="single" w:sz="4" w:space="0" w:color="000000"/>
               <w:left w:val="single" w:sz="4" w:space="0" w:color="000000"/>
@@ -2753,7 +2722,7 @@
         </w:tc>
         <w:tc>
           <w:tcPr>
-            <w:tcW w:w="2254" w:type="dxa"/>
+            <w:tcW w:w="2256" w:type="dxa"/>
             <w:tcBorders>
               <w:top w:val="single" w:sz="4" w:space="0" w:color="000000"/>
             </w:tcBorders>
@@ -2846,7 +2815,7 @@
         </w:trPr>
         <w:tc>
           <w:tcPr>
-            <w:tcW w:w="1573" w:type="dxa"/>
+            <w:tcW w:w="1571" w:type="dxa"/>
             <w:tcBorders>
               <w:left w:val="single" w:sz="4" w:space="0" w:color="000000"/>
               <w:bottom w:val="single" w:sz="4" w:space="0" w:color="000000"/>
@@ -2875,7 +2844,7 @@
         </w:tc>
         <w:tc>
           <w:tcPr>
-            <w:tcW w:w="2254" w:type="dxa"/>
+            <w:tcW w:w="2256" w:type="dxa"/>
             <w:tcBorders>
               <w:bottom w:val="single" w:sz="4" w:space="0" w:color="000000"/>
             </w:tcBorders>
@@ -3965,8 +3934,8 @@
         <w:tblLook w:val="0000" w:noHBand="0" w:noVBand="0" w:firstColumn="0" w:lastRow="0" w:lastColumn="0" w:firstRow="0"/>
       </w:tblPr>
       <w:tblGrid>
-        <w:gridCol w:w="1573"/>
-        <w:gridCol w:w="2254"/>
+        <w:gridCol w:w="1571"/>
+        <w:gridCol w:w="2256"/>
         <w:gridCol w:w="5480"/>
       </w:tblGrid>
       <w:tr>
@@ -3975,7 +3944,7 @@
         </w:trPr>
         <w:tc>
           <w:tcPr>
-            <w:tcW w:w="1573" w:type="dxa"/>
+            <w:tcW w:w="1571" w:type="dxa"/>
             <w:tcBorders>
               <w:top w:val="single" w:sz="4" w:space="0" w:color="000000"/>
               <w:left w:val="single" w:sz="4" w:space="0" w:color="000000"/>
@@ -4002,7 +3971,7 @@
         </w:tc>
         <w:tc>
           <w:tcPr>
-            <w:tcW w:w="2254" w:type="dxa"/>
+            <w:tcW w:w="2256" w:type="dxa"/>
             <w:tcBorders>
               <w:top w:val="single" w:sz="4" w:space="0" w:color="000000"/>
             </w:tcBorders>
@@ -4097,7 +4066,7 @@
         </w:trPr>
         <w:tc>
           <w:tcPr>
-            <w:tcW w:w="1573" w:type="dxa"/>
+            <w:tcW w:w="1571" w:type="dxa"/>
             <w:tcBorders>
               <w:left w:val="single" w:sz="4" w:space="0" w:color="000000"/>
               <w:bottom w:val="single" w:sz="4" w:space="0" w:color="000000"/>
@@ -4126,7 +4095,7 @@
         </w:tc>
         <w:tc>
           <w:tcPr>
-            <w:tcW w:w="2254" w:type="dxa"/>
+            <w:tcW w:w="2256" w:type="dxa"/>
             <w:tcBorders>
               <w:bottom w:val="single" w:sz="4" w:space="0" w:color="000000"/>
             </w:tcBorders>
@@ -6127,8 +6096,8 @@
         <w:tblLook w:val="0000" w:noHBand="0" w:noVBand="0" w:firstColumn="0" w:lastRow="0" w:lastColumn="0" w:firstRow="0"/>
       </w:tblPr>
       <w:tblGrid>
-        <w:gridCol w:w="1573"/>
-        <w:gridCol w:w="2254"/>
+        <w:gridCol w:w="1571"/>
+        <w:gridCol w:w="2256"/>
         <w:gridCol w:w="5480"/>
       </w:tblGrid>
       <w:tr>
@@ -6137,7 +6106,7 @@
         </w:trPr>
         <w:tc>
           <w:tcPr>
-            <w:tcW w:w="1573" w:type="dxa"/>
+            <w:tcW w:w="1571" w:type="dxa"/>
             <w:tcBorders>
               <w:top w:val="single" w:sz="4" w:space="0" w:color="000000"/>
               <w:left w:val="single" w:sz="4" w:space="0" w:color="000000"/>
@@ -6164,7 +6133,7 @@
         </w:tc>
         <w:tc>
           <w:tcPr>
-            <w:tcW w:w="2254" w:type="dxa"/>
+            <w:tcW w:w="2256" w:type="dxa"/>
             <w:tcBorders>
               <w:top w:val="single" w:sz="4" w:space="0" w:color="000000"/>
             </w:tcBorders>
@@ -6259,7 +6228,7 @@
         </w:trPr>
         <w:tc>
           <w:tcPr>
-            <w:tcW w:w="1573" w:type="dxa"/>
+            <w:tcW w:w="1571" w:type="dxa"/>
             <w:tcBorders>
               <w:left w:val="single" w:sz="4" w:space="0" w:color="000000"/>
               <w:bottom w:val="single" w:sz="4" w:space="0" w:color="000000"/>
@@ -6288,7 +6257,7 @@
         </w:tc>
         <w:tc>
           <w:tcPr>
-            <w:tcW w:w="2254" w:type="dxa"/>
+            <w:tcW w:w="2256" w:type="dxa"/>
             <w:tcBorders>
               <w:bottom w:val="single" w:sz="4" w:space="0" w:color="000000"/>
             </w:tcBorders>
@@ -7862,6 +7831,31 @@
     </w:p>
     <w:p>
       <w:pPr>
+        <w:pStyle w:val="ListParagraph"/>
+        <w:widowControl/>
+        <w:numPr>
+          <w:ilvl w:val="0"/>
+          <w:numId w:val="7"/>
+        </w:numPr>
+        <w:suppressAutoHyphens w:val="false"/>
+        <w:textAlignment w:val="auto"/>
+        <w:rPr>
+          <w:rFonts w:ascii="Arial" w:hAnsi="Arial" w:cs="Arial"/>
+          <w:kern w:val="0"/>
+          <w:lang w:eastAsia="de-DE"/>
+        </w:rPr>
+      </w:pPr>
+      <w:r>
+        <w:rPr>
+          <w:rFonts w:cs="Arial" w:ascii="Arial" w:hAnsi="Arial"/>
+          <w:kern w:val="0"/>
+          <w:lang w:eastAsia="de-DE"/>
+        </w:rPr>
+        <w:t>Erstellung und Wartung von Helm Charts</w:t>
+      </w:r>
+    </w:p>
+    <w:p>
+      <w:pPr>
         <w:pStyle w:val="Normal"/>
         <w:tabs>
           <w:tab w:val="clear" w:pos="709"/>
@@ -8606,8 +8600,8 @@
         <w:tblLook w:val="0000" w:noHBand="0" w:noVBand="0" w:firstColumn="0" w:lastRow="0" w:lastColumn="0" w:firstRow="0"/>
       </w:tblPr>
       <w:tblGrid>
-        <w:gridCol w:w="1573"/>
-        <w:gridCol w:w="2254"/>
+        <w:gridCol w:w="1571"/>
+        <w:gridCol w:w="2256"/>
         <w:gridCol w:w="5480"/>
       </w:tblGrid>
       <w:tr>
@@ -8616,7 +8610,7 @@
         </w:trPr>
         <w:tc>
           <w:tcPr>
-            <w:tcW w:w="1573" w:type="dxa"/>
+            <w:tcW w:w="1571" w:type="dxa"/>
             <w:tcBorders>
               <w:top w:val="single" w:sz="4" w:space="0" w:color="000000"/>
               <w:left w:val="single" w:sz="4" w:space="0" w:color="000000"/>
@@ -8643,7 +8637,7 @@
         </w:tc>
         <w:tc>
           <w:tcPr>
-            <w:tcW w:w="2254" w:type="dxa"/>
+            <w:tcW w:w="2256" w:type="dxa"/>
             <w:tcBorders>
               <w:top w:val="single" w:sz="4" w:space="0" w:color="000000"/>
             </w:tcBorders>
@@ -8736,7 +8730,7 @@
         </w:trPr>
         <w:tc>
           <w:tcPr>
-            <w:tcW w:w="1573" w:type="dxa"/>
+            <w:tcW w:w="1571" w:type="dxa"/>
             <w:tcBorders>
               <w:left w:val="single" w:sz="4" w:space="0" w:color="000000"/>
               <w:bottom w:val="single" w:sz="4" w:space="0" w:color="000000"/>
@@ -8763,7 +8757,7 @@
         </w:tc>
         <w:tc>
           <w:tcPr>
-            <w:tcW w:w="2254" w:type="dxa"/>
+            <w:tcW w:w="2256" w:type="dxa"/>
             <w:tcBorders>
               <w:bottom w:val="single" w:sz="4" w:space="0" w:color="000000"/>
             </w:tcBorders>
@@ -8874,7 +8868,7 @@
                 <w:rFonts w:cs="Arial" w:ascii="Arial" w:hAnsi="Arial"/>
                 <w:lang w:val="en-GB"/>
               </w:rPr>
-              <w:t>JUnit 5, Jupiter, Lighthouse, web.dev, requestmap.webperf.tools, webpack-bundle-analyzer, WebP, Angular 15, Postman, newman, Swagger, Git, Bitbucket, Jenkins, OTC, Red Hat OpenShift, AWS, Kubernetes, NGINX, Ingress, JMeter, Kafka, Teams, TypeScript, Groovy, JavaScript, Jasmine, Cypress, Mocha, Chai, Karma, Gherkin, cucumber, mural, xrepository, Sleuth, Zipkin, Opentracing, Dynatrace, Spring Boot, Spring Data,  Docker, JPA, Hibernate Envers, LogBack, Log4j2, JWT, Maven, Nexus, Sonar, Lint, Hystrix, H2, Oracle, MsSQL, PostGre, Liquibase, NodeJs, npm, yarn, Checkstyle, curl, JIRA, OWASP, Kubectl, yaml, Notepad++, GraphQL, SASS/SCSS, SmartBear SoapUi, Citrix, SourceTree, SmartGit, Lombok, @angular/material, SQLDeveloper, Nx, ngxs/store, @ngrx/component-store,, IBM RecordClassGenerator, Redis, Grafana, Prometheus, Istio, kibana, Confluence, JIRA, OpenAPI, ReadyAPI, planitpoker, electron, conceptboard.com, miro, wiremock, lucidchart, arc42, Sketch MeaXure</w:t>
+              <w:t>JUnit 5, Jupiter, Lighthouse, web.dev, requestmap.webperf.tools, webpack-bundle-analyzer, WebP, Angular 15, Postman, newman, Swagger, Git, Bitbucket, Jenkins, OTC, helm, Red Hat OpenShift, AWS, Kubernetes, NGINX, Ingress, JMeter, Kafka, Teams, TypeScript, Groovy, JavaScript, Jasmine, Cypress, Mocha, Chai, Karma, Gherkin, cucumber, mural, xrepository, Sleuth, Zipkin, Opentracing, Dynatrace, Spring Boot, Spring Data,  Docker, JPA, Hibernate Envers, LogBack, Log4j2, JWT, Maven, Nexus, Sonar, Lint, Hystrix, H2, Oracle, MsSQL, PostGre, Liquibase, NodeJs, npm, yarn, Checkstyle, curl, JIRA, OWASP, Kubectl, yaml, Notepad++, GraphQL, SASS/SCSS, SmartBear SoapUi, Citrix, SourceTree, SmartGit, Lombok, @angular/material, SQLDeveloper, Nx, ngxs/store, @ngrx/component-store,, IBM RecordClassGenerator, Redis, Grafana, Prometheus, Istio, kibana, Confluence, JIRA, OpenAPI, ReadyAPI, planitpoker, electron, conceptboard.com, miro, wiremock, lucidchart, arc42, Sketch MeaXure</w:t>
             </w:r>
           </w:p>
         </w:tc>
@@ -10982,8 +10976,8 @@
         <w:tblLook w:val="0000" w:noHBand="0" w:noVBand="0" w:firstColumn="0" w:lastRow="0" w:lastColumn="0" w:firstRow="0"/>
       </w:tblPr>
       <w:tblGrid>
-        <w:gridCol w:w="1573"/>
-        <w:gridCol w:w="2254"/>
+        <w:gridCol w:w="1571"/>
+        <w:gridCol w:w="2256"/>
         <w:gridCol w:w="5480"/>
       </w:tblGrid>
       <w:tr>
@@ -10992,7 +10986,7 @@
         </w:trPr>
         <w:tc>
           <w:tcPr>
-            <w:tcW w:w="1573" w:type="dxa"/>
+            <w:tcW w:w="1571" w:type="dxa"/>
             <w:tcBorders>
               <w:top w:val="single" w:sz="4" w:space="0" w:color="000000"/>
               <w:left w:val="single" w:sz="4" w:space="0" w:color="000000"/>
@@ -11019,7 +11013,7 @@
         </w:tc>
         <w:tc>
           <w:tcPr>
-            <w:tcW w:w="2254" w:type="dxa"/>
+            <w:tcW w:w="2256" w:type="dxa"/>
             <w:tcBorders>
               <w:top w:val="single" w:sz="4" w:space="0" w:color="000000"/>
             </w:tcBorders>
@@ -11120,7 +11114,7 @@
         </w:trPr>
         <w:tc>
           <w:tcPr>
-            <w:tcW w:w="1573" w:type="dxa"/>
+            <w:tcW w:w="1571" w:type="dxa"/>
             <w:tcBorders>
               <w:left w:val="single" w:sz="4" w:space="0" w:color="000000"/>
               <w:bottom w:val="single" w:sz="4" w:space="0" w:color="000000"/>
@@ -11147,7 +11141,7 @@
         </w:tc>
         <w:tc>
           <w:tcPr>
-            <w:tcW w:w="2254" w:type="dxa"/>
+            <w:tcW w:w="2256" w:type="dxa"/>
             <w:tcBorders>
               <w:bottom w:val="single" w:sz="4" w:space="0" w:color="000000"/>
             </w:tcBorders>
@@ -13356,8 +13350,8 @@
         <w:tblLook w:val="0000" w:noHBand="0" w:noVBand="0" w:firstColumn="0" w:lastRow="0" w:lastColumn="0" w:firstRow="0"/>
       </w:tblPr>
       <w:tblGrid>
-        <w:gridCol w:w="1573"/>
-        <w:gridCol w:w="2254"/>
+        <w:gridCol w:w="1571"/>
+        <w:gridCol w:w="2256"/>
         <w:gridCol w:w="5480"/>
       </w:tblGrid>
       <w:tr>
@@ -13366,7 +13360,7 @@
         </w:trPr>
         <w:tc>
           <w:tcPr>
-            <w:tcW w:w="1573" w:type="dxa"/>
+            <w:tcW w:w="1571" w:type="dxa"/>
             <w:tcBorders>
               <w:top w:val="single" w:sz="4" w:space="0" w:color="000000"/>
               <w:left w:val="single" w:sz="4" w:space="0" w:color="000000"/>
@@ -13393,7 +13387,7 @@
         </w:tc>
         <w:tc>
           <w:tcPr>
-            <w:tcW w:w="2254" w:type="dxa"/>
+            <w:tcW w:w="2256" w:type="dxa"/>
             <w:tcBorders>
               <w:top w:val="single" w:sz="4" w:space="0" w:color="000000"/>
             </w:tcBorders>
@@ -13487,7 +13481,7 @@
         </w:trPr>
         <w:tc>
           <w:tcPr>
-            <w:tcW w:w="1573" w:type="dxa"/>
+            <w:tcW w:w="1571" w:type="dxa"/>
             <w:tcBorders>
               <w:left w:val="single" w:sz="4" w:space="0" w:color="000000"/>
               <w:bottom w:val="single" w:sz="4" w:space="0" w:color="000000"/>
@@ -13514,7 +13508,7 @@
         </w:tc>
         <w:tc>
           <w:tcPr>
-            <w:tcW w:w="2254" w:type="dxa"/>
+            <w:tcW w:w="2256" w:type="dxa"/>
             <w:tcBorders>
               <w:bottom w:val="single" w:sz="4" w:space="0" w:color="000000"/>
             </w:tcBorders>
@@ -15133,8 +15127,8 @@
         <w:tblLook w:val="0000" w:noHBand="0" w:noVBand="0" w:firstColumn="0" w:lastRow="0" w:lastColumn="0" w:firstRow="0"/>
       </w:tblPr>
       <w:tblGrid>
-        <w:gridCol w:w="1573"/>
-        <w:gridCol w:w="2254"/>
+        <w:gridCol w:w="1571"/>
+        <w:gridCol w:w="2256"/>
         <w:gridCol w:w="5480"/>
       </w:tblGrid>
       <w:tr>
@@ -15143,7 +15137,7 @@
         </w:trPr>
         <w:tc>
           <w:tcPr>
-            <w:tcW w:w="1573" w:type="dxa"/>
+            <w:tcW w:w="1571" w:type="dxa"/>
             <w:tcBorders>
               <w:top w:val="single" w:sz="4" w:space="0" w:color="000000"/>
               <w:left w:val="single" w:sz="4" w:space="0" w:color="000000"/>
@@ -15170,7 +15164,7 @@
         </w:tc>
         <w:tc>
           <w:tcPr>
-            <w:tcW w:w="2254" w:type="dxa"/>
+            <w:tcW w:w="2256" w:type="dxa"/>
             <w:tcBorders>
               <w:top w:val="single" w:sz="4" w:space="0" w:color="000000"/>
             </w:tcBorders>
@@ -15264,7 +15258,7 @@
         </w:trPr>
         <w:tc>
           <w:tcPr>
-            <w:tcW w:w="1573" w:type="dxa"/>
+            <w:tcW w:w="1571" w:type="dxa"/>
             <w:tcBorders>
               <w:left w:val="single" w:sz="4" w:space="0" w:color="000000"/>
               <w:bottom w:val="single" w:sz="4" w:space="0" w:color="000000"/>
@@ -15291,7 +15285,7 @@
         </w:tc>
         <w:tc>
           <w:tcPr>
-            <w:tcW w:w="2254" w:type="dxa"/>
+            <w:tcW w:w="2256" w:type="dxa"/>
             <w:tcBorders>
               <w:bottom w:val="single" w:sz="4" w:space="0" w:color="000000"/>
             </w:tcBorders>
@@ -17306,8 +17300,8 @@
         <w:tblLook w:val="0000" w:noHBand="0" w:noVBand="0" w:firstColumn="0" w:lastRow="0" w:lastColumn="0" w:firstRow="0"/>
       </w:tblPr>
       <w:tblGrid>
-        <w:gridCol w:w="1573"/>
-        <w:gridCol w:w="2254"/>
+        <w:gridCol w:w="1571"/>
+        <w:gridCol w:w="2256"/>
         <w:gridCol w:w="5480"/>
       </w:tblGrid>
       <w:tr>
@@ -17316,7 +17310,7 @@
         </w:trPr>
         <w:tc>
           <w:tcPr>
-            <w:tcW w:w="1573" w:type="dxa"/>
+            <w:tcW w:w="1571" w:type="dxa"/>
             <w:tcBorders>
               <w:top w:val="single" w:sz="4" w:space="0" w:color="000000"/>
               <w:left w:val="single" w:sz="4" w:space="0" w:color="000000"/>
@@ -17343,7 +17337,7 @@
         </w:tc>
         <w:tc>
           <w:tcPr>
-            <w:tcW w:w="2254" w:type="dxa"/>
+            <w:tcW w:w="2256" w:type="dxa"/>
             <w:tcBorders>
               <w:top w:val="single" w:sz="4" w:space="0" w:color="000000"/>
             </w:tcBorders>
@@ -17435,7 +17429,7 @@
         </w:trPr>
         <w:tc>
           <w:tcPr>
-            <w:tcW w:w="1573" w:type="dxa"/>
+            <w:tcW w:w="1571" w:type="dxa"/>
             <w:tcBorders>
               <w:left w:val="single" w:sz="4" w:space="0" w:color="000000"/>
               <w:bottom w:val="single" w:sz="4" w:space="0" w:color="000000"/>
@@ -17462,7 +17456,7 @@
         </w:tc>
         <w:tc>
           <w:tcPr>
-            <w:tcW w:w="2254" w:type="dxa"/>
+            <w:tcW w:w="2256" w:type="dxa"/>
             <w:tcBorders>
               <w:bottom w:val="single" w:sz="4" w:space="0" w:color="000000"/>
             </w:tcBorders>
@@ -19144,8 +19138,8 @@
         <w:tblLook w:val="0000" w:noHBand="0" w:noVBand="0" w:firstColumn="0" w:lastRow="0" w:lastColumn="0" w:firstRow="0"/>
       </w:tblPr>
       <w:tblGrid>
-        <w:gridCol w:w="1573"/>
-        <w:gridCol w:w="2254"/>
+        <w:gridCol w:w="1571"/>
+        <w:gridCol w:w="2256"/>
         <w:gridCol w:w="5480"/>
       </w:tblGrid>
       <w:tr>
@@ -19154,7 +19148,7 @@
         </w:trPr>
         <w:tc>
           <w:tcPr>
-            <w:tcW w:w="1573" w:type="dxa"/>
+            <w:tcW w:w="1571" w:type="dxa"/>
             <w:tcBorders>
               <w:top w:val="single" w:sz="4" w:space="0" w:color="000000"/>
               <w:left w:val="single" w:sz="4" w:space="0" w:color="000000"/>
@@ -19181,7 +19175,7 @@
         </w:tc>
         <w:tc>
           <w:tcPr>
-            <w:tcW w:w="2254" w:type="dxa"/>
+            <w:tcW w:w="2256" w:type="dxa"/>
             <w:tcBorders>
               <w:top w:val="single" w:sz="4" w:space="0" w:color="000000"/>
             </w:tcBorders>
@@ -19275,7 +19269,7 @@
         </w:trPr>
         <w:tc>
           <w:tcPr>
-            <w:tcW w:w="1573" w:type="dxa"/>
+            <w:tcW w:w="1571" w:type="dxa"/>
             <w:tcBorders>
               <w:left w:val="single" w:sz="4" w:space="0" w:color="000000"/>
               <w:bottom w:val="single" w:sz="4" w:space="0" w:color="000000"/>
@@ -19304,7 +19298,7 @@
         </w:tc>
         <w:tc>
           <w:tcPr>
-            <w:tcW w:w="2254" w:type="dxa"/>
+            <w:tcW w:w="2256" w:type="dxa"/>
             <w:tcBorders>
               <w:bottom w:val="single" w:sz="4" w:space="0" w:color="000000"/>
             </w:tcBorders>
@@ -20633,8 +20627,8 @@
         <w:tblLook w:val="0000" w:noHBand="0" w:noVBand="0" w:firstColumn="0" w:lastRow="0" w:lastColumn="0" w:firstRow="0"/>
       </w:tblPr>
       <w:tblGrid>
-        <w:gridCol w:w="1573"/>
-        <w:gridCol w:w="2254"/>
+        <w:gridCol w:w="1571"/>
+        <w:gridCol w:w="2256"/>
         <w:gridCol w:w="5480"/>
       </w:tblGrid>
       <w:tr>
@@ -20643,7 +20637,7 @@
         </w:trPr>
         <w:tc>
           <w:tcPr>
-            <w:tcW w:w="1573" w:type="dxa"/>
+            <w:tcW w:w="1571" w:type="dxa"/>
             <w:tcBorders>
               <w:top w:val="single" w:sz="4" w:space="0" w:color="000000"/>
               <w:left w:val="single" w:sz="4" w:space="0" w:color="000000"/>
@@ -20670,7 +20664,7 @@
         </w:tc>
         <w:tc>
           <w:tcPr>
-            <w:tcW w:w="2254" w:type="dxa"/>
+            <w:tcW w:w="2256" w:type="dxa"/>
             <w:tcBorders>
               <w:top w:val="single" w:sz="4" w:space="0" w:color="000000"/>
             </w:tcBorders>
@@ -20762,7 +20756,7 @@
         </w:trPr>
         <w:tc>
           <w:tcPr>
-            <w:tcW w:w="1573" w:type="dxa"/>
+            <w:tcW w:w="1571" w:type="dxa"/>
             <w:tcBorders>
               <w:left w:val="single" w:sz="4" w:space="0" w:color="000000"/>
               <w:bottom w:val="single" w:sz="4" w:space="0" w:color="000000"/>
@@ -20789,7 +20783,7 @@
         </w:tc>
         <w:tc>
           <w:tcPr>
-            <w:tcW w:w="2254" w:type="dxa"/>
+            <w:tcW w:w="2256" w:type="dxa"/>
             <w:tcBorders>
               <w:bottom w:val="single" w:sz="4" w:space="0" w:color="000000"/>
             </w:tcBorders>
@@ -21858,8 +21852,8 @@
         <w:tblLook w:val="0000" w:noHBand="0" w:noVBand="0" w:firstColumn="0" w:lastRow="0" w:lastColumn="0" w:firstRow="0"/>
       </w:tblPr>
       <w:tblGrid>
-        <w:gridCol w:w="1573"/>
-        <w:gridCol w:w="2254"/>
+        <w:gridCol w:w="1571"/>
+        <w:gridCol w:w="2256"/>
         <w:gridCol w:w="5480"/>
       </w:tblGrid>
       <w:tr>
@@ -21868,7 +21862,7 @@
         </w:trPr>
         <w:tc>
           <w:tcPr>
-            <w:tcW w:w="1573" w:type="dxa"/>
+            <w:tcW w:w="1571" w:type="dxa"/>
             <w:tcBorders>
               <w:top w:val="single" w:sz="4" w:space="0" w:color="000000"/>
               <w:left w:val="single" w:sz="4" w:space="0" w:color="000000"/>
@@ -21895,7 +21889,7 @@
         </w:tc>
         <w:tc>
           <w:tcPr>
-            <w:tcW w:w="2254" w:type="dxa"/>
+            <w:tcW w:w="2256" w:type="dxa"/>
             <w:tcBorders>
               <w:top w:val="single" w:sz="4" w:space="0" w:color="000000"/>
             </w:tcBorders>
@@ -21987,7 +21981,7 @@
         </w:trPr>
         <w:tc>
           <w:tcPr>
-            <w:tcW w:w="1573" w:type="dxa"/>
+            <w:tcW w:w="1571" w:type="dxa"/>
             <w:tcBorders>
               <w:left w:val="single" w:sz="4" w:space="0" w:color="000000"/>
               <w:bottom w:val="single" w:sz="4" w:space="0" w:color="000000"/>
@@ -22014,7 +22008,7 @@
         </w:tc>
         <w:tc>
           <w:tcPr>
-            <w:tcW w:w="2254" w:type="dxa"/>
+            <w:tcW w:w="2256" w:type="dxa"/>
             <w:tcBorders>
               <w:bottom w:val="single" w:sz="4" w:space="0" w:color="000000"/>
             </w:tcBorders>
@@ -23369,8 +23363,8 @@
         <w:tblLook w:val="0000" w:noHBand="0" w:noVBand="0" w:firstColumn="0" w:lastRow="0" w:lastColumn="0" w:firstRow="0"/>
       </w:tblPr>
       <w:tblGrid>
-        <w:gridCol w:w="1573"/>
-        <w:gridCol w:w="2254"/>
+        <w:gridCol w:w="1571"/>
+        <w:gridCol w:w="2256"/>
         <w:gridCol w:w="5480"/>
       </w:tblGrid>
       <w:tr>
@@ -23379,7 +23373,7 @@
         </w:trPr>
         <w:tc>
           <w:tcPr>
-            <w:tcW w:w="1573" w:type="dxa"/>
+            <w:tcW w:w="1571" w:type="dxa"/>
             <w:tcBorders>
               <w:top w:val="single" w:sz="4" w:space="0" w:color="000000"/>
               <w:left w:val="single" w:sz="4" w:space="0" w:color="000000"/>
@@ -23406,7 +23400,7 @@
         </w:tc>
         <w:tc>
           <w:tcPr>
-            <w:tcW w:w="2254" w:type="dxa"/>
+            <w:tcW w:w="2256" w:type="dxa"/>
             <w:tcBorders>
               <w:top w:val="single" w:sz="4" w:space="0" w:color="000000"/>
             </w:tcBorders>
@@ -23498,7 +23492,7 @@
         </w:trPr>
         <w:tc>
           <w:tcPr>
-            <w:tcW w:w="1573" w:type="dxa"/>
+            <w:tcW w:w="1571" w:type="dxa"/>
             <w:tcBorders>
               <w:left w:val="single" w:sz="4" w:space="0" w:color="000000"/>
               <w:bottom w:val="single" w:sz="4" w:space="0" w:color="000000"/>
@@ -23525,7 +23519,7 @@
         </w:tc>
         <w:tc>
           <w:tcPr>
-            <w:tcW w:w="2254" w:type="dxa"/>
+            <w:tcW w:w="2256" w:type="dxa"/>
             <w:tcBorders>
               <w:bottom w:val="single" w:sz="4" w:space="0" w:color="000000"/>
             </w:tcBorders>
@@ -24661,8 +24655,8 @@
         <w:tblLook w:val="0000" w:noHBand="0" w:noVBand="0" w:firstColumn="0" w:lastRow="0" w:lastColumn="0" w:firstRow="0"/>
       </w:tblPr>
       <w:tblGrid>
-        <w:gridCol w:w="1573"/>
-        <w:gridCol w:w="2254"/>
+        <w:gridCol w:w="1571"/>
+        <w:gridCol w:w="2256"/>
         <w:gridCol w:w="5480"/>
       </w:tblGrid>
       <w:tr>
@@ -24671,7 +24665,7 @@
         </w:trPr>
         <w:tc>
           <w:tcPr>
-            <w:tcW w:w="1573" w:type="dxa"/>
+            <w:tcW w:w="1571" w:type="dxa"/>
             <w:tcBorders>
               <w:top w:val="single" w:sz="4" w:space="0" w:color="000000"/>
               <w:left w:val="single" w:sz="4" w:space="0" w:color="000000"/>
@@ -24698,7 +24692,7 @@
         </w:tc>
         <w:tc>
           <w:tcPr>
-            <w:tcW w:w="2254" w:type="dxa"/>
+            <w:tcW w:w="2256" w:type="dxa"/>
             <w:tcBorders>
               <w:top w:val="single" w:sz="4" w:space="0" w:color="000000"/>
             </w:tcBorders>
@@ -24790,7 +24784,7 @@
         </w:trPr>
         <w:tc>
           <w:tcPr>
-            <w:tcW w:w="1573" w:type="dxa"/>
+            <w:tcW w:w="1571" w:type="dxa"/>
             <w:tcBorders>
               <w:left w:val="single" w:sz="4" w:space="0" w:color="000000"/>
               <w:bottom w:val="single" w:sz="4" w:space="0" w:color="000000"/>
@@ -24817,7 +24811,7 @@
         </w:tc>
         <w:tc>
           <w:tcPr>
-            <w:tcW w:w="2254" w:type="dxa"/>
+            <w:tcW w:w="2256" w:type="dxa"/>
             <w:tcBorders>
               <w:bottom w:val="single" w:sz="4" w:space="0" w:color="000000"/>
             </w:tcBorders>
@@ -26705,8 +26699,8 @@
         <w:tblLook w:val="0000" w:noHBand="0" w:noVBand="0" w:firstColumn="0" w:lastRow="0" w:lastColumn="0" w:firstRow="0"/>
       </w:tblPr>
       <w:tblGrid>
-        <w:gridCol w:w="1573"/>
-        <w:gridCol w:w="2254"/>
+        <w:gridCol w:w="1571"/>
+        <w:gridCol w:w="2256"/>
         <w:gridCol w:w="5480"/>
       </w:tblGrid>
       <w:tr>
@@ -26715,7 +26709,7 @@
         </w:trPr>
         <w:tc>
           <w:tcPr>
-            <w:tcW w:w="1573" w:type="dxa"/>
+            <w:tcW w:w="1571" w:type="dxa"/>
             <w:tcBorders>
               <w:top w:val="single" w:sz="4" w:space="0" w:color="000000"/>
               <w:left w:val="single" w:sz="4" w:space="0" w:color="000000"/>
@@ -26742,7 +26736,7 @@
         </w:tc>
         <w:tc>
           <w:tcPr>
-            <w:tcW w:w="2254" w:type="dxa"/>
+            <w:tcW w:w="2256" w:type="dxa"/>
             <w:tcBorders>
               <w:top w:val="single" w:sz="4" w:space="0" w:color="000000"/>
             </w:tcBorders>
@@ -26834,7 +26828,7 @@
         </w:trPr>
         <w:tc>
           <w:tcPr>
-            <w:tcW w:w="1573" w:type="dxa"/>
+            <w:tcW w:w="1571" w:type="dxa"/>
             <w:tcBorders>
               <w:left w:val="single" w:sz="4" w:space="0" w:color="000000"/>
               <w:bottom w:val="single" w:sz="4" w:space="0" w:color="000000"/>
@@ -26861,7 +26855,7 @@
         </w:tc>
         <w:tc>
           <w:tcPr>
-            <w:tcW w:w="2254" w:type="dxa"/>
+            <w:tcW w:w="2256" w:type="dxa"/>
             <w:tcBorders>
               <w:bottom w:val="single" w:sz="4" w:space="0" w:color="000000"/>
             </w:tcBorders>
@@ -28661,8 +28655,8 @@
         <w:tblLook w:val="0000" w:noHBand="0" w:noVBand="0" w:firstColumn="0" w:lastRow="0" w:lastColumn="0" w:firstRow="0"/>
       </w:tblPr>
       <w:tblGrid>
-        <w:gridCol w:w="1573"/>
-        <w:gridCol w:w="2254"/>
+        <w:gridCol w:w="1571"/>
+        <w:gridCol w:w="2256"/>
         <w:gridCol w:w="5480"/>
       </w:tblGrid>
       <w:tr>
@@ -28671,7 +28665,7 @@
         </w:trPr>
         <w:tc>
           <w:tcPr>
-            <w:tcW w:w="1573" w:type="dxa"/>
+            <w:tcW w:w="1571" w:type="dxa"/>
             <w:tcBorders>
               <w:top w:val="single" w:sz="4" w:space="0" w:color="000000"/>
               <w:left w:val="single" w:sz="4" w:space="0" w:color="000000"/>
@@ -28698,7 +28692,7 @@
         </w:tc>
         <w:tc>
           <w:tcPr>
-            <w:tcW w:w="2254" w:type="dxa"/>
+            <w:tcW w:w="2256" w:type="dxa"/>
             <w:tcBorders>
               <w:top w:val="single" w:sz="4" w:space="0" w:color="000000"/>
             </w:tcBorders>
@@ -28790,7 +28784,7 @@
         </w:trPr>
         <w:tc>
           <w:tcPr>
-            <w:tcW w:w="1573" w:type="dxa"/>
+            <w:tcW w:w="1571" w:type="dxa"/>
             <w:tcBorders>
               <w:left w:val="single" w:sz="4" w:space="0" w:color="000000"/>
               <w:bottom w:val="single" w:sz="4" w:space="0" w:color="000000"/>
@@ -28817,7 +28811,7 @@
         </w:tc>
         <w:tc>
           <w:tcPr>
-            <w:tcW w:w="2254" w:type="dxa"/>
+            <w:tcW w:w="2256" w:type="dxa"/>
             <w:tcBorders>
               <w:bottom w:val="single" w:sz="4" w:space="0" w:color="000000"/>
             </w:tcBorders>
@@ -30581,8 +30575,8 @@
         <w:tblLook w:val="0000" w:noHBand="0" w:noVBand="0" w:firstColumn="0" w:lastRow="0" w:lastColumn="0" w:firstRow="0"/>
       </w:tblPr>
       <w:tblGrid>
-        <w:gridCol w:w="1573"/>
-        <w:gridCol w:w="2254"/>
+        <w:gridCol w:w="1571"/>
+        <w:gridCol w:w="2256"/>
         <w:gridCol w:w="5480"/>
       </w:tblGrid>
       <w:tr>
@@ -30591,7 +30585,7 @@
         </w:trPr>
         <w:tc>
           <w:tcPr>
-            <w:tcW w:w="1573" w:type="dxa"/>
+            <w:tcW w:w="1571" w:type="dxa"/>
             <w:tcBorders>
               <w:top w:val="single" w:sz="4" w:space="0" w:color="000000"/>
               <w:left w:val="single" w:sz="4" w:space="0" w:color="000000"/>
@@ -30618,7 +30612,7 @@
         </w:tc>
         <w:tc>
           <w:tcPr>
-            <w:tcW w:w="2254" w:type="dxa"/>
+            <w:tcW w:w="2256" w:type="dxa"/>
             <w:tcBorders>
               <w:top w:val="single" w:sz="4" w:space="0" w:color="000000"/>
             </w:tcBorders>
@@ -30712,7 +30706,7 @@
         </w:trPr>
         <w:tc>
           <w:tcPr>
-            <w:tcW w:w="1573" w:type="dxa"/>
+            <w:tcW w:w="1571" w:type="dxa"/>
             <w:tcBorders>
               <w:left w:val="single" w:sz="4" w:space="0" w:color="000000"/>
               <w:bottom w:val="single" w:sz="4" w:space="0" w:color="000000"/>
@@ -30739,7 +30733,7 @@
         </w:tc>
         <w:tc>
           <w:tcPr>
-            <w:tcW w:w="2254" w:type="dxa"/>
+            <w:tcW w:w="2256" w:type="dxa"/>
             <w:tcBorders>
               <w:bottom w:val="single" w:sz="4" w:space="0" w:color="000000"/>
             </w:tcBorders>
@@ -31704,8 +31698,8 @@
         <w:tblLook w:val="0000" w:noHBand="0" w:noVBand="0" w:firstColumn="0" w:lastRow="0" w:lastColumn="0" w:firstRow="0"/>
       </w:tblPr>
       <w:tblGrid>
-        <w:gridCol w:w="1573"/>
-        <w:gridCol w:w="2254"/>
+        <w:gridCol w:w="1571"/>
+        <w:gridCol w:w="2256"/>
         <w:gridCol w:w="5480"/>
       </w:tblGrid>
       <w:tr>
@@ -31714,7 +31708,7 @@
         </w:trPr>
         <w:tc>
           <w:tcPr>
-            <w:tcW w:w="1573" w:type="dxa"/>
+            <w:tcW w:w="1571" w:type="dxa"/>
             <w:tcBorders>
               <w:top w:val="single" w:sz="4" w:space="0" w:color="000000"/>
               <w:left w:val="single" w:sz="4" w:space="0" w:color="000000"/>
@@ -31741,7 +31735,7 @@
         </w:tc>
         <w:tc>
           <w:tcPr>
-            <w:tcW w:w="2254" w:type="dxa"/>
+            <w:tcW w:w="2256" w:type="dxa"/>
             <w:tcBorders>
               <w:top w:val="single" w:sz="4" w:space="0" w:color="000000"/>
             </w:tcBorders>
@@ -31799,7 +31793,7 @@
         </w:trPr>
         <w:tc>
           <w:tcPr>
-            <w:tcW w:w="1573" w:type="dxa"/>
+            <w:tcW w:w="1571" w:type="dxa"/>
             <w:tcBorders>
               <w:left w:val="single" w:sz="4" w:space="0" w:color="000000"/>
               <w:bottom w:val="single" w:sz="4" w:space="0" w:color="000000"/>
@@ -31826,7 +31820,7 @@
         </w:tc>
         <w:tc>
           <w:tcPr>
-            <w:tcW w:w="2254" w:type="dxa"/>
+            <w:tcW w:w="2256" w:type="dxa"/>
             <w:tcBorders>
               <w:bottom w:val="single" w:sz="4" w:space="0" w:color="000000"/>
             </w:tcBorders>
@@ -32889,8 +32883,8 @@
         <w:tblLook w:val="0000" w:noHBand="0" w:noVBand="0" w:firstColumn="0" w:lastRow="0" w:lastColumn="0" w:firstRow="0"/>
       </w:tblPr>
       <w:tblGrid>
-        <w:gridCol w:w="1573"/>
-        <w:gridCol w:w="2254"/>
+        <w:gridCol w:w="1571"/>
+        <w:gridCol w:w="2256"/>
         <w:gridCol w:w="5480"/>
       </w:tblGrid>
       <w:tr>
@@ -32899,7 +32893,7 @@
         </w:trPr>
         <w:tc>
           <w:tcPr>
-            <w:tcW w:w="1573" w:type="dxa"/>
+            <w:tcW w:w="1571" w:type="dxa"/>
             <w:tcBorders>
               <w:top w:val="single" w:sz="4" w:space="0" w:color="000000"/>
               <w:left w:val="single" w:sz="4" w:space="0" w:color="000000"/>
@@ -32926,7 +32920,7 @@
         </w:tc>
         <w:tc>
           <w:tcPr>
-            <w:tcW w:w="2254" w:type="dxa"/>
+            <w:tcW w:w="2256" w:type="dxa"/>
             <w:tcBorders>
               <w:top w:val="single" w:sz="4" w:space="0" w:color="000000"/>
             </w:tcBorders>
@@ -33018,7 +33012,7 @@
         </w:trPr>
         <w:tc>
           <w:tcPr>
-            <w:tcW w:w="1573" w:type="dxa"/>
+            <w:tcW w:w="1571" w:type="dxa"/>
             <w:tcBorders>
               <w:left w:val="single" w:sz="4" w:space="0" w:color="000000"/>
               <w:bottom w:val="single" w:sz="4" w:space="0" w:color="000000"/>
@@ -33045,7 +33039,7 @@
         </w:tc>
         <w:tc>
           <w:tcPr>
-            <w:tcW w:w="2254" w:type="dxa"/>
+            <w:tcW w:w="2256" w:type="dxa"/>
             <w:tcBorders>
               <w:bottom w:val="single" w:sz="4" w:space="0" w:color="000000"/>
             </w:tcBorders>
@@ -34169,8 +34163,8 @@
         <w:tblLook w:val="0000" w:noHBand="0" w:noVBand="0" w:firstColumn="0" w:lastRow="0" w:lastColumn="0" w:firstRow="0"/>
       </w:tblPr>
       <w:tblGrid>
-        <w:gridCol w:w="1573"/>
-        <w:gridCol w:w="2254"/>
+        <w:gridCol w:w="1571"/>
+        <w:gridCol w:w="2256"/>
         <w:gridCol w:w="5480"/>
       </w:tblGrid>
       <w:tr>
@@ -34179,7 +34173,7 @@
         </w:trPr>
         <w:tc>
           <w:tcPr>
-            <w:tcW w:w="1573" w:type="dxa"/>
+            <w:tcW w:w="1571" w:type="dxa"/>
             <w:tcBorders>
               <w:top w:val="single" w:sz="4" w:space="0" w:color="000000"/>
               <w:left w:val="single" w:sz="4" w:space="0" w:color="000000"/>
@@ -34206,7 +34200,7 @@
         </w:tc>
         <w:tc>
           <w:tcPr>
-            <w:tcW w:w="2254" w:type="dxa"/>
+            <w:tcW w:w="2256" w:type="dxa"/>
             <w:tcBorders>
               <w:top w:val="single" w:sz="4" w:space="0" w:color="000000"/>
             </w:tcBorders>
@@ -34298,7 +34292,7 @@
         </w:trPr>
         <w:tc>
           <w:tcPr>
-            <w:tcW w:w="1573" w:type="dxa"/>
+            <w:tcW w:w="1571" w:type="dxa"/>
             <w:tcBorders>
               <w:left w:val="single" w:sz="4" w:space="0" w:color="000000"/>
               <w:bottom w:val="single" w:sz="4" w:space="0" w:color="000000"/>
@@ -34325,7 +34319,7 @@
         </w:tc>
         <w:tc>
           <w:tcPr>
-            <w:tcW w:w="2254" w:type="dxa"/>
+            <w:tcW w:w="2256" w:type="dxa"/>
             <w:tcBorders>
               <w:bottom w:val="single" w:sz="4" w:space="0" w:color="000000"/>
             </w:tcBorders>
@@ -35333,8 +35327,8 @@
         <w:tblLook w:val="0000" w:noHBand="0" w:noVBand="0" w:firstColumn="0" w:lastRow="0" w:lastColumn="0" w:firstRow="0"/>
       </w:tblPr>
       <w:tblGrid>
-        <w:gridCol w:w="1573"/>
-        <w:gridCol w:w="2254"/>
+        <w:gridCol w:w="1571"/>
+        <w:gridCol w:w="2256"/>
         <w:gridCol w:w="5480"/>
       </w:tblGrid>
       <w:tr>
@@ -35343,7 +35337,7 @@
         </w:trPr>
         <w:tc>
           <w:tcPr>
-            <w:tcW w:w="1573" w:type="dxa"/>
+            <w:tcW w:w="1571" w:type="dxa"/>
             <w:tcBorders>
               <w:top w:val="single" w:sz="4" w:space="0" w:color="000000"/>
               <w:left w:val="single" w:sz="4" w:space="0" w:color="000000"/>
@@ -35370,7 +35364,7 @@
         </w:tc>
         <w:tc>
           <w:tcPr>
-            <w:tcW w:w="2254" w:type="dxa"/>
+            <w:tcW w:w="2256" w:type="dxa"/>
             <w:tcBorders>
               <w:top w:val="single" w:sz="4" w:space="0" w:color="000000"/>
             </w:tcBorders>
@@ -35462,7 +35456,7 @@
         </w:trPr>
         <w:tc>
           <w:tcPr>
-            <w:tcW w:w="1573" w:type="dxa"/>
+            <w:tcW w:w="1571" w:type="dxa"/>
             <w:tcBorders>
               <w:left w:val="single" w:sz="4" w:space="0" w:color="000000"/>
               <w:bottom w:val="single" w:sz="4" w:space="0" w:color="000000"/>
@@ -35489,7 +35483,7 @@
         </w:tc>
         <w:tc>
           <w:tcPr>
-            <w:tcW w:w="2254" w:type="dxa"/>
+            <w:tcW w:w="2256" w:type="dxa"/>
             <w:tcBorders>
               <w:bottom w:val="single" w:sz="4" w:space="0" w:color="000000"/>
             </w:tcBorders>
@@ -36521,8 +36515,8 @@
         <w:tblLook w:val="0000" w:noHBand="0" w:noVBand="0" w:firstColumn="0" w:lastRow="0" w:lastColumn="0" w:firstRow="0"/>
       </w:tblPr>
       <w:tblGrid>
-        <w:gridCol w:w="1573"/>
-        <w:gridCol w:w="2254"/>
+        <w:gridCol w:w="1571"/>
+        <w:gridCol w:w="2256"/>
         <w:gridCol w:w="5480"/>
       </w:tblGrid>
       <w:tr>
@@ -36531,7 +36525,7 @@
         </w:trPr>
         <w:tc>
           <w:tcPr>
-            <w:tcW w:w="1573" w:type="dxa"/>
+            <w:tcW w:w="1571" w:type="dxa"/>
             <w:tcBorders>
               <w:top w:val="single" w:sz="4" w:space="0" w:color="000000"/>
               <w:left w:val="single" w:sz="4" w:space="0" w:color="000000"/>
@@ -36558,7 +36552,7 @@
         </w:tc>
         <w:tc>
           <w:tcPr>
-            <w:tcW w:w="2254" w:type="dxa"/>
+            <w:tcW w:w="2256" w:type="dxa"/>
             <w:tcBorders>
               <w:top w:val="single" w:sz="4" w:space="0" w:color="000000"/>
             </w:tcBorders>
@@ -36654,7 +36648,7 @@
         </w:trPr>
         <w:tc>
           <w:tcPr>
-            <w:tcW w:w="1573" w:type="dxa"/>
+            <w:tcW w:w="1571" w:type="dxa"/>
             <w:tcBorders>
               <w:left w:val="single" w:sz="4" w:space="0" w:color="000000"/>
               <w:bottom w:val="single" w:sz="4" w:space="0" w:color="000000"/>
@@ -36683,7 +36677,7 @@
         </w:tc>
         <w:tc>
           <w:tcPr>
-            <w:tcW w:w="2254" w:type="dxa"/>
+            <w:tcW w:w="2256" w:type="dxa"/>
             <w:tcBorders>
               <w:bottom w:val="single" w:sz="4" w:space="0" w:color="000000"/>
             </w:tcBorders>
@@ -37538,8 +37532,8 @@
         <w:tblLook w:val="0000" w:noHBand="0" w:noVBand="0" w:firstColumn="0" w:lastRow="0" w:lastColumn="0" w:firstRow="0"/>
       </w:tblPr>
       <w:tblGrid>
-        <w:gridCol w:w="1573"/>
-        <w:gridCol w:w="2254"/>
+        <w:gridCol w:w="1571"/>
+        <w:gridCol w:w="2256"/>
         <w:gridCol w:w="5480"/>
       </w:tblGrid>
       <w:tr>
@@ -37548,7 +37542,7 @@
         </w:trPr>
         <w:tc>
           <w:tcPr>
-            <w:tcW w:w="1573" w:type="dxa"/>
+            <w:tcW w:w="1571" w:type="dxa"/>
             <w:tcBorders>
               <w:top w:val="single" w:sz="4" w:space="0" w:color="000000"/>
               <w:left w:val="single" w:sz="4" w:space="0" w:color="000000"/>
@@ -37575,7 +37569,7 @@
         </w:tc>
         <w:tc>
           <w:tcPr>
-            <w:tcW w:w="2254" w:type="dxa"/>
+            <w:tcW w:w="2256" w:type="dxa"/>
             <w:tcBorders>
               <w:top w:val="single" w:sz="4" w:space="0" w:color="000000"/>
             </w:tcBorders>
@@ -37633,7 +37627,7 @@
         </w:trPr>
         <w:tc>
           <w:tcPr>
-            <w:tcW w:w="1573" w:type="dxa"/>
+            <w:tcW w:w="1571" w:type="dxa"/>
             <w:tcBorders>
               <w:left w:val="single" w:sz="4" w:space="0" w:color="000000"/>
               <w:bottom w:val="single" w:sz="4" w:space="0" w:color="000000"/>
@@ -37660,7 +37654,7 @@
         </w:tc>
         <w:tc>
           <w:tcPr>
-            <w:tcW w:w="2254" w:type="dxa"/>
+            <w:tcW w:w="2256" w:type="dxa"/>
             <w:tcBorders>
               <w:bottom w:val="single" w:sz="4" w:space="0" w:color="000000"/>
             </w:tcBorders>
@@ -37737,7 +37731,7 @@
         </w:trPr>
         <w:tc>
           <w:tcPr>
-            <w:tcW w:w="1573" w:type="dxa"/>
+            <w:tcW w:w="1571" w:type="dxa"/>
             <w:tcBorders>
               <w:top w:val="single" w:sz="4" w:space="0" w:color="000000"/>
               <w:left w:val="single" w:sz="4" w:space="0" w:color="000000"/>
@@ -37765,7 +37759,7 @@
         </w:tc>
         <w:tc>
           <w:tcPr>
-            <w:tcW w:w="2254" w:type="dxa"/>
+            <w:tcW w:w="2256" w:type="dxa"/>
             <w:tcBorders>
               <w:top w:val="single" w:sz="4" w:space="0" w:color="000000"/>
             </w:tcBorders>
@@ -38796,8 +38790,8 @@
         <w:tblLook w:val="0000" w:noHBand="0" w:noVBand="0" w:firstColumn="0" w:lastRow="0" w:lastColumn="0" w:firstRow="0"/>
       </w:tblPr>
       <w:tblGrid>
-        <w:gridCol w:w="1573"/>
-        <w:gridCol w:w="2254"/>
+        <w:gridCol w:w="1571"/>
+        <w:gridCol w:w="2256"/>
         <w:gridCol w:w="5480"/>
       </w:tblGrid>
       <w:tr>
@@ -38806,7 +38800,7 @@
         </w:trPr>
         <w:tc>
           <w:tcPr>
-            <w:tcW w:w="1573" w:type="dxa"/>
+            <w:tcW w:w="1571" w:type="dxa"/>
             <w:tcBorders>
               <w:top w:val="single" w:sz="4" w:space="0" w:color="000000"/>
               <w:left w:val="single" w:sz="4" w:space="0" w:color="000000"/>
@@ -38833,7 +38827,7 @@
         </w:tc>
         <w:tc>
           <w:tcPr>
-            <w:tcW w:w="2254" w:type="dxa"/>
+            <w:tcW w:w="2256" w:type="dxa"/>
             <w:tcBorders>
               <w:top w:val="single" w:sz="4" w:space="0" w:color="000000"/>
             </w:tcBorders>
@@ -38927,7 +38921,7 @@
         </w:trPr>
         <w:tc>
           <w:tcPr>
-            <w:tcW w:w="1573" w:type="dxa"/>
+            <w:tcW w:w="1571" w:type="dxa"/>
             <w:tcBorders>
               <w:left w:val="single" w:sz="4" w:space="0" w:color="000000"/>
               <w:bottom w:val="single" w:sz="4" w:space="0" w:color="000000"/>
@@ -38954,7 +38948,7 @@
         </w:tc>
         <w:tc>
           <w:tcPr>
-            <w:tcW w:w="2254" w:type="dxa"/>
+            <w:tcW w:w="2256" w:type="dxa"/>
             <w:tcBorders>
               <w:bottom w:val="single" w:sz="4" w:space="0" w:color="000000"/>
             </w:tcBorders>
@@ -39900,8 +39894,8 @@
         <w:tblLook w:val="0000" w:noHBand="0" w:noVBand="0" w:firstColumn="0" w:lastRow="0" w:lastColumn="0" w:firstRow="0"/>
       </w:tblPr>
       <w:tblGrid>
-        <w:gridCol w:w="1573"/>
-        <w:gridCol w:w="2509"/>
+        <w:gridCol w:w="1571"/>
+        <w:gridCol w:w="2511"/>
         <w:gridCol w:w="5480"/>
       </w:tblGrid>
       <w:tr>
@@ -39910,7 +39904,7 @@
         </w:trPr>
         <w:tc>
           <w:tcPr>
-            <w:tcW w:w="1573" w:type="dxa"/>
+            <w:tcW w:w="1571" w:type="dxa"/>
             <w:tcBorders>
               <w:top w:val="single" w:sz="4" w:space="0" w:color="000000"/>
               <w:left w:val="single" w:sz="4" w:space="0" w:color="000000"/>
@@ -39936,7 +39930,7 @@
         </w:tc>
         <w:tc>
           <w:tcPr>
-            <w:tcW w:w="2509" w:type="dxa"/>
+            <w:tcW w:w="2511" w:type="dxa"/>
             <w:tcBorders>
               <w:top w:val="single" w:sz="4" w:space="0" w:color="000000"/>
             </w:tcBorders>
@@ -39992,7 +39986,7 @@
         </w:trPr>
         <w:tc>
           <w:tcPr>
-            <w:tcW w:w="1573" w:type="dxa"/>
+            <w:tcW w:w="1571" w:type="dxa"/>
             <w:tcBorders>
               <w:left w:val="single" w:sz="4" w:space="0" w:color="000000"/>
             </w:tcBorders>
@@ -40021,7 +40015,7 @@
         </w:tc>
         <w:tc>
           <w:tcPr>
-            <w:tcW w:w="2509" w:type="dxa"/>
+            <w:tcW w:w="2511" w:type="dxa"/>
             <w:tcBorders/>
           </w:tcPr>
           <w:p>
@@ -40074,7 +40068,7 @@
         </w:trPr>
         <w:tc>
           <w:tcPr>
-            <w:tcW w:w="1573" w:type="dxa"/>
+            <w:tcW w:w="1571" w:type="dxa"/>
             <w:tcBorders>
               <w:left w:val="single" w:sz="4" w:space="0" w:color="000000"/>
             </w:tcBorders>
@@ -40103,7 +40097,7 @@
         </w:tc>
         <w:tc>
           <w:tcPr>
-            <w:tcW w:w="2509" w:type="dxa"/>
+            <w:tcW w:w="2511" w:type="dxa"/>
             <w:tcBorders/>
           </w:tcPr>
           <w:p>
@@ -40156,7 +40150,7 @@
         </w:trPr>
         <w:tc>
           <w:tcPr>
-            <w:tcW w:w="1573" w:type="dxa"/>
+            <w:tcW w:w="1571" w:type="dxa"/>
             <w:tcBorders>
               <w:left w:val="single" w:sz="4" w:space="0" w:color="000000"/>
             </w:tcBorders>
@@ -40185,7 +40179,7 @@
         </w:tc>
         <w:tc>
           <w:tcPr>
-            <w:tcW w:w="2509" w:type="dxa"/>
+            <w:tcW w:w="2511" w:type="dxa"/>
             <w:tcBorders/>
           </w:tcPr>
           <w:p>
@@ -40238,7 +40232,7 @@
         </w:trPr>
         <w:tc>
           <w:tcPr>
-            <w:tcW w:w="1573" w:type="dxa"/>
+            <w:tcW w:w="1571" w:type="dxa"/>
             <w:tcBorders>
               <w:left w:val="single" w:sz="4" w:space="0" w:color="000000"/>
             </w:tcBorders>
@@ -40267,7 +40261,7 @@
         </w:tc>
         <w:tc>
           <w:tcPr>
-            <w:tcW w:w="2509" w:type="dxa"/>
+            <w:tcW w:w="2511" w:type="dxa"/>
             <w:tcBorders/>
           </w:tcPr>
           <w:p>
@@ -40322,7 +40316,7 @@
         </w:trPr>
         <w:tc>
           <w:tcPr>
-            <w:tcW w:w="1573" w:type="dxa"/>
+            <w:tcW w:w="1571" w:type="dxa"/>
             <w:tcBorders>
               <w:left w:val="single" w:sz="4" w:space="0" w:color="000000"/>
               <w:bottom w:val="single" w:sz="4" w:space="0" w:color="000000"/>
@@ -40354,7 +40348,7 @@
         </w:tc>
         <w:tc>
           <w:tcPr>
-            <w:tcW w:w="2509" w:type="dxa"/>
+            <w:tcW w:w="2511" w:type="dxa"/>
             <w:tcBorders>
               <w:bottom w:val="single" w:sz="4" w:space="0" w:color="000000"/>
             </w:tcBorders>
@@ -41206,8 +41200,8 @@
         <w:tblLook w:val="0000" w:noHBand="0" w:noVBand="0" w:firstColumn="0" w:lastRow="0" w:lastColumn="0" w:firstRow="0"/>
       </w:tblPr>
       <w:tblGrid>
-        <w:gridCol w:w="1573"/>
-        <w:gridCol w:w="2254"/>
+        <w:gridCol w:w="1571"/>
+        <w:gridCol w:w="2256"/>
         <w:gridCol w:w="5480"/>
       </w:tblGrid>
       <w:tr>
@@ -41216,7 +41210,7 @@
         </w:trPr>
         <w:tc>
           <w:tcPr>
-            <w:tcW w:w="1573" w:type="dxa"/>
+            <w:tcW w:w="1571" w:type="dxa"/>
             <w:tcBorders>
               <w:top w:val="single" w:sz="4" w:space="0" w:color="000000"/>
               <w:left w:val="single" w:sz="4" w:space="0" w:color="000000"/>
@@ -41243,7 +41237,7 @@
         </w:tc>
         <w:tc>
           <w:tcPr>
-            <w:tcW w:w="2254" w:type="dxa"/>
+            <w:tcW w:w="2256" w:type="dxa"/>
             <w:tcBorders>
               <w:top w:val="single" w:sz="4" w:space="0" w:color="000000"/>
             </w:tcBorders>
@@ -41303,7 +41297,7 @@
         </w:trPr>
         <w:tc>
           <w:tcPr>
-            <w:tcW w:w="1573" w:type="dxa"/>
+            <w:tcW w:w="1571" w:type="dxa"/>
             <w:tcBorders>
               <w:left w:val="single" w:sz="4" w:space="0" w:color="000000"/>
             </w:tcBorders>
@@ -41331,7 +41325,7 @@
         </w:tc>
         <w:tc>
           <w:tcPr>
-            <w:tcW w:w="2254" w:type="dxa"/>
+            <w:tcW w:w="2256" w:type="dxa"/>
             <w:tcBorders/>
           </w:tcPr>
           <w:p>
@@ -41386,7 +41380,7 @@
         </w:trPr>
         <w:tc>
           <w:tcPr>
-            <w:tcW w:w="1573" w:type="dxa"/>
+            <w:tcW w:w="1571" w:type="dxa"/>
             <w:tcBorders>
               <w:left w:val="single" w:sz="4" w:space="0" w:color="000000"/>
             </w:tcBorders>
@@ -41412,7 +41406,7 @@
         </w:tc>
         <w:tc>
           <w:tcPr>
-            <w:tcW w:w="2254" w:type="dxa"/>
+            <w:tcW w:w="2256" w:type="dxa"/>
             <w:tcBorders/>
           </w:tcPr>
           <w:p>
@@ -41467,7 +41461,7 @@
         </w:trPr>
         <w:tc>
           <w:tcPr>
-            <w:tcW w:w="1573" w:type="dxa"/>
+            <w:tcW w:w="1571" w:type="dxa"/>
             <w:tcBorders>
               <w:left w:val="single" w:sz="4" w:space="0" w:color="000000"/>
             </w:tcBorders>
@@ -41493,7 +41487,7 @@
         </w:tc>
         <w:tc>
           <w:tcPr>
-            <w:tcW w:w="2254" w:type="dxa"/>
+            <w:tcW w:w="2256" w:type="dxa"/>
             <w:tcBorders/>
           </w:tcPr>
           <w:p>
@@ -41550,7 +41544,7 @@
         </w:trPr>
         <w:tc>
           <w:tcPr>
-            <w:tcW w:w="1573" w:type="dxa"/>
+            <w:tcW w:w="1571" w:type="dxa"/>
             <w:tcBorders>
               <w:left w:val="single" w:sz="4" w:space="0" w:color="000000"/>
               <w:bottom w:val="single" w:sz="4" w:space="0" w:color="000000"/>
@@ -41579,7 +41573,7 @@
         </w:tc>
         <w:tc>
           <w:tcPr>
-            <w:tcW w:w="2254" w:type="dxa"/>
+            <w:tcW w:w="2256" w:type="dxa"/>
             <w:tcBorders>
               <w:bottom w:val="single" w:sz="4" w:space="0" w:color="000000"/>
             </w:tcBorders>
@@ -42421,8 +42415,8 @@
         <w:tblLook w:val="0000" w:noHBand="0" w:noVBand="0" w:firstColumn="0" w:lastRow="0" w:lastColumn="0" w:firstRow="0"/>
       </w:tblPr>
       <w:tblGrid>
-        <w:gridCol w:w="1573"/>
-        <w:gridCol w:w="2254"/>
+        <w:gridCol w:w="1571"/>
+        <w:gridCol w:w="2256"/>
         <w:gridCol w:w="5480"/>
       </w:tblGrid>
       <w:tr>
@@ -42431,7 +42425,7 @@
         </w:trPr>
         <w:tc>
           <w:tcPr>
-            <w:tcW w:w="1573" w:type="dxa"/>
+            <w:tcW w:w="1571" w:type="dxa"/>
             <w:tcBorders>
               <w:top w:val="single" w:sz="4" w:space="0" w:color="000000"/>
               <w:left w:val="single" w:sz="4" w:space="0" w:color="000000"/>
@@ -42458,7 +42452,7 @@
         </w:tc>
         <w:tc>
           <w:tcPr>
-            <w:tcW w:w="2254" w:type="dxa"/>
+            <w:tcW w:w="2256" w:type="dxa"/>
             <w:tcBorders>
               <w:top w:val="single" w:sz="4" w:space="0" w:color="000000"/>
             </w:tcBorders>
@@ -42516,7 +42510,7 @@
         </w:trPr>
         <w:tc>
           <w:tcPr>
-            <w:tcW w:w="1573" w:type="dxa"/>
+            <w:tcW w:w="1571" w:type="dxa"/>
             <w:tcBorders>
               <w:left w:val="single" w:sz="4" w:space="0" w:color="000000"/>
             </w:tcBorders>
@@ -42542,7 +42536,7 @@
         </w:tc>
         <w:tc>
           <w:tcPr>
-            <w:tcW w:w="2254" w:type="dxa"/>
+            <w:tcW w:w="2256" w:type="dxa"/>
             <w:tcBorders/>
           </w:tcPr>
           <w:p>
@@ -42597,7 +42591,7 @@
         </w:trPr>
         <w:tc>
           <w:tcPr>
-            <w:tcW w:w="1573" w:type="dxa"/>
+            <w:tcW w:w="1571" w:type="dxa"/>
             <w:tcBorders>
               <w:left w:val="single" w:sz="4" w:space="0" w:color="000000"/>
             </w:tcBorders>
@@ -42623,7 +42617,7 @@
         </w:tc>
         <w:tc>
           <w:tcPr>
-            <w:tcW w:w="2254" w:type="dxa"/>
+            <w:tcW w:w="2256" w:type="dxa"/>
             <w:tcBorders/>
           </w:tcPr>
           <w:p>
@@ -42678,7 +42672,7 @@
         </w:trPr>
         <w:tc>
           <w:tcPr>
-            <w:tcW w:w="1573" w:type="dxa"/>
+            <w:tcW w:w="1571" w:type="dxa"/>
             <w:tcBorders>
               <w:left w:val="single" w:sz="4" w:space="0" w:color="000000"/>
               <w:bottom w:val="single" w:sz="4" w:space="0" w:color="000000"/>
@@ -42705,7 +42699,7 @@
         </w:tc>
         <w:tc>
           <w:tcPr>
-            <w:tcW w:w="2254" w:type="dxa"/>
+            <w:tcW w:w="2256" w:type="dxa"/>
             <w:tcBorders>
               <w:bottom w:val="single" w:sz="4" w:space="0" w:color="000000"/>
             </w:tcBorders>
@@ -43266,8 +43260,8 @@
         <w:tblLook w:val="0000" w:noHBand="0" w:noVBand="0" w:firstColumn="0" w:lastRow="0" w:lastColumn="0" w:firstRow="0"/>
       </w:tblPr>
       <w:tblGrid>
-        <w:gridCol w:w="1573"/>
-        <w:gridCol w:w="2254"/>
+        <w:gridCol w:w="1571"/>
+        <w:gridCol w:w="2256"/>
         <w:gridCol w:w="5480"/>
       </w:tblGrid>
       <w:tr>
@@ -43276,7 +43270,7 @@
         </w:trPr>
         <w:tc>
           <w:tcPr>
-            <w:tcW w:w="1573" w:type="dxa"/>
+            <w:tcW w:w="1571" w:type="dxa"/>
             <w:tcBorders>
               <w:top w:val="single" w:sz="4" w:space="0" w:color="000000"/>
               <w:left w:val="single" w:sz="4" w:space="0" w:color="000000"/>
@@ -43303,7 +43297,7 @@
         </w:tc>
         <w:tc>
           <w:tcPr>
-            <w:tcW w:w="2254" w:type="dxa"/>
+            <w:tcW w:w="2256" w:type="dxa"/>
             <w:tcBorders>
               <w:top w:val="single" w:sz="4" w:space="0" w:color="000000"/>
             </w:tcBorders>
@@ -43361,7 +43355,7 @@
         </w:trPr>
         <w:tc>
           <w:tcPr>
-            <w:tcW w:w="1573" w:type="dxa"/>
+            <w:tcW w:w="1571" w:type="dxa"/>
             <w:tcBorders>
               <w:left w:val="single" w:sz="4" w:space="0" w:color="000000"/>
             </w:tcBorders>
@@ -43387,7 +43381,7 @@
         </w:tc>
         <w:tc>
           <w:tcPr>
-            <w:tcW w:w="2254" w:type="dxa"/>
+            <w:tcW w:w="2256" w:type="dxa"/>
             <w:tcBorders/>
           </w:tcPr>
           <w:p>
@@ -43442,7 +43436,7 @@
         </w:trPr>
         <w:tc>
           <w:tcPr>
-            <w:tcW w:w="1573" w:type="dxa"/>
+            <w:tcW w:w="1571" w:type="dxa"/>
             <w:tcBorders>
               <w:left w:val="single" w:sz="4" w:space="0" w:color="000000"/>
             </w:tcBorders>
@@ -43468,7 +43462,7 @@
         </w:tc>
         <w:tc>
           <w:tcPr>
-            <w:tcW w:w="2254" w:type="dxa"/>
+            <w:tcW w:w="2256" w:type="dxa"/>
             <w:tcBorders/>
           </w:tcPr>
           <w:p>
@@ -43523,7 +43517,7 @@
         </w:trPr>
         <w:tc>
           <w:tcPr>
-            <w:tcW w:w="1573" w:type="dxa"/>
+            <w:tcW w:w="1571" w:type="dxa"/>
             <w:tcBorders>
               <w:left w:val="single" w:sz="4" w:space="0" w:color="000000"/>
               <w:bottom w:val="single" w:sz="4" w:space="0" w:color="000000"/>
@@ -43550,7 +43544,7 @@
         </w:tc>
         <w:tc>
           <w:tcPr>
-            <w:tcW w:w="2254" w:type="dxa"/>
+            <w:tcW w:w="2256" w:type="dxa"/>
             <w:tcBorders>
               <w:bottom w:val="single" w:sz="4" w:space="0" w:color="000000"/>
             </w:tcBorders>
@@ -44072,8 +44066,8 @@
         <w:tblLook w:val="0000" w:noHBand="0" w:noVBand="0" w:firstColumn="0" w:lastRow="0" w:lastColumn="0" w:firstRow="0"/>
       </w:tblPr>
       <w:tblGrid>
-        <w:gridCol w:w="1573"/>
-        <w:gridCol w:w="2254"/>
+        <w:gridCol w:w="1571"/>
+        <w:gridCol w:w="2256"/>
         <w:gridCol w:w="5480"/>
       </w:tblGrid>
       <w:tr>
@@ -44082,7 +44076,7 @@
         </w:trPr>
         <w:tc>
           <w:tcPr>
-            <w:tcW w:w="1573" w:type="dxa"/>
+            <w:tcW w:w="1571" w:type="dxa"/>
             <w:tcBorders>
               <w:top w:val="single" w:sz="4" w:space="0" w:color="000000"/>
               <w:left w:val="single" w:sz="4" w:space="0" w:color="000000"/>
@@ -44109,7 +44103,7 @@
         </w:tc>
         <w:tc>
           <w:tcPr>
-            <w:tcW w:w="2254" w:type="dxa"/>
+            <w:tcW w:w="2256" w:type="dxa"/>
             <w:tcBorders>
               <w:top w:val="single" w:sz="4" w:space="0" w:color="000000"/>
             </w:tcBorders>
@@ -44167,7 +44161,7 @@
         </w:trPr>
         <w:tc>
           <w:tcPr>
-            <w:tcW w:w="1573" w:type="dxa"/>
+            <w:tcW w:w="1571" w:type="dxa"/>
             <w:tcBorders>
               <w:left w:val="single" w:sz="4" w:space="0" w:color="000000"/>
               <w:bottom w:val="single" w:sz="4" w:space="0" w:color="000000"/>
@@ -44193,7 +44187,7 @@
         </w:tc>
         <w:tc>
           <w:tcPr>
-            <w:tcW w:w="2254" w:type="dxa"/>
+            <w:tcW w:w="2256" w:type="dxa"/>
             <w:tcBorders>
               <w:bottom w:val="single" w:sz="4" w:space="0" w:color="000000"/>
             </w:tcBorders>
@@ -44867,8 +44861,8 @@
         <w:tblLook w:val="0000" w:noHBand="0" w:noVBand="0" w:firstColumn="0" w:lastRow="0" w:lastColumn="0" w:firstRow="0"/>
       </w:tblPr>
       <w:tblGrid>
-        <w:gridCol w:w="1573"/>
-        <w:gridCol w:w="2254"/>
+        <w:gridCol w:w="1571"/>
+        <w:gridCol w:w="2256"/>
         <w:gridCol w:w="5480"/>
       </w:tblGrid>
       <w:tr>
@@ -44877,7 +44871,7 @@
         </w:trPr>
         <w:tc>
           <w:tcPr>
-            <w:tcW w:w="1573" w:type="dxa"/>
+            <w:tcW w:w="1571" w:type="dxa"/>
             <w:tcBorders>
               <w:top w:val="single" w:sz="4" w:space="0" w:color="000000"/>
               <w:left w:val="single" w:sz="4" w:space="0" w:color="000000"/>
@@ -44904,7 +44898,7 @@
         </w:tc>
         <w:tc>
           <w:tcPr>
-            <w:tcW w:w="2254" w:type="dxa"/>
+            <w:tcW w:w="2256" w:type="dxa"/>
             <w:tcBorders>
               <w:top w:val="single" w:sz="4" w:space="0" w:color="000000"/>
             </w:tcBorders>
@@ -44964,7 +44958,7 @@
         </w:trPr>
         <w:tc>
           <w:tcPr>
-            <w:tcW w:w="1573" w:type="dxa"/>
+            <w:tcW w:w="1571" w:type="dxa"/>
             <w:tcBorders>
               <w:left w:val="single" w:sz="4" w:space="0" w:color="000000"/>
             </w:tcBorders>
@@ -44992,7 +44986,7 @@
         </w:tc>
         <w:tc>
           <w:tcPr>
-            <w:tcW w:w="2254" w:type="dxa"/>
+            <w:tcW w:w="2256" w:type="dxa"/>
             <w:tcBorders/>
           </w:tcPr>
           <w:p>
@@ -45049,7 +45043,7 @@
         </w:trPr>
         <w:tc>
           <w:tcPr>
-            <w:tcW w:w="1573" w:type="dxa"/>
+            <w:tcW w:w="1571" w:type="dxa"/>
             <w:tcBorders>
               <w:left w:val="single" w:sz="4" w:space="0" w:color="000000"/>
             </w:tcBorders>
@@ -45077,7 +45071,7 @@
         </w:tc>
         <w:tc>
           <w:tcPr>
-            <w:tcW w:w="2254" w:type="dxa"/>
+            <w:tcW w:w="2256" w:type="dxa"/>
             <w:tcBorders/>
           </w:tcPr>
           <w:p>
@@ -45132,7 +45126,7 @@
         </w:trPr>
         <w:tc>
           <w:tcPr>
-            <w:tcW w:w="1573" w:type="dxa"/>
+            <w:tcW w:w="1571" w:type="dxa"/>
             <w:tcBorders>
               <w:left w:val="single" w:sz="4" w:space="0" w:color="000000"/>
               <w:bottom w:val="single" w:sz="4" w:space="0" w:color="000000"/>
@@ -45159,7 +45153,7 @@
         </w:tc>
         <w:tc>
           <w:tcPr>
-            <w:tcW w:w="2254" w:type="dxa"/>
+            <w:tcW w:w="2256" w:type="dxa"/>
             <w:tcBorders>
               <w:bottom w:val="single" w:sz="4" w:space="0" w:color="000000"/>
             </w:tcBorders>
@@ -45748,8 +45742,8 @@
         <w:tblLook w:val="0000" w:noHBand="0" w:noVBand="0" w:firstColumn="0" w:lastRow="0" w:lastColumn="0" w:firstRow="0"/>
       </w:tblPr>
       <w:tblGrid>
-        <w:gridCol w:w="1573"/>
-        <w:gridCol w:w="2254"/>
+        <w:gridCol w:w="1571"/>
+        <w:gridCol w:w="2256"/>
         <w:gridCol w:w="5480"/>
       </w:tblGrid>
       <w:tr>
@@ -45758,7 +45752,7 @@
         </w:trPr>
         <w:tc>
           <w:tcPr>
-            <w:tcW w:w="1573" w:type="dxa"/>
+            <w:tcW w:w="1571" w:type="dxa"/>
             <w:tcBorders>
               <w:top w:val="single" w:sz="4" w:space="0" w:color="000000"/>
               <w:left w:val="single" w:sz="4" w:space="0" w:color="000000"/>
@@ -45785,7 +45779,7 @@
         </w:tc>
         <w:tc>
           <w:tcPr>
-            <w:tcW w:w="2254" w:type="dxa"/>
+            <w:tcW w:w="2256" w:type="dxa"/>
             <w:tcBorders>
               <w:top w:val="single" w:sz="4" w:space="0" w:color="000000"/>
             </w:tcBorders>
@@ -45843,7 +45837,7 @@
         </w:trPr>
         <w:tc>
           <w:tcPr>
-            <w:tcW w:w="1573" w:type="dxa"/>
+            <w:tcW w:w="1571" w:type="dxa"/>
             <w:tcBorders>
               <w:left w:val="single" w:sz="4" w:space="0" w:color="000000"/>
             </w:tcBorders>
@@ -45869,7 +45863,7 @@
         </w:tc>
         <w:tc>
           <w:tcPr>
-            <w:tcW w:w="2254" w:type="dxa"/>
+            <w:tcW w:w="2256" w:type="dxa"/>
             <w:tcBorders/>
           </w:tcPr>
           <w:p>
@@ -45924,7 +45918,7 @@
         </w:trPr>
         <w:tc>
           <w:tcPr>
-            <w:tcW w:w="1573" w:type="dxa"/>
+            <w:tcW w:w="1571" w:type="dxa"/>
             <w:tcBorders>
               <w:left w:val="single" w:sz="4" w:space="0" w:color="000000"/>
             </w:tcBorders>
@@ -45950,7 +45944,7 @@
         </w:tc>
         <w:tc>
           <w:tcPr>
-            <w:tcW w:w="2254" w:type="dxa"/>
+            <w:tcW w:w="2256" w:type="dxa"/>
             <w:tcBorders/>
           </w:tcPr>
           <w:p>
@@ -46005,7 +45999,7 @@
         </w:trPr>
         <w:tc>
           <w:tcPr>
-            <w:tcW w:w="1573" w:type="dxa"/>
+            <w:tcW w:w="1571" w:type="dxa"/>
             <w:tcBorders>
               <w:left w:val="single" w:sz="4" w:space="0" w:color="000000"/>
               <w:bottom w:val="single" w:sz="4" w:space="0" w:color="000000"/>
@@ -46032,7 +46026,7 @@
         </w:tc>
         <w:tc>
           <w:tcPr>
-            <w:tcW w:w="2254" w:type="dxa"/>
+            <w:tcW w:w="2256" w:type="dxa"/>
             <w:tcBorders>
               <w:bottom w:val="single" w:sz="4" w:space="0" w:color="000000"/>
             </w:tcBorders>
@@ -46578,8 +46572,8 @@
         <w:tblLook w:val="0000" w:noHBand="0" w:noVBand="0" w:firstColumn="0" w:lastRow="0" w:lastColumn="0" w:firstRow="0"/>
       </w:tblPr>
       <w:tblGrid>
-        <w:gridCol w:w="1573"/>
-        <w:gridCol w:w="2254"/>
+        <w:gridCol w:w="1571"/>
+        <w:gridCol w:w="2256"/>
         <w:gridCol w:w="5480"/>
       </w:tblGrid>
       <w:tr>
@@ -46588,7 +46582,7 @@
         </w:trPr>
         <w:tc>
           <w:tcPr>
-            <w:tcW w:w="1573" w:type="dxa"/>
+            <w:tcW w:w="1571" w:type="dxa"/>
             <w:tcBorders>
               <w:top w:val="single" w:sz="4" w:space="0" w:color="000000"/>
               <w:left w:val="single" w:sz="4" w:space="0" w:color="000000"/>
@@ -46615,7 +46609,7 @@
         </w:tc>
         <w:tc>
           <w:tcPr>
-            <w:tcW w:w="2254" w:type="dxa"/>
+            <w:tcW w:w="2256" w:type="dxa"/>
             <w:tcBorders>
               <w:top w:val="single" w:sz="4" w:space="0" w:color="000000"/>
             </w:tcBorders>
@@ -46673,7 +46667,7 @@
         </w:trPr>
         <w:tc>
           <w:tcPr>
-            <w:tcW w:w="1573" w:type="dxa"/>
+            <w:tcW w:w="1571" w:type="dxa"/>
             <w:tcBorders>
               <w:left w:val="single" w:sz="4" w:space="0" w:color="000000"/>
             </w:tcBorders>
@@ -46699,7 +46693,7 @@
         </w:tc>
         <w:tc>
           <w:tcPr>
-            <w:tcW w:w="2254" w:type="dxa"/>
+            <w:tcW w:w="2256" w:type="dxa"/>
             <w:tcBorders/>
           </w:tcPr>
           <w:p>
@@ -46754,7 +46748,7 @@
         </w:trPr>
         <w:tc>
           <w:tcPr>
-            <w:tcW w:w="1573" w:type="dxa"/>
+            <w:tcW w:w="1571" w:type="dxa"/>
             <w:tcBorders>
               <w:left w:val="single" w:sz="4" w:space="0" w:color="000000"/>
             </w:tcBorders>
@@ -46780,7 +46774,7 @@
         </w:tc>
         <w:tc>
           <w:tcPr>
-            <w:tcW w:w="2254" w:type="dxa"/>
+            <w:tcW w:w="2256" w:type="dxa"/>
             <w:tcBorders/>
           </w:tcPr>
           <w:p>
@@ -46835,7 +46829,7 @@
         </w:trPr>
         <w:tc>
           <w:tcPr>
-            <w:tcW w:w="1573" w:type="dxa"/>
+            <w:tcW w:w="1571" w:type="dxa"/>
             <w:tcBorders>
               <w:left w:val="single" w:sz="4" w:space="0" w:color="000000"/>
               <w:bottom w:val="single" w:sz="4" w:space="0" w:color="000000"/>
@@ -46862,7 +46856,7 @@
         </w:tc>
         <w:tc>
           <w:tcPr>
-            <w:tcW w:w="2254" w:type="dxa"/>
+            <w:tcW w:w="2256" w:type="dxa"/>
             <w:tcBorders>
               <w:bottom w:val="single" w:sz="4" w:space="0" w:color="000000"/>
             </w:tcBorders>
@@ -47321,8 +47315,8 @@
         <w:tblLook w:val="0000" w:noHBand="0" w:noVBand="0" w:firstColumn="0" w:lastRow="0" w:lastColumn="0" w:firstRow="0"/>
       </w:tblPr>
       <w:tblGrid>
-        <w:gridCol w:w="1573"/>
-        <w:gridCol w:w="2254"/>
+        <w:gridCol w:w="1571"/>
+        <w:gridCol w:w="2256"/>
         <w:gridCol w:w="5480"/>
       </w:tblGrid>
       <w:tr>
@@ -47331,7 +47325,7 @@
         </w:trPr>
         <w:tc>
           <w:tcPr>
-            <w:tcW w:w="1573" w:type="dxa"/>
+            <w:tcW w:w="1571" w:type="dxa"/>
             <w:tcBorders>
               <w:top w:val="single" w:sz="4" w:space="0" w:color="000000"/>
               <w:left w:val="single" w:sz="4" w:space="0" w:color="000000"/>
@@ -47358,7 +47352,7 @@
         </w:tc>
         <w:tc>
           <w:tcPr>
-            <w:tcW w:w="2254" w:type="dxa"/>
+            <w:tcW w:w="2256" w:type="dxa"/>
             <w:tcBorders>
               <w:top w:val="single" w:sz="4" w:space="0" w:color="000000"/>
             </w:tcBorders>
@@ -47416,7 +47410,7 @@
         </w:trPr>
         <w:tc>
           <w:tcPr>
-            <w:tcW w:w="1573" w:type="dxa"/>
+            <w:tcW w:w="1571" w:type="dxa"/>
             <w:tcBorders>
               <w:left w:val="single" w:sz="4" w:space="0" w:color="000000"/>
               <w:bottom w:val="single" w:sz="4" w:space="0" w:color="000000"/>
@@ -47443,7 +47437,7 @@
         </w:tc>
         <w:tc>
           <w:tcPr>
-            <w:tcW w:w="2254" w:type="dxa"/>
+            <w:tcW w:w="2256" w:type="dxa"/>
             <w:tcBorders>
               <w:bottom w:val="single" w:sz="4" w:space="0" w:color="000000"/>
             </w:tcBorders>

--- a/hopf-it/Profil_Hopf.docx
+++ b/hopf-it/Profil_Hopf.docx
@@ -914,14 +914,7 @@
                 <w:rFonts w:cs="Arial" w:ascii="Arial" w:hAnsi="Arial"/>
                 <w:lang w:val="en-US"/>
               </w:rPr>
-              <w:t xml:space="preserve">Spring Boot, Angular, Kafka, NodeJs, ReactJs, Wicket, </w:t>
-            </w:r>
-            <w:r>
-              <w:rPr>
-                <w:rFonts w:cs="Arial" w:ascii="Arial" w:hAnsi="Arial"/>
-                <w:lang w:val="en-US"/>
-              </w:rPr>
-              <w:t>JavaFx</w:t>
+              <w:t>Spring Boot, Angular, Kafka, NodeJs, ReactJs, Wicket, JavaFx</w:t>
             </w:r>
           </w:p>
           <w:p>
@@ -6345,7 +6338,7 @@
                 <w:rFonts w:cs="Arial" w:ascii="Arial" w:hAnsi="Arial"/>
                 <w:lang w:val="en-US"/>
               </w:rPr>
-              <w:t>Powershell, maven, gradle, ant, Infinispan, Hazelcast, Vert.x4, Verticle, SLFj4, jackson, netty, logback, assertj, TCP/IP, Http, JUnit5, VisualVM, jMeter, RxJava, RxJS, ReactiveX, JavaScript, REST Assured, Docker Compose, Minikube, Apache Kafka, Apache FreeMarker, Thymeleaf, Pebble, Rocker, X-XSRF-TOKEN, AJAX, XSS, Consul, Zookeeper, Kubernetes, Skaffold, podman, Redis, GraphQL, Failsafe, surefire-plugin, Circuit Breaker, Node.js, SockJS, Prometheus, Micrometer, Grafana, ZooKeeper, Ansible, helm, Terraform, GraphHopper, Gitlab, Node18, Java20, Kendo, Angular Material Design, Angular16, Angular Nx, Jest, Karma, Reducer, Robot Framework, Taurus, Hibernate, DozerMapper, Sonar, SOAP, Liquibase, VMware vSphere, Keycloak, IAM, JWT, OAuth2, Websockets, Cypress, TypeScript, JavaScript, Html, Css, Atlassian, Jira, Confluence, Bamboo, draw.io, Fileon und ColorZilla Chrome Extention</w:t>
+              <w:t>Powershell, maven, gradle, ant, Infinispan, Hazelcast, Vert.x4, Verticle, SLFj4, jackson, netty, logback, assertj, TCP/IP, Http, JUnit5, VisualVM, jMeter, RxJava, RxJS, ReactiveX, JavaScript, REST Assured, Docker Compose, Minikube, Apache Kafka, Apache FreeMarker, Thymeleaf, Pebble, Rocker, X-XSRF-TOKEN, AJAX, XSS, Consul, Kubernetes, Skaffold, podman, Redis, GraphQL, Failsafe, surefire-plugin, Circuit Breaker, Node.js, SockJS, Prometheus, Micrometer, Grafana, ZooKeeper, Ansible, helm, Terraform, GraphHopper, Gitlab, Node18, Java20, Kendo, Angular Material Design, Angular16, Angular Nx, Jest, Karma, Reducer, Robot Framework, Taurus, Hibernate, DozerMapper, Sonar, SOAP, Liquibase, VMware vSphere, Keycloak, IAM, JWT, OAuth2, Websockets, Cypress, TypeScript, JavaScript, Html, Css, Atlassian, Jira, Confluence, Bamboo, draw.io, Fileon und ColorZilla Chrome Extention</w:t>
             </w:r>
           </w:p>
         </w:tc>
@@ -17561,10 +17554,10 @@
         </w:rPr>
         <w:t>Finanzportal für öffentliche Finanzierung</w:t>
       </w:r>
-      <w:bookmarkStart w:id="7" w:name="__DdeLink__6751_803613289"/>
-      <w:bookmarkStart w:id="8" w:name="__DdeLink__6745_803613289"/>
-      <w:bookmarkStart w:id="9" w:name="__DdeLink__3457_1346662106"/>
-      <w:bookmarkStart w:id="10" w:name="__DdeLink__3460_1346662106"/>
+      <w:bookmarkStart w:id="7" w:name="__DdeLink__6745_803613289"/>
+      <w:bookmarkStart w:id="8" w:name="__DdeLink__6751_803613289"/>
+      <w:bookmarkStart w:id="9" w:name="__DdeLink__3460_1346662106"/>
+      <w:bookmarkStart w:id="10" w:name="__DdeLink__3457_1346662106"/>
       <w:bookmarkEnd w:id="9"/>
       <w:bookmarkEnd w:id="10"/>
       <w:r>

--- a/hopf-it/Profil_Hopf.docx
+++ b/hopf-it/Profil_Hopf.docx
@@ -15340,7 +15340,19 @@
               <w:rPr>
                 <w:rFonts w:cs="Arial" w:ascii="Arial" w:hAnsi="Arial"/>
               </w:rPr>
-              <w:t>Red Hat OpenShift, Azure, MongoDB, Docker, Visual Studio Code, Notepad++, Citrix, Chrome DevTools, TypeScript, Angular, Jasmine, Karma, Robot Tests, EsLint, NodeJs, npm, yarn, PMD, Checkstyle, Sonar, JIRA, Docker, Proxyfier, Postman, Hyper-V, VMware, Skype, git, bash, zipkin, jaeger, depcheck, module-structure, retire.js, OWASP, Harbor, CosmosDB, Husky, OKD, OC, Kubernetes, Kubectl, Keycloak, MockServer, Ubuntu KDE, Kate, Dolphin, robotframework, RIDE, Python, pip, MarkdownViewer++, Markdown Extension, json, yaml, JWT, APISimulator, draw.io, Studio 3T, OpenAPI, Swagger</w:t>
+              <w:t xml:space="preserve">Red Hat OpenShift, Azure, MongoDB, Docker, Visual Studio Code, Notepad++, Citrix, Chrome DevTools, TypeScript, Angular, </w:t>
+            </w:r>
+            <w:r>
+              <w:rPr>
+                <w:rFonts w:cs="Arial" w:ascii="Arial" w:hAnsi="Arial"/>
+              </w:rPr>
+              <w:t xml:space="preserve">ReactJs. </w:t>
+            </w:r>
+            <w:r>
+              <w:rPr>
+                <w:rFonts w:cs="Arial" w:ascii="Arial" w:hAnsi="Arial"/>
+              </w:rPr>
+              <w:t>Jasmine, Karma, Robot Tests, EsLint, NodeJs, npm, yarn, PMD, Checkstyle, Sonar, JIRA, Docker, Proxyfier, Postman, Hyper-V, VMware, Skype, git, bash, zipkin, jaeger, depcheck, module-structure, retire.js, OWASP, Harbor, CosmosDB, Husky, OKD, OC, Kubernetes, Kubectl, Keycloak, MockServer, Ubuntu KDE, Kate, Dolphin, robotframework, RIDE, Python, pip, MarkdownViewer++, Markdown Extension, json, yaml, JWT, APISimulator, draw.io, Studio 3T, OpenAPI, Swagger</w:t>
             </w:r>
           </w:p>
         </w:tc>
@@ -17554,10 +17566,10 @@
         </w:rPr>
         <w:t>Finanzportal für öffentliche Finanzierung</w:t>
       </w:r>
-      <w:bookmarkStart w:id="7" w:name="__DdeLink__6745_803613289"/>
-      <w:bookmarkStart w:id="8" w:name="__DdeLink__6751_803613289"/>
-      <w:bookmarkStart w:id="9" w:name="__DdeLink__3460_1346662106"/>
-      <w:bookmarkStart w:id="10" w:name="__DdeLink__3457_1346662106"/>
+      <w:bookmarkStart w:id="7" w:name="__DdeLink__6751_803613289"/>
+      <w:bookmarkStart w:id="8" w:name="__DdeLink__6745_803613289"/>
+      <w:bookmarkStart w:id="9" w:name="__DdeLink__3457_1346662106"/>
+      <w:bookmarkStart w:id="10" w:name="__DdeLink__3460_1346662106"/>
       <w:bookmarkEnd w:id="9"/>
       <w:bookmarkEnd w:id="10"/>
       <w:r>

--- a/hopf-it/Profil_Hopf.docx
+++ b/hopf-it/Profil_Hopf.docx
@@ -19,19 +19,31 @@
           <w:rFonts w:cs="Arial" w:ascii="Arial" w:hAnsi="Arial"/>
         </w:rPr>
         <w:tab/>
-        <w:t>München, 2</w:t>
-      </w:r>
-      <w:r>
-        <w:rPr>
-          <w:rFonts w:cs="Arial" w:ascii="Arial" w:hAnsi="Arial"/>
-        </w:rPr>
-        <w:t>9</w:t>
-      </w:r>
-      <w:r>
-        <w:rPr>
-          <w:rFonts w:cs="Arial" w:ascii="Arial" w:hAnsi="Arial"/>
-        </w:rPr>
-        <w:t>. April 2026</w:t>
+        <w:t xml:space="preserve">München, </w:t>
+      </w:r>
+      <w:r>
+        <w:rPr>
+          <w:rFonts w:cs="Arial" w:ascii="Arial" w:hAnsi="Arial"/>
+        </w:rPr>
+        <w:t>1</w:t>
+      </w:r>
+      <w:r>
+        <w:rPr>
+          <w:rFonts w:cs="Arial" w:ascii="Arial" w:hAnsi="Arial"/>
+        </w:rPr>
+        <w:t xml:space="preserve">9. </w:t>
+      </w:r>
+      <w:r>
+        <w:rPr>
+          <w:rFonts w:cs="Arial" w:ascii="Arial" w:hAnsi="Arial"/>
+        </w:rPr>
+        <w:t>Mai</w:t>
+      </w:r>
+      <w:r>
+        <w:rPr>
+          <w:rFonts w:cs="Arial" w:ascii="Arial" w:hAnsi="Arial"/>
+        </w:rPr>
+        <w:t xml:space="preserve"> 2026</w:t>
       </w:r>
     </w:p>
     <w:p>
@@ -1041,21 +1053,14 @@
                 <w:rFonts w:cs="Arial" w:ascii="Arial" w:hAnsi="Arial"/>
                 <w:b/>
               </w:rPr>
-              <w:t>5</w:t>
+              <w:t>6</w:t>
             </w:r>
             <w:r>
               <w:rPr>
                 <w:rFonts w:cs="Arial" w:ascii="Arial" w:hAnsi="Arial"/>
                 <w:b/>
               </w:rPr>
-              <w:t>.202</w:t>
-            </w:r>
-            <w:r>
-              <w:rPr>
-                <w:rFonts w:cs="Arial" w:ascii="Arial" w:hAnsi="Arial"/>
-                <w:b/>
-              </w:rPr>
-              <w:t xml:space="preserve">6 </w:t>
+              <w:t xml:space="preserve">.2026 </w:t>
             </w:r>
             <w:r>
               <w:rPr>
@@ -1547,19 +1552,7 @@
               <w:rPr>
                 <w:rFonts w:cs="Arial" w:ascii="Arial" w:hAnsi="Arial"/>
               </w:rPr>
-              <w:t>0</w:t>
-            </w:r>
-            <w:r>
-              <w:rPr>
-                <w:rFonts w:cs="Arial" w:ascii="Arial" w:hAnsi="Arial"/>
-              </w:rPr>
-              <w:t>3</w:t>
-            </w:r>
-            <w:r>
-              <w:rPr>
-                <w:rFonts w:cs="Arial" w:ascii="Arial" w:hAnsi="Arial"/>
-              </w:rPr>
-              <w:t>/2026</w:t>
+              <w:t>03/2026</w:t>
             </w:r>
           </w:p>
         </w:tc>
@@ -19313,10 +19306,10 @@
         </w:rPr>
         <w:t>Finanzportal für öffentliche Finanzierung</w:t>
       </w:r>
-      <w:bookmarkStart w:id="7" w:name="__DdeLink__6745_803613289"/>
-      <w:bookmarkStart w:id="8" w:name="__DdeLink__6751_803613289"/>
-      <w:bookmarkStart w:id="9" w:name="__DdeLink__3460_1346662106"/>
-      <w:bookmarkStart w:id="10" w:name="__DdeLink__3457_1346662106"/>
+      <w:bookmarkStart w:id="7" w:name="__DdeLink__6751_803613289"/>
+      <w:bookmarkStart w:id="8" w:name="__DdeLink__6745_803613289"/>
+      <w:bookmarkStart w:id="9" w:name="__DdeLink__3457_1346662106"/>
+      <w:bookmarkStart w:id="10" w:name="__DdeLink__3460_1346662106"/>
       <w:bookmarkEnd w:id="9"/>
       <w:bookmarkEnd w:id="10"/>
       <w:r>
@@ -54455,7 +54448,7 @@
       <w:kern w:val="2"/>
       <w:sz w:val="20"/>
       <w:szCs w:val="20"/>
-      <w:lang w:bidi="ar-SA" w:val="de-DE" w:eastAsia="zh-CN"/>
+      <w:lang w:val="de-DE" w:eastAsia="zh-CN" w:bidi="ar-SA"/>
     </w:rPr>
   </w:style>
   <w:style w:type="paragraph" w:styleId="Heading1">
